--- a/downloads/student/ai-1-week-12.docx
+++ b/downloads/student/ai-1-week-12.docx
@@ -1965,6 +1965,16 @@
       </w:r>
     </w:p>
     <w:p>
+      <w:r>
+        <w:t>Read the labelled picture: Propose input 0 and give both predicted outputs without inventing an observed result.</w:t>
+      </w:r>
+    </w:p>
+    <w:p>
+      <w:r>
+        <w:t>Change one thing: Use input 6 again instead of 2. Predict the result before checking the explanation. What remains the same?</w:t>
+      </w:r>
+    </w:p>
+    <w:p>
       <w:pPr>
         <w:pStyle w:val="Heading1"/>
       </w:pPr>
@@ -3691,6 +3701,187 @@
     <w:p>
       <w:r>
         <w:t>Attempt the independent case before hints. Record whether you worked alone, used a hint or followed a model. After feedback, fix the first unsupported step and explain why it changed. A later check uses a changed case, not a copied answer.</w:t>
+      </w:r>
+    </w:p>
+    <w:p>
+      <w:pPr>
+        <w:pStyle w:val="Heading1"/>
+      </w:pPr>
+      <w:r>
+        <w:t>15. Your lesson route</w:t>
+      </w:r>
+    </w:p>
+    <w:p>
+      <w:r>
+        <w:t>Start with this question: A fictional paper calculator should double the current value, but a copied instruction behaves strangely.</w:t>
+      </w:r>
+    </w:p>
+    <w:tbl>
+      <w:tblPr>
+        <w:tblStyle w:val="LightShading-Accent1"/>
+        <w:tblW w:type="auto" w:w="0"/>
+        <w:tblLook w:firstColumn="1" w:firstRow="1" w:lastColumn="0" w:lastRow="0" w:noHBand="0" w:noVBand="1" w:val="04A0"/>
+      </w:tblPr>
+      <w:tblGrid>
+        <w:gridCol w:w="5112"/>
+        <w:gridCol w:w="5112"/>
+      </w:tblGrid>
+      <w:tr>
+        <w:trPr>
+          <w:tblHeader/>
+        </w:trPr>
+        <w:tc>
+          <w:tcPr>
+            <w:tcW w:type="dxa" w:w="5112"/>
+          </w:tcPr>
+          <w:p>
+            <w:r>
+              <w:t>By the end, I can</w:t>
+            </w:r>
+          </w:p>
+        </w:tc>
+        <w:tc>
+          <w:tcPr>
+            <w:tcW w:type="dxa" w:w="5112"/>
+          </w:tcPr>
+          <w:p>
+            <w:r>
+              <w:t>How I will show it</w:t>
+            </w:r>
+          </w:p>
+        </w:tc>
+      </w:tr>
+      <w:tr>
+        <w:tc>
+          <w:tcPr>
+            <w:tcW w:type="dxa" w:w="5112"/>
+          </w:tcPr>
+          <w:p>
+            <w:r>
+              <w:t>Compare expected and observed traces to locate the first difference</w:t>
+            </w:r>
+          </w:p>
+        </w:tc>
+        <w:tc>
+          <w:tcPr>
+            <w:tcW w:type="dxa" w:w="5112"/>
+          </w:tcPr>
+          <w:p>
+            <w:r>
+              <w:t>Explain the deciding step, show a trace or test, and state one limit.</w:t>
+            </w:r>
+          </w:p>
+        </w:tc>
+      </w:tr>
+      <w:tr>
+        <w:tc>
+          <w:tcPr>
+            <w:tcW w:type="dxa" w:w="5112"/>
+          </w:tcPr>
+          <w:p>
+            <w:r>
+              <w:t>Choose a test that distinguishes competing explanations of a fault</w:t>
+            </w:r>
+          </w:p>
+        </w:tc>
+        <w:tc>
+          <w:tcPr>
+            <w:tcW w:type="dxa" w:w="5112"/>
+          </w:tcPr>
+          <w:p>
+            <w:r>
+              <w:t>Explain the deciding step, show a trace or test, and state one limit.</w:t>
+            </w:r>
+          </w:p>
+        </w:tc>
+      </w:tr>
+      <w:tr>
+        <w:tc>
+          <w:tcPr>
+            <w:tcW w:type="dxa" w:w="5112"/>
+          </w:tcPr>
+          <w:p>
+            <w:r>
+              <w:t>Repair a stated instruction and rerun both the failing case and earlier passing cases</w:t>
+            </w:r>
+          </w:p>
+        </w:tc>
+        <w:tc>
+          <w:tcPr>
+            <w:tcW w:type="dxa" w:w="5112"/>
+          </w:tcPr>
+          <w:p>
+            <w:r>
+              <w:t>Explain the deciding step, show a trace or test, and state one limit.</w:t>
+            </w:r>
+          </w:p>
+        </w:tc>
+      </w:tr>
+    </w:tbl>
+    <w:p>
+      <w:r>
+        <w:t>Remember → watch and explain → try with help → investigate → try independently → keep project evidence. Your teacher may spread this lesson across several classes.</w:t>
+      </w:r>
+    </w:p>
+    <w:p>
+      <w:r>
+        <w:t>Keep your first prediction. Compare it with what the evidence shows and explain any change.</w:t>
+      </w:r>
+    </w:p>
+    <w:p>
+      <w:pPr>
+        <w:pStyle w:val="Heading1"/>
+      </w:pPr>
+      <w:r>
+        <w:t>16. Finish and return</w:t>
+      </w:r>
+    </w:p>
+    <w:p>
+      <w:r>
+        <w:t>Close your notes. Explain this goal in your own words: Compare expected and observed traces to locate the first difference</w:t>
+      </w:r>
+    </w:p>
+    <w:p>
+      <w:pPr>
+        <w:pStyle w:val="Heading3"/>
+      </w:pPr>
+      <w:r>
+        <w:t>My deciding step, evidence and one remaining question</w:t>
+      </w:r>
+    </w:p>
+    <w:p>
+      <w:r>
+        <w:t>________________________________________________________________</w:t>
+      </w:r>
+    </w:p>
+    <w:p>
+      <w:r>
+        <w:t>________________________________________________________________</w:t>
+      </w:r>
+    </w:p>
+    <w:p>
+      <w:r>
+        <w:t>________________________________________________________________</w:t>
+      </w:r>
+    </w:p>
+    <w:p>
+      <w:r>
+        <w:t>________________________________________________________________</w:t>
+      </w:r>
+    </w:p>
+    <w:p>
+      <w:r>
+        <w:t>________________________________________________________________</w:t>
+      </w:r>
+    </w:p>
+    <w:p>
+      <w:r>
+        <w:t>If you are unsure, return to the worked picture and explain one arrow. If you are ready, change an input or assumption and justify your prediction.</w:t>
+      </w:r>
+    </w:p>
+    <w:p>
+      <w:r>
+        <w:t>Save your workbook evidence. At the next review, try a different case before opening your old answer.</w:t>
       </w:r>
     </w:p>
     <w:sectPr>

--- a/downloads/student/ai-1-week-12.docx
+++ b/downloads/student/ai-1-week-12.docx
@@ -3882,6 +3882,207 @@
     <w:p>
       <w:r>
         <w:t>Save your workbook evidence. At the next review, try a different case before opening your old answer.</w:t>
+      </w:r>
+    </w:p>
+    <w:p>
+      <w:pPr>
+        <w:pStyle w:val="Heading1"/>
+      </w:pPr>
+      <w:r>
+        <w:t>17. Supported practice, repair and portfolio</w:t>
+      </w:r>
+    </w:p>
+    <w:p>
+      <w:r>
+        <w:t>Use this supported practice once, in the browser or on paper. Keep the reserved independent assessment for a separate first attempt before teacher feedback.</w:t>
+      </w:r>
+    </w:p>
+    <w:p>
+      <w:r>
+        <w:t>A fictional paper calculator should double the current value, but a copied instruction behaves strangely.</w:t>
+      </w:r>
+    </w:p>
+    <w:p>
+      <w:pPr>
+        <w:pStyle w:val="Heading3"/>
+      </w:pPr>
+      <w:r>
+        <w:t>Practice 1: explain the deciding evidence</w:t>
+      </w:r>
+    </w:p>
+    <w:p>
+      <w:r>
+        <w:t>Which labelled step matches this detail? This record supports add-6 over doubling for this comparison.</w:t>
+      </w:r>
+    </w:p>
+    <w:p>
+      <w:r>
+        <w:t>1. Observe</w:t>
+      </w:r>
+    </w:p>
+    <w:p>
+      <w:r>
+        <w:t>2. Run revealing test</w:t>
+      </w:r>
+    </w:p>
+    <w:p>
+      <w:r>
+        <w:t>3. Predict alternatives</w:t>
+      </w:r>
+    </w:p>
+    <w:p>
+      <w:r>
+        <w:t>4. Locate cause</w:t>
+      </w:r>
+    </w:p>
+    <w:p>
+      <w:pPr>
+        <w:pStyle w:val="Heading3"/>
+      </w:pPr>
+      <w:r>
+        <w:t>My selected conclusion, deciding fact and explanation</w:t>
+      </w:r>
+    </w:p>
+    <w:p>
+      <w:r>
+        <w:t>________________________________________________________________</w:t>
+      </w:r>
+    </w:p>
+    <w:p>
+      <w:r>
+        <w:t>________________________________________________________________</w:t>
+      </w:r>
+    </w:p>
+    <w:p>
+      <w:r>
+        <w:t>________________________________________________________________</w:t>
+      </w:r>
+    </w:p>
+    <w:p>
+      <w:r>
+        <w:t>________________________________________________________________</w:t>
+      </w:r>
+    </w:p>
+    <w:p>
+      <w:r>
+        <w:t>________________________________________________________________</w:t>
+      </w:r>
+    </w:p>
+    <w:p>
+      <w:r>
+        <w:t>Hint if needed: Read the steps in the pictorial case. Match the supplied detail to the stage that performs or records it.</w:t>
+      </w:r>
+    </w:p>
+    <w:p>
+      <w:r>
+        <w:t>After your attempt, compare with the supported explanation: Locate cause This record supports add-6 over doubling for this comparison. Repeating input 6 would not separate the two hypotheses because both again predict 12. Input 2 makes their predictions different before the test is run. The second record supports investigating an added constant, but inspecting the instruction is still needed to confirm the implementation.</w:t>
+      </w:r>
+    </w:p>
+    <w:p>
+      <w:pPr>
+        <w:pStyle w:val="Heading3"/>
+      </w:pPr>
+      <w:r>
+        <w:t>Practice 2: explain the deciding evidence</w:t>
+      </w:r>
+    </w:p>
+    <w:p>
+      <w:r>
+        <w:t>Changed-case practice: Use input 6 again instead of 2. Which conclusion is supported by the supplied facts?</w:t>
+      </w:r>
+    </w:p>
+    <w:p>
+      <w:r>
+        <w:t>1. We can decide the result without examining the changed input or the procedure.</w:t>
+      </w:r>
+    </w:p>
+    <w:p>
+      <w:r>
+        <w:t>2. Both hypotheses predict 12; the test remains inconclusive.</w:t>
+      </w:r>
+    </w:p>
+    <w:p>
+      <w:r>
+        <w:t>3. This one example guarantees correct results for every future input.</w:t>
+      </w:r>
+    </w:p>
+    <w:p>
+      <w:pPr>
+        <w:pStyle w:val="Heading3"/>
+      </w:pPr>
+      <w:r>
+        <w:t>My selected conclusion, deciding fact and explanation</w:t>
+      </w:r>
+    </w:p>
+    <w:p>
+      <w:r>
+        <w:t>________________________________________________________________</w:t>
+      </w:r>
+    </w:p>
+    <w:p>
+      <w:r>
+        <w:t>________________________________________________________________</w:t>
+      </w:r>
+    </w:p>
+    <w:p>
+      <w:r>
+        <w:t>________________________________________________________________</w:t>
+      </w:r>
+    </w:p>
+    <w:p>
+      <w:r>
+        <w:t>________________________________________________________________</w:t>
+      </w:r>
+    </w:p>
+    <w:p>
+      <w:r>
+        <w:t>________________________________________________________________</w:t>
+      </w:r>
+    </w:p>
+    <w:p>
+      <w:r>
+        <w:t>Hint if needed: Use the changed condition and the deciding step in the pictorial trace. The answer must say what follows from those facts.</w:t>
+      </w:r>
+    </w:p>
+    <w:p>
+      <w:r>
+        <w:t>After your attempt, compare with the supported explanation: Both hypotheses predict 12; the test remains inconclusive. A revealing test requires different predicted outputs, not merely another recorded run.</w:t>
+      </w:r>
+    </w:p>
+    <w:p>
+      <w:pPr>
+        <w:pStyle w:val="Heading3"/>
+      </w:pPr>
+      <w:r>
+        <w:t>Repair a missing building block</w:t>
+      </w:r>
+    </w:p>
+    <w:p>
+      <w:r>
+        <w:t>Review Repeating Efficiently (ai-1/11). Goal: Trace a loop by testing its condition before every repetition. Short practice: Trace a fresh start of 9. How many additions occur, and must the report equal 10?. Return to this week and explain what you changed.</w:t>
+      </w:r>
+    </w:p>
+    <w:p>
+      <w:r>
+        <w:t>Review Algorithms as Recipes (ai-1/9). Goal: Trace an ordered algorithm using the current value after every instruction. Short practice: Use the arrows to explain where the two zero-start runs first differ.. Return to this week and explain what you changed.</w:t>
+      </w:r>
+    </w:p>
+    <w:p>
+      <w:r>
+        <w:t>Review Sound Becomes a Signal (ai-1/6). Goal: Interpret an ordered sequence of sound-signal samples with a stated time interval. Short practice: Does the all-zero retained record prove the full signal was silent? Use the picture.. Return to this week and explain what you changed.</w:t>
+      </w:r>
+    </w:p>
+    <w:p>
+      <w:pPr>
+        <w:pStyle w:val="Heading3"/>
+      </w:pPr>
+      <w:r>
+        <w:t>Keep your completed work</w:t>
+      </w:r>
+    </w:p>
+    <w:p>
+      <w:r>
+        <w:t>Use Download completed work in the hosted lesson to export your answers, reflections, practice feedback and code-run evidence. Open the HTML copy to read or print it. Drafts stay in this browser when storage is available; clear drafts on a shared device.</w:t>
       </w:r>
     </w:p>
     <w:sectPr>

--- a/downloads/student/ai-1-week-12.docx
+++ b/downloads/student/ai-1-week-12.docx
@@ -42,6 +42,11 @@
       </w:r>
     </w:p>
     <w:p>
+      <w:r>
+        <w:t>Start with the target: Compare expected and observed traces to locate the first difference. Try the recall before opening notes.</w:t>
+      </w:r>
+    </w:p>
+    <w:p>
       <w:pPr>
         <w:pStyle w:val="Heading3"/>
       </w:pPr>
@@ -50,17 +55,59 @@
       </w:r>
     </w:p>
     <w:p>
-      <w:r>
-        <w:t>I can compare expected and observed traces to locate the first difference.</w:t>
-      </w:r>
-    </w:p>
-    <w:p>
-      <w:r>
+      <w:pPr>
+        <w:spacing w:line="336" w:lineRule="auto" w:after="180"/>
+      </w:pPr>
+      <w:r>
+        <w:rPr>
+          <w:b w:val="0"/>
+        </w:rPr>
+        <w:t xml:space="preserve">I can compare </w:t>
+      </w:r>
+      <w:r>
+        <w:rPr>
+          <w:b/>
+        </w:rPr>
+        <w:t>expected</w:t>
+      </w:r>
+      <w:r>
+        <w:rPr>
+          <w:b w:val="0"/>
+        </w:rPr>
+        <w:t xml:space="preserve"> and observed </w:t>
+      </w:r>
+      <w:r>
+        <w:rPr>
+          <w:b/>
+        </w:rPr>
+        <w:t>trace</w:t>
+      </w:r>
+      <w:r>
+        <w:rPr>
+          <w:b w:val="0"/>
+        </w:rPr>
+        <w:t>s to locate the first difference.</w:t>
+      </w:r>
+    </w:p>
+    <w:p>
+      <w:pPr>
+        <w:spacing w:line="336" w:lineRule="auto" w:after="180"/>
+      </w:pPr>
+      <w:r>
+        <w:rPr>
+          <w:b w:val="0"/>
+        </w:rPr>
         <w:t>I can choose a test that distinguishes competing explanations of a fault.</w:t>
       </w:r>
     </w:p>
     <w:p>
-      <w:r>
+      <w:pPr>
+        <w:spacing w:line="336" w:lineRule="auto" w:after="180"/>
+      </w:pPr>
+      <w:r>
+        <w:rPr>
+          <w:b w:val="0"/>
+        </w:rPr>
         <w:t>I can repair a stated instruction and rerun both the failing case and earlier passing cases.</w:t>
       </w:r>
     </w:p>
@@ -73,32 +120,80 @@
       </w:r>
     </w:p>
     <w:p>
-      <w:r>
+      <w:pPr>
+        <w:spacing w:line="336" w:lineRule="auto" w:after="180"/>
+      </w:pPr>
+      <w:r>
+        <w:rPr>
+          <w:b w:val="0"/>
+        </w:rPr>
         <w:t>Close your notes first. A rough first answer helps us choose the right starting point; it is not a score for your ability.</w:t>
       </w:r>
     </w:p>
     <w:p>
-      <w:r>
+      <w:pPr>
+        <w:spacing w:line="336" w:lineRule="auto" w:after="180"/>
+      </w:pPr>
+      <w:r>
+        <w:rPr>
+          <w:b w:val="0"/>
+        </w:rPr>
         <w:t>Without opening the old lesson, explain one key idea from Repeating Efficiently. Give an example and a mistake that the idea helps you avoid.</w:t>
       </w:r>
     </w:p>
     <w:p>
-      <w:r>
+      <w:pPr>
+        <w:spacing w:line="336" w:lineRule="auto" w:after="180"/>
+      </w:pPr>
+      <w:r>
+        <w:rPr>
+          <w:b w:val="0"/>
+        </w:rPr>
         <w:t>Without opening the old lesson, explain one key idea from Algorithms as Recipes. Give an example and a mistake that the idea helps you avoid.</w:t>
       </w:r>
     </w:p>
     <w:p>
-      <w:r>
+      <w:pPr>
+        <w:spacing w:line="336" w:lineRule="auto" w:after="180"/>
+      </w:pPr>
+      <w:r>
+        <w:rPr>
+          <w:b w:val="0"/>
+        </w:rPr>
         <w:t>Without opening the old lesson, explain one key idea from Sound Becomes a Signal. Give an example and a mistake that the idea helps you avoid.</w:t>
       </w:r>
     </w:p>
     <w:p>
-      <w:r>
-        <w:t>After trying, check the relevant lesson or ask your teacher. Change the part of your explanation that the evidence shows was wrong.</w:t>
-      </w:r>
-    </w:p>
-    <w:p>
-      <w:r>
+      <w:pPr>
+        <w:spacing w:line="336" w:lineRule="auto" w:after="180"/>
+      </w:pPr>
+      <w:r>
+        <w:rPr>
+          <w:b w:val="0"/>
+        </w:rPr>
+        <w:t xml:space="preserve">After trying, check the relevant lesson or ask your teacher. Change the part of your explanation that the </w:t>
+      </w:r>
+      <w:r>
+        <w:rPr>
+          <w:b/>
+        </w:rPr>
+        <w:t>evidence</w:t>
+      </w:r>
+      <w:r>
+        <w:rPr>
+          <w:b w:val="0"/>
+        </w:rPr>
+        <w:t xml:space="preserve"> shows was wrong.</w:t>
+      </w:r>
+    </w:p>
+    <w:p>
+      <w:pPr>
+        <w:spacing w:line="336" w:lineRule="auto" w:after="180"/>
+      </w:pPr>
+      <w:r>
+        <w:rPr>
+          <w:b w:val="0"/>
+        </w:rPr>
         <w:t>Debugging finds the broken assumption or step before changing the solution.</w:t>
       </w:r>
     </w:p>
@@ -139,12 +234,33 @@
       </w:r>
     </w:p>
     <w:p>
-      <w:r>
+      <w:pPr>
+        <w:pStyle w:val="Heading3"/>
+      </w:pPr>
+      <w:r>
+        <w:t>Your target</w:t>
+      </w:r>
+    </w:p>
+    <w:p>
+      <w:pPr>
+        <w:spacing w:line="336" w:lineRule="auto" w:after="180"/>
+        <w:shd w:fill="EDF7F3"/>
+      </w:pPr>
+      <w:r>
+        <w:rPr>
+          <w:b w:val="0"/>
+        </w:rPr>
         <w:t>LEARNING TARGET  Starting at square 0, the target is square 3. Program: repeat twice {MOVE 1}; STOP. A teammate changes the target to 2 and calls the bug fixed. Repair the program and give two tests.</w:t>
       </w:r>
     </w:p>
     <w:p>
-      <w:r>
+      <w:pPr>
+        <w:spacing w:line="336" w:lineRule="auto" w:after="180"/>
+      </w:pPr>
+      <w:r>
+        <w:rPr>
+          <w:b w:val="0"/>
+        </w:rPr>
         <w:t>Learner name:</w:t>
       </w:r>
     </w:p>
@@ -157,7 +273,13 @@
       </w:r>
     </w:p>
     <w:p>
-      <w:r>
+      <w:pPr>
+        <w:spacing w:line="336" w:lineRule="auto" w:after="180"/>
+      </w:pPr>
+      <w:r>
+        <w:rPr>
+          <w:b w:val="0"/>
+        </w:rPr>
         <w:t>Start at 3. While counter is below 7, add 2. List the values at every test and state when the body stops running.</w:t>
       </w:r>
     </w:p>
@@ -170,7 +292,13 @@
       </w:r>
     </w:p>
     <w:p>
-      <w:r>
+      <w:pPr>
+        <w:spacing w:line="336" w:lineRule="auto" w:after="180"/>
+      </w:pPr>
+      <w:r>
+        <w:rPr>
+          <w:b w:val="0"/>
+        </w:rPr>
         <w:t>By the end, I can choose a test that separates two possible causes of an error.</w:t>
       </w:r>
     </w:p>
@@ -184,6 +312,17 @@
     </w:p>
     <w:p>
       <w:r>
+        <w:t>Investigate the supplied Debug the Cause case. Separate observations, given facts and assumptions before choosing an explanation.</w:t>
+      </w:r>
+    </w:p>
+    <w:p>
+      <w:pPr>
+        <w:spacing w:line="336" w:lineRule="auto" w:after="180"/>
+      </w:pPr>
+      <w:r>
+        <w:rPr>
+          <w:b/>
+        </w:rPr>
         <w:t>PICTURE STORY</w:t>
       </w:r>
     </w:p>
@@ -196,8 +335,26 @@
       </w:r>
     </w:p>
     <w:p>
-      <w:r>
-        <w:t>Pictures give clues; evidence tells us what the clues mean.</w:t>
+      <w:pPr>
+        <w:spacing w:line="336" w:lineRule="auto" w:after="180"/>
+      </w:pPr>
+      <w:r>
+        <w:rPr>
+          <w:b w:val="0"/>
+        </w:rPr>
+        <w:t xml:space="preserve">Pictures give clues; </w:t>
+      </w:r>
+      <w:r>
+        <w:rPr>
+          <w:b/>
+        </w:rPr>
+        <w:t>evidence</w:t>
+      </w:r>
+      <w:r>
+        <w:rPr>
+          <w:b w:val="0"/>
+        </w:rPr>
+        <w:t xml:space="preserve"> tells us what the clues mean.</w:t>
       </w:r>
     </w:p>
     <w:p>
@@ -237,46 +394,146 @@
       </w:r>
     </w:p>
     <w:p>
-      <w:r>
-        <w:t>MYSTERY  A paper robot hits a wall because one turn instruction assumes it faces north when it actually faces east.</w:t>
-      </w:r>
-    </w:p>
-    <w:p>
       <w:pPr>
         <w:pStyle w:val="Heading3"/>
       </w:pPr>
       <w:r>
+        <w:t>Start with this puzzle</w:t>
+      </w:r>
+    </w:p>
+    <w:p>
+      <w:pPr>
+        <w:spacing w:line="336" w:lineRule="auto" w:after="180"/>
+        <w:shd w:fill="F1F6FC"/>
+      </w:pPr>
+      <w:r>
+        <w:rPr>
+          <w:b w:val="0"/>
+        </w:rPr>
+        <w:t xml:space="preserve">MYSTERY  A paper robot hits a wall because one turn instruction assumes it faces north when it </w:t>
+      </w:r>
+      <w:r>
+        <w:rPr>
+          <w:b/>
+        </w:rPr>
+        <w:t>actual</w:t>
+      </w:r>
+      <w:r>
+        <w:rPr>
+          <w:b w:val="0"/>
+        </w:rPr>
+        <w:t>ly faces east.</w:t>
+      </w:r>
+    </w:p>
+    <w:p>
+      <w:pPr>
+        <w:pStyle w:val="Heading3"/>
+      </w:pPr>
+      <w:r>
         <w:t>What do you notice?</w:t>
       </w:r>
     </w:p>
     <w:p>
-      <w:r>
+      <w:pPr>
+        <w:spacing w:line="336" w:lineRule="auto" w:after="180"/>
+      </w:pPr>
+      <w:r>
+        <w:rPr>
+          <w:b w:val="0"/>
+        </w:rPr>
         <w:t>Name three visible details without explaining them yet.</w:t>
       </w:r>
     </w:p>
     <w:p>
-      <w:r>
+      <w:pPr>
+        <w:spacing w:line="336" w:lineRule="auto" w:after="180"/>
+      </w:pPr>
+      <w:r>
+        <w:rPr>
+          <w:b w:val="0"/>
+        </w:rPr>
         <w:t>Circle the detail most connected to the system's decision.</w:t>
       </w:r>
     </w:p>
     <w:p>
-      <w:r>
+      <w:pPr>
+        <w:spacing w:line="336" w:lineRule="auto" w:after="180"/>
+      </w:pPr>
+      <w:r>
+        <w:rPr>
+          <w:b w:val="0"/>
+        </w:rPr>
         <w:t>Name one detail that may be decoration or distraction.</w:t>
       </w:r>
     </w:p>
     <w:p>
-      <w:r>
-        <w:t>Make a first prediction and state the clue that supports it.</w:t>
-      </w:r>
-    </w:p>
-    <w:p>
-      <w:r>
-        <w:t>My observations, prediction, and evidence:</w:t>
-      </w:r>
-    </w:p>
-    <w:p>
-      <w:r>
-        <w:t>GOOD THINKING  A prediction can change when stronger evidence appears.</w:t>
+      <w:pPr>
+        <w:spacing w:line="336" w:lineRule="auto" w:after="180"/>
+      </w:pPr>
+      <w:r>
+        <w:rPr>
+          <w:b w:val="0"/>
+        </w:rPr>
+        <w:t xml:space="preserve">Make a first </w:t>
+      </w:r>
+      <w:r>
+        <w:rPr>
+          <w:b/>
+        </w:rPr>
+        <w:t>prediction</w:t>
+      </w:r>
+      <w:r>
+        <w:rPr>
+          <w:b w:val="0"/>
+        </w:rPr>
+        <w:t xml:space="preserve"> and state the clue that supports it.</w:t>
+      </w:r>
+    </w:p>
+    <w:p>
+      <w:pPr>
+        <w:spacing w:line="336" w:lineRule="auto" w:after="180"/>
+      </w:pPr>
+      <w:r>
+        <w:rPr>
+          <w:b w:val="0"/>
+        </w:rPr>
+        <w:t xml:space="preserve">My </w:t>
+      </w:r>
+      <w:r>
+        <w:rPr>
+          <w:b/>
+        </w:rPr>
+        <w:t>observation</w:t>
+      </w:r>
+      <w:r>
+        <w:rPr>
+          <w:b w:val="0"/>
+        </w:rPr>
+        <w:t xml:space="preserve">s, </w:t>
+      </w:r>
+      <w:r>
+        <w:rPr>
+          <w:b/>
+        </w:rPr>
+        <w:t>prediction</w:t>
+      </w:r>
+      <w:r>
+        <w:rPr>
+          <w:b w:val="0"/>
+        </w:rPr>
+        <w:t xml:space="preserve">, and </w:t>
+      </w:r>
+      <w:r>
+        <w:rPr>
+          <w:b/>
+        </w:rPr>
+        <w:t>evidence</w:t>
+      </w:r>
+      <w:r>
+        <w:rPr>
+          <w:b w:val="0"/>
+        </w:rPr>
+        <w:t>:</w:t>
       </w:r>
     </w:p>
     <w:p>
@@ -284,22 +541,189 @@
         <w:pStyle w:val="Heading3"/>
       </w:pPr>
       <w:r>
+        <w:t>Thinking habit</w:t>
+      </w:r>
+    </w:p>
+    <w:p>
+      <w:pPr>
+        <w:spacing w:line="336" w:lineRule="auto" w:after="180"/>
+        <w:shd w:fill="EDF7F3"/>
+      </w:pPr>
+      <w:r>
+        <w:rPr>
+          <w:b w:val="0"/>
+        </w:rPr>
+        <w:t xml:space="preserve">GOOD THINKING  A </w:t>
+      </w:r>
+      <w:r>
+        <w:rPr>
+          <w:b/>
+        </w:rPr>
+        <w:t>prediction</w:t>
+      </w:r>
+      <w:r>
+        <w:rPr>
+          <w:b w:val="0"/>
+        </w:rPr>
+        <w:t xml:space="preserve"> can change when stronger </w:t>
+      </w:r>
+      <w:r>
+        <w:rPr>
+          <w:b/>
+        </w:rPr>
+        <w:t>evidence</w:t>
+      </w:r>
+      <w:r>
+        <w:rPr>
+          <w:b w:val="0"/>
+        </w:rPr>
+        <w:t xml:space="preserve"> appears.</w:t>
+      </w:r>
+    </w:p>
+    <w:p>
+      <w:pPr>
+        <w:pStyle w:val="Heading3"/>
+      </w:pPr>
+      <w:r>
         <w:t>A closer explanation</w:t>
       </w:r>
     </w:p>
     <w:p>
-      <w:r>
-        <w:t>A paper points machine must add 3 to its starting score, double the updated score, then subtract 2 and report. From 4 the expected values are 4, 7, 14 and 12. These instructions are the specification. Calculate the expected result from them before looking at the machine output.</w:t>
-      </w:r>
-    </w:p>
-    <w:p>
-      <w:r>
-        <w:t>An observed run instead records 4, 7, 11 and 9. The final result is wrong, but changing the report from 9 to 12 would only hide this particular failure. Compare the intermediate values to find where the behaviour first stopped matching the instructions.</w:t>
-      </w:r>
-    </w:p>
-    <w:p>
-      <w:r>
-        <w:t>The first difference is after the doubling instruction: expected 14, observed 11. The final subtraction is consistent with the observed 11, since 11 minus 2 is 9. That later difference can be a consequence of the earlier fault rather than a second faulty subtraction. A trace narrows the investigation; it does not automatically reveal every cause.</w:t>
+      <w:pPr>
+        <w:spacing w:line="336" w:lineRule="auto" w:after="180"/>
+      </w:pPr>
+      <w:r>
+        <w:rPr>
+          <w:b w:val="0"/>
+        </w:rPr>
+        <w:t xml:space="preserve">A paper points machine must add 3 to its starting score, double the updated score, then subtract 2 and report. From 4 the </w:t>
+      </w:r>
+      <w:r>
+        <w:rPr>
+          <w:b/>
+        </w:rPr>
+        <w:t>expected</w:t>
+      </w:r>
+      <w:r>
+        <w:rPr>
+          <w:b w:val="0"/>
+        </w:rPr>
+        <w:t xml:space="preserve"> values are 4, 7, 14 and 12. These instructions are the </w:t>
+      </w:r>
+      <w:r>
+        <w:rPr>
+          <w:b/>
+        </w:rPr>
+        <w:t>specification</w:t>
+      </w:r>
+      <w:r>
+        <w:rPr>
+          <w:b w:val="0"/>
+        </w:rPr>
+        <w:t>.</w:t>
+      </w:r>
+    </w:p>
+    <w:p>
+      <w:pPr>
+        <w:spacing w:line="336" w:lineRule="auto" w:after="180"/>
+      </w:pPr>
+      <w:r>
+        <w:rPr>
+          <w:b w:val="0"/>
+        </w:rPr>
+        <w:t xml:space="preserve">Calculate the </w:t>
+      </w:r>
+      <w:r>
+        <w:rPr>
+          <w:b/>
+        </w:rPr>
+        <w:t>expected result</w:t>
+      </w:r>
+      <w:r>
+        <w:rPr>
+          <w:b w:val="0"/>
+        </w:rPr>
+        <w:t xml:space="preserve"> from them before looking at the machine </w:t>
+      </w:r>
+      <w:r>
+        <w:rPr>
+          <w:b/>
+        </w:rPr>
+        <w:t>output</w:t>
+      </w:r>
+      <w:r>
+        <w:rPr>
+          <w:b w:val="0"/>
+        </w:rPr>
+        <w:t>.</w:t>
+      </w:r>
+    </w:p>
+    <w:p>
+      <w:pPr>
+        <w:spacing w:line="336" w:lineRule="auto" w:after="180"/>
+      </w:pPr>
+      <w:r>
+        <w:rPr>
+          <w:b w:val="0"/>
+        </w:rPr>
+        <w:t>An observed run instead records 4, 7, 11 and 9. The final result is wrong, but changing the report from 9 to 12 would only hide this particular failure.</w:t>
+      </w:r>
+    </w:p>
+    <w:p>
+      <w:pPr>
+        <w:spacing w:line="336" w:lineRule="auto" w:after="180"/>
+      </w:pPr>
+      <w:r>
+        <w:rPr>
+          <w:b w:val="0"/>
+        </w:rPr>
+        <w:t>Compare the intermediate values to find where the behaviour first stopped matching the instructions.</w:t>
+      </w:r>
+    </w:p>
+    <w:p>
+      <w:pPr>
+        <w:spacing w:line="336" w:lineRule="auto" w:after="180"/>
+      </w:pPr>
+      <w:r>
+        <w:rPr>
+          <w:b w:val="0"/>
+        </w:rPr>
+        <w:t xml:space="preserve">The first difference is after the doubling instruction: </w:t>
+      </w:r>
+      <w:r>
+        <w:rPr>
+          <w:b/>
+        </w:rPr>
+        <w:t>expected</w:t>
+      </w:r>
+      <w:r>
+        <w:rPr>
+          <w:b w:val="0"/>
+        </w:rPr>
+        <w:t xml:space="preserve"> 14, observed 11. The final subtraction is consistent with the observed 11, since 11 minus 2 is 9.</w:t>
+      </w:r>
+    </w:p>
+    <w:p>
+      <w:pPr>
+        <w:spacing w:line="336" w:lineRule="auto" w:after="180"/>
+      </w:pPr>
+      <w:r>
+        <w:rPr>
+          <w:b w:val="0"/>
+        </w:rPr>
+        <w:t xml:space="preserve">That later difference can be a consequence of the earlier fault rather than a second faulty subtraction. A </w:t>
+      </w:r>
+      <w:r>
+        <w:rPr>
+          <w:b/>
+        </w:rPr>
+        <w:t>trace</w:t>
+      </w:r>
+      <w:r>
+        <w:rPr>
+          <w:b w:val="0"/>
+        </w:rPr>
+        <w:t xml:space="preserve"> narrows the investigation; it does not automatically reveal every cause.</w:t>
       </w:r>
     </w:p>
     <w:p>
@@ -312,7 +736,24 @@
     </w:p>
     <w:p>
       <w:r>
-        <w:t>VISUAL MECHANISM</w:t>
+        <w:t>Follow the mechanism for Debug the Cause. Connect each labelled input, deciding step and result.</w:t>
+      </w:r>
+    </w:p>
+    <w:p>
+      <w:pPr>
+        <w:spacing w:line="336" w:lineRule="auto" w:after="180"/>
+      </w:pPr>
+      <w:r>
+        <w:rPr>
+          <w:b/>
+        </w:rPr>
+        <w:t xml:space="preserve">VISUAL </w:t>
+      </w:r>
+      <w:r>
+        <w:rPr>
+          <w:b/>
+        </w:rPr>
+        <w:t>MECHANISM</w:t>
       </w:r>
     </w:p>
     <w:p>
@@ -324,7 +765,13 @@
       </w:r>
     </w:p>
     <w:p>
-      <w:r>
+      <w:pPr>
+        <w:spacing w:line="336" w:lineRule="auto" w:after="180"/>
+      </w:pPr>
+      <w:r>
+        <w:rPr>
+          <w:b w:val="0"/>
+        </w:rPr>
         <w:t>Follow the information instead of imagining magic inside the machine.</w:t>
       </w:r>
     </w:p>
@@ -437,32 +884,158 @@
       </w:r>
     </w:p>
     <w:p>
-      <w:r>
-        <w:t>INPUT  expected path and actual trace</w:t>
-      </w:r>
-    </w:p>
-    <w:p>
-      <w:r>
-        <w:t>PROCESS  locate the first difference and test one cause</w:t>
-      </w:r>
-    </w:p>
-    <w:p>
-      <w:r>
-        <w:t>OUTPUT  targeted correction plus repeated test</w:t>
-      </w:r>
-    </w:p>
-    <w:p>
-      <w:r>
+      <w:pPr>
+        <w:spacing w:line="336" w:lineRule="auto" w:after="180"/>
+      </w:pPr>
+      <w:r>
+        <w:rPr>
+          <w:b/>
+        </w:rPr>
+        <w:t>INPUT</w:t>
+      </w:r>
+      <w:r>
+        <w:rPr>
+          <w:b w:val="0"/>
+        </w:rPr>
+        <w:t xml:space="preserve">  </w:t>
+      </w:r>
+      <w:r>
+        <w:rPr>
+          <w:b/>
+        </w:rPr>
+        <w:t>expected</w:t>
+      </w:r>
+      <w:r>
+        <w:rPr>
+          <w:b w:val="0"/>
+        </w:rPr>
+        <w:t xml:space="preserve"> path and </w:t>
+      </w:r>
+      <w:r>
+        <w:rPr>
+          <w:b/>
+        </w:rPr>
+        <w:t>actual</w:t>
+      </w:r>
+      <w:r>
+        <w:rPr>
+          <w:b w:val="0"/>
+        </w:rPr>
+        <w:t xml:space="preserve"> </w:t>
+      </w:r>
+      <w:r>
+        <w:rPr>
+          <w:b/>
+        </w:rPr>
+        <w:t>trace</w:t>
+      </w:r>
+    </w:p>
+    <w:p>
+      <w:pPr>
+        <w:spacing w:line="336" w:lineRule="auto" w:after="180"/>
+      </w:pPr>
+      <w:r>
+        <w:rPr>
+          <w:b/>
+        </w:rPr>
+        <w:t>PROCESS</w:t>
+      </w:r>
+      <w:r>
+        <w:rPr>
+          <w:b w:val="0"/>
+        </w:rPr>
+        <w:t xml:space="preserve">  locate the first difference and test one cause</w:t>
+      </w:r>
+    </w:p>
+    <w:p>
+      <w:pPr>
+        <w:spacing w:line="336" w:lineRule="auto" w:after="180"/>
+      </w:pPr>
+      <w:r>
+        <w:rPr>
+          <w:b/>
+        </w:rPr>
+        <w:t>OUTPUT</w:t>
+      </w:r>
+      <w:r>
+        <w:rPr>
+          <w:b w:val="0"/>
+        </w:rPr>
+        <w:t xml:space="preserve">  targeted correction plus repeated test</w:t>
+      </w:r>
+    </w:p>
+    <w:p>
+      <w:pPr>
+        <w:pStyle w:val="Heading3"/>
+      </w:pPr>
+      <w:r>
+        <w:t>Key idea</w:t>
+      </w:r>
+    </w:p>
+    <w:p>
+      <w:pPr>
+        <w:spacing w:line="336" w:lineRule="auto" w:after="180"/>
+        <w:shd w:fill="EDF7F3"/>
+      </w:pPr>
+      <w:r>
+        <w:rPr>
+          <w:b w:val="0"/>
+        </w:rPr>
         <w:t>CORE IDEA  Debugging finds the broken assumption or step before changing the solution.</w:t>
       </w:r>
     </w:p>
     <w:p>
-      <w:r>
-        <w:t>UNDER THE HOOD  Debugging is causal diagnosis. The first observable divergence narrows the faulty assumption, data, state, condition, or step. Changing multiple things at once destroys evidence about which change repaired the behavior.</w:t>
-      </w:r>
-    </w:p>
-    <w:p>
-      <w:r>
+      <w:pPr>
+        <w:pStyle w:val="Heading3"/>
+      </w:pPr>
+      <w:r>
+        <w:t>How the mechanism works</w:t>
+      </w:r>
+    </w:p>
+    <w:p>
+      <w:pPr>
+        <w:spacing w:line="336" w:lineRule="auto" w:after="180"/>
+        <w:shd w:fill="F1F6F8"/>
+      </w:pPr>
+      <w:r>
+        <w:rPr>
+          <w:b w:val="0"/>
+        </w:rPr>
+        <w:t>UNDER THE HOOD  Debugging is causal diagnosis. The first observable divergence narrows the faulty assumption, data, state, condition, or step.</w:t>
+      </w:r>
+    </w:p>
+    <w:p>
+      <w:pPr>
+        <w:spacing w:line="336" w:lineRule="auto" w:after="180"/>
+        <w:shd w:fill="F1F6F8"/>
+      </w:pPr>
+      <w:r>
+        <w:rPr>
+          <w:b w:val="0"/>
+        </w:rPr>
+        <w:t xml:space="preserve">Changing multiple things at once destroys </w:t>
+      </w:r>
+      <w:r>
+        <w:rPr>
+          <w:b/>
+        </w:rPr>
+        <w:t>evidence</w:t>
+      </w:r>
+      <w:r>
+        <w:rPr>
+          <w:b w:val="0"/>
+        </w:rPr>
+        <w:t xml:space="preserve"> about which change repaired the behavior.</w:t>
+      </w:r>
+    </w:p>
+    <w:p>
+      <w:pPr>
+        <w:spacing w:line="336" w:lineRule="auto" w:after="180"/>
+      </w:pPr>
+      <w:r>
+        <w:rPr>
+          <w:b w:val="0"/>
+        </w:rPr>
         <w:t>Draw a fresh example with all three stages:</w:t>
       </w:r>
     </w:p>
@@ -663,13 +1236,119 @@
       </w:r>
     </w:p>
     <w:p>
-      <w:r>
-        <w:t>Record the input, the exact instruction version, expected values, observed values and first mismatch. This makes the failure reproducible: someone else can follow the same procedure with the same starting value and check your observation.</w:t>
-      </w:r>
-    </w:p>
-    <w:p>
-      <w:r>
-        <w:t>Do not rewrite the expected column to match the observed result. If the specification itself seems ambiguous, clarify it first and record that change openly. A test can judge an implementation only against a stated expectation.</w:t>
+      <w:pPr>
+        <w:spacing w:line="336" w:lineRule="auto" w:after="180"/>
+      </w:pPr>
+      <w:r>
+        <w:rPr>
+          <w:b w:val="0"/>
+        </w:rPr>
+        <w:t xml:space="preserve">Record the </w:t>
+      </w:r>
+      <w:r>
+        <w:rPr>
+          <w:b/>
+        </w:rPr>
+        <w:t>input</w:t>
+      </w:r>
+      <w:r>
+        <w:rPr>
+          <w:b w:val="0"/>
+        </w:rPr>
+        <w:t xml:space="preserve">, the exact instruction version, </w:t>
+      </w:r>
+      <w:r>
+        <w:rPr>
+          <w:b/>
+        </w:rPr>
+        <w:t>expected</w:t>
+      </w:r>
+      <w:r>
+        <w:rPr>
+          <w:b w:val="0"/>
+        </w:rPr>
+        <w:t xml:space="preserve"> values, observed values and first mismatch.</w:t>
+      </w:r>
+    </w:p>
+    <w:p>
+      <w:pPr>
+        <w:spacing w:line="336" w:lineRule="auto" w:after="180"/>
+      </w:pPr>
+      <w:r>
+        <w:rPr>
+          <w:b w:val="0"/>
+        </w:rPr>
+        <w:t xml:space="preserve">This makes the failure reproducible: someone else can follow the same procedure with the same starting value and check your </w:t>
+      </w:r>
+      <w:r>
+        <w:rPr>
+          <w:b/>
+        </w:rPr>
+        <w:t>observation</w:t>
+      </w:r>
+      <w:r>
+        <w:rPr>
+          <w:b w:val="0"/>
+        </w:rPr>
+        <w:t>.</w:t>
+      </w:r>
+    </w:p>
+    <w:p>
+      <w:pPr>
+        <w:spacing w:line="336" w:lineRule="auto" w:after="180"/>
+      </w:pPr>
+      <w:r>
+        <w:rPr>
+          <w:b w:val="0"/>
+        </w:rPr>
+        <w:t xml:space="preserve">Do not rewrite the </w:t>
+      </w:r>
+      <w:r>
+        <w:rPr>
+          <w:b/>
+        </w:rPr>
+        <w:t>expected</w:t>
+      </w:r>
+      <w:r>
+        <w:rPr>
+          <w:b w:val="0"/>
+        </w:rPr>
+        <w:t xml:space="preserve"> column to match the </w:t>
+      </w:r>
+      <w:r>
+        <w:rPr>
+          <w:b/>
+        </w:rPr>
+        <w:t>observed result</w:t>
+      </w:r>
+      <w:r>
+        <w:rPr>
+          <w:b w:val="0"/>
+        </w:rPr>
+        <w:t xml:space="preserve">. If the </w:t>
+      </w:r>
+      <w:r>
+        <w:rPr>
+          <w:b/>
+        </w:rPr>
+        <w:t>specification</w:t>
+      </w:r>
+      <w:r>
+        <w:rPr>
+          <w:b w:val="0"/>
+        </w:rPr>
+        <w:t xml:space="preserve"> itself seems ambiguous, clarify it first and record that change openly.</w:t>
+      </w:r>
+    </w:p>
+    <w:p>
+      <w:pPr>
+        <w:spacing w:line="336" w:lineRule="auto" w:after="180"/>
+      </w:pPr>
+      <w:r>
+        <w:rPr>
+          <w:b w:val="0"/>
+        </w:rPr>
+        <w:t>A test can judge an implementation only against a stated expectation.</w:t>
       </w:r>
     </w:p>
     <w:p>
@@ -681,8 +1360,26 @@
       </w:r>
     </w:p>
     <w:p>
-      <w:r>
-        <w:t>Point to the input, the deciding step and the result in this week’s visual. Explain the same step in ordinary words. A picture helps when you can say what each part represents.</w:t>
+      <w:pPr>
+        <w:spacing w:line="336" w:lineRule="auto" w:after="180"/>
+      </w:pPr>
+      <w:r>
+        <w:rPr>
+          <w:b w:val="0"/>
+        </w:rPr>
+        <w:t xml:space="preserve">Point to the </w:t>
+      </w:r>
+      <w:r>
+        <w:rPr>
+          <w:b/>
+        </w:rPr>
+        <w:t>input</w:t>
+      </w:r>
+      <w:r>
+        <w:rPr>
+          <w:b w:val="0"/>
+        </w:rPr>
+        <w:t>, the deciding step and the result in this week’s visual. Explain the same step in ordinary words. A picture helps when you can say what each part represents.</w:t>
       </w:r>
     </w:p>
     <w:p>
@@ -695,6 +1392,17 @@
     </w:p>
     <w:p>
       <w:r>
+        <w:t>Compare the supplied cases for Debug the Cause. Identify the detail that changes the conclusion.</w:t>
+      </w:r>
+    </w:p>
+    <w:p>
+      <w:pPr>
+        <w:spacing w:line="336" w:lineRule="auto" w:after="180"/>
+      </w:pPr>
+      <w:r>
+        <w:rPr>
+          <w:b/>
+        </w:rPr>
         <w:t>PICTURE GALLERY</w:t>
       </w:r>
     </w:p>
@@ -707,8 +1415,26 @@
       </w:r>
     </w:p>
     <w:p>
-      <w:r>
-        <w:t>Use the visual cue, then read the evidence carefully.</w:t>
+      <w:pPr>
+        <w:spacing w:line="336" w:lineRule="auto" w:after="180"/>
+      </w:pPr>
+      <w:r>
+        <w:rPr>
+          <w:b w:val="0"/>
+        </w:rPr>
+        <w:t xml:space="preserve">Use the visual cue, then read the </w:t>
+      </w:r>
+      <w:r>
+        <w:rPr>
+          <w:b/>
+        </w:rPr>
+        <w:t>evidence</w:t>
+      </w:r>
+      <w:r>
+        <w:rPr>
+          <w:b w:val="0"/>
+        </w:rPr>
+        <w:t xml:space="preserve"> carefully.</w:t>
       </w:r>
     </w:p>
     <w:p>
@@ -856,33 +1582,163 @@
       </w:r>
     </w:p>
     <w:p>
-      <w:r>
-        <w:t>CASE 1 — Wrong turn  Clue: first divergence at step 4. Meaning: inspect orientation assumption.</w:t>
-      </w:r>
-    </w:p>
-    <w:p>
-      <w:r>
-        <w:t>CASE 2 — Missing card  Clue: input absent before step 1. Meaning: data/setup cause.</w:t>
-      </w:r>
-    </w:p>
-    <w:p>
-      <w:r>
+      <w:pPr>
+        <w:pStyle w:val="Heading3"/>
+      </w:pPr>
+      <w:r>
+        <w:t>The case to investigate</w:t>
+      </w:r>
+    </w:p>
+    <w:p>
+      <w:pPr>
+        <w:spacing w:line="336" w:lineRule="auto" w:after="180"/>
+        <w:shd w:fill="F1F6FC"/>
+      </w:pPr>
+      <w:r>
+        <w:rPr>
+          <w:b w:val="0"/>
+        </w:rPr>
+        <w:t xml:space="preserve">CASE 1 — Wrong turn  Clue: </w:t>
+      </w:r>
+      <w:r>
+        <w:rPr>
+          <w:b/>
+        </w:rPr>
+        <w:t>first divergence</w:t>
+      </w:r>
+      <w:r>
+        <w:rPr>
+          <w:b w:val="0"/>
+        </w:rPr>
+        <w:t xml:space="preserve"> at step 4. Meaning: inspect orientation assumption.</w:t>
+      </w:r>
+    </w:p>
+    <w:p>
+      <w:pPr>
+        <w:pStyle w:val="Heading3"/>
+      </w:pPr>
+      <w:r>
+        <w:t>The case to investigate</w:t>
+      </w:r>
+    </w:p>
+    <w:p>
+      <w:pPr>
+        <w:spacing w:line="336" w:lineRule="auto" w:after="180"/>
+        <w:shd w:fill="F1F6FC"/>
+      </w:pPr>
+      <w:r>
+        <w:rPr>
+          <w:b w:val="0"/>
+        </w:rPr>
+        <w:t xml:space="preserve">CASE 2 — Missing card  Clue: </w:t>
+      </w:r>
+      <w:r>
+        <w:rPr>
+          <w:b/>
+        </w:rPr>
+        <w:t>input</w:t>
+      </w:r>
+      <w:r>
+        <w:rPr>
+          <w:b w:val="0"/>
+        </w:rPr>
+        <w:t xml:space="preserve"> absent before step 1. Meaning: data/setup cause.</w:t>
+      </w:r>
+    </w:p>
+    <w:p>
+      <w:pPr>
+        <w:pStyle w:val="Heading3"/>
+      </w:pPr>
+      <w:r>
+        <w:t>The case to investigate</w:t>
+      </w:r>
+    </w:p>
+    <w:p>
+      <w:pPr>
+        <w:spacing w:line="336" w:lineRule="auto" w:after="180"/>
+        <w:shd w:fill="F1F6FC"/>
+      </w:pPr>
+      <w:r>
+        <w:rPr>
+          <w:b w:val="0"/>
+        </w:rPr>
         <w:t>CASE 3 — Wrong threshold  Clue: branch changes at 10. Meaning: condition cause.</w:t>
       </w:r>
     </w:p>
     <w:p>
-      <w:r>
-        <w:t>CASE 4 — Random rewrite  Clue: many steps changed. Meaning: weak debugging evidence.</w:t>
-      </w:r>
-    </w:p>
-    <w:p>
-      <w:r>
+      <w:pPr>
+        <w:pStyle w:val="Heading3"/>
+      </w:pPr>
+      <w:r>
+        <w:t>The case to investigate</w:t>
+      </w:r>
+    </w:p>
+    <w:p>
+      <w:pPr>
+        <w:spacing w:line="336" w:lineRule="auto" w:after="180"/>
+        <w:shd w:fill="F1F6FC"/>
+      </w:pPr>
+      <w:r>
+        <w:rPr>
+          <w:b w:val="0"/>
+        </w:rPr>
+        <w:t xml:space="preserve">CASE 4 — Random rewrite  Clue: many steps changed. Meaning: weak debugging </w:t>
+      </w:r>
+      <w:r>
+        <w:rPr>
+          <w:b/>
+        </w:rPr>
+        <w:t>evidence</w:t>
+      </w:r>
+      <w:r>
+        <w:rPr>
+          <w:b w:val="0"/>
+        </w:rPr>
+        <w:t>.</w:t>
+      </w:r>
+    </w:p>
+    <w:p>
+      <w:pPr>
+        <w:pStyle w:val="Heading3"/>
+      </w:pPr>
+      <w:r>
+        <w:t>Keep this boundary clear</w:t>
+      </w:r>
+    </w:p>
+    <w:p>
+      <w:pPr>
+        <w:spacing w:line="336" w:lineRule="auto" w:after="180"/>
+        <w:shd w:fill="FFF5E6"/>
+      </w:pPr>
+      <w:r>
+        <w:rPr>
+          <w:b w:val="0"/>
+        </w:rPr>
         <w:t>BOUNDARY  A successful new run does not prove the diagnosis if several things changed together.</w:t>
       </w:r>
     </w:p>
     <w:p>
-      <w:r>
-        <w:t>Which two pictures are easiest to confuse? What evidence separates them?</w:t>
+      <w:pPr>
+        <w:spacing w:line="336" w:lineRule="auto" w:after="180"/>
+        <w:shd w:fill="F5F1FB"/>
+      </w:pPr>
+      <w:r>
+        <w:rPr>
+          <w:b w:val="0"/>
+        </w:rPr>
+        <w:t xml:space="preserve">Which two pictures are easiest to confuse? What </w:t>
+      </w:r>
+      <w:r>
+        <w:rPr>
+          <w:b/>
+        </w:rPr>
+        <w:t>evidence</w:t>
+      </w:r>
+      <w:r>
+        <w:rPr>
+          <w:b w:val="0"/>
+        </w:rPr>
+        <w:t xml:space="preserve"> separates them?</w:t>
       </w:r>
     </w:p>
     <w:p>
@@ -894,18 +1750,93 @@
       </w:r>
     </w:p>
     <w:p>
-      <w:r>
-        <w:t>Change: Use input 6 again instead of 2.</w:t>
-      </w:r>
-    </w:p>
-    <w:p>
-      <w:r>
-        <w:t>Prediction: Both hypotheses predict 12; the test remains inconclusive.</w:t>
-      </w:r>
-    </w:p>
-    <w:p>
-      <w:r>
-        <w:t>Reason: A revealing test requires different predicted outputs, not merely another recorded run.</w:t>
+      <w:pPr>
+        <w:pStyle w:val="Heading3"/>
+      </w:pPr>
+      <w:r>
+        <w:t>Change one thing</w:t>
+      </w:r>
+    </w:p>
+    <w:p>
+      <w:pPr>
+        <w:spacing w:line="336" w:lineRule="auto" w:after="180"/>
+        <w:shd w:fill="F5F1FB"/>
+      </w:pPr>
+      <w:r>
+        <w:rPr>
+          <w:b w:val="0"/>
+        </w:rPr>
+        <w:t xml:space="preserve">Change: Use </w:t>
+      </w:r>
+      <w:r>
+        <w:rPr>
+          <w:b/>
+        </w:rPr>
+        <w:t>input</w:t>
+      </w:r>
+      <w:r>
+        <w:rPr>
+          <w:b w:val="0"/>
+        </w:rPr>
+        <w:t xml:space="preserve"> 6 again instead of 2.</w:t>
+      </w:r>
+    </w:p>
+    <w:p>
+      <w:pPr>
+        <w:pStyle w:val="Heading3"/>
+      </w:pPr>
+      <w:r>
+        <w:t>Predicted result</w:t>
+      </w:r>
+    </w:p>
+    <w:p>
+      <w:pPr>
+        <w:spacing w:line="336" w:lineRule="auto" w:after="180"/>
+        <w:shd w:fill="F1F6FC"/>
+      </w:pPr>
+      <w:r>
+        <w:rPr>
+          <w:b/>
+        </w:rPr>
+        <w:t>Prediction</w:t>
+      </w:r>
+      <w:r>
+        <w:rPr>
+          <w:b w:val="0"/>
+        </w:rPr>
+        <w:t>: Both hypotheses predict 12; the test remains inconclusive.</w:t>
+      </w:r>
+    </w:p>
+    <w:p>
+      <w:pPr>
+        <w:pStyle w:val="Heading3"/>
+      </w:pPr>
+      <w:r>
+        <w:t>Why the result follows</w:t>
+      </w:r>
+    </w:p>
+    <w:p>
+      <w:pPr>
+        <w:spacing w:line="336" w:lineRule="auto" w:after="180"/>
+        <w:shd w:fill="F1F6FC"/>
+      </w:pPr>
+      <w:r>
+        <w:rPr>
+          <w:b w:val="0"/>
+        </w:rPr>
+        <w:t xml:space="preserve">Reason: A revealing test requires different predicted </w:t>
+      </w:r>
+      <w:r>
+        <w:rPr>
+          <w:b/>
+        </w:rPr>
+        <w:t>output</w:t>
+      </w:r>
+      <w:r>
+        <w:rPr>
+          <w:b w:val="0"/>
+        </w:rPr>
+        <w:t>s, not merely another recorded run.</w:t>
       </w:r>
     </w:p>
     <w:p>
@@ -918,6 +1849,17 @@
     </w:p>
     <w:p>
       <w:r>
+        <w:t>Use the vocabulary of Debug the Cause to explain a concrete decision, rather than only memorising definitions.</w:t>
+      </w:r>
+    </w:p>
+    <w:p>
+      <w:pPr>
+        <w:spacing w:line="336" w:lineRule="auto" w:after="180"/>
+      </w:pPr>
+      <w:r>
+        <w:rPr>
+          <w:b/>
+        </w:rPr>
         <w:t>VOCABULARY</w:t>
       </w:r>
     </w:p>
@@ -930,7 +1872,13 @@
       </w:r>
     </w:p>
     <w:p>
-      <w:r>
+      <w:pPr>
+        <w:spacing w:line="336" w:lineRule="auto" w:after="180"/>
+      </w:pPr>
+      <w:r>
+        <w:rPr>
+          <w:b w:val="0"/>
+        </w:rPr>
         <w:t>The badge is a memory cue; the definition does the real thinking work.</w:t>
       </w:r>
     </w:p>
@@ -1254,17 +2202,57 @@
       </w:r>
     </w:p>
     <w:p>
-      <w:r>
+      <w:pPr>
+        <w:pStyle w:val="Heading3"/>
+      </w:pPr>
+      <w:r>
+        <w:t>Find the unsupported claim</w:t>
+      </w:r>
+    </w:p>
+    <w:p>
+      <w:pPr>
+        <w:spacing w:line="336" w:lineRule="auto" w:after="180"/>
+        <w:shd w:fill="F5F1FB"/>
+      </w:pPr>
+      <w:r>
+        <w:rPr>
+          <w:b w:val="0"/>
+        </w:rPr>
         <w:t>CLAIM TO REPAIR  Debugging means rewriting everything that looks suspicious.</w:t>
       </w:r>
     </w:p>
     <w:p>
-      <w:r>
-        <w:t>Use one vocabulary word and one piece of evidence to repair it:</w:t>
-      </w:r>
-    </w:p>
-    <w:p>
-      <w:r>
+      <w:pPr>
+        <w:spacing w:line="336" w:lineRule="auto" w:after="180"/>
+      </w:pPr>
+      <w:r>
+        <w:rPr>
+          <w:b w:val="0"/>
+        </w:rPr>
+        <w:t xml:space="preserve">Use one vocabulary word and one piece of </w:t>
+      </w:r>
+      <w:r>
+        <w:rPr>
+          <w:b/>
+        </w:rPr>
+        <w:t>evidence</w:t>
+      </w:r>
+      <w:r>
+        <w:rPr>
+          <w:b w:val="0"/>
+        </w:rPr>
+        <w:t xml:space="preserve"> to repair it:</w:t>
+      </w:r>
+    </w:p>
+    <w:p>
+      <w:pPr>
+        <w:spacing w:line="336" w:lineRule="auto" w:after="180"/>
+        <w:shd w:fill="EDF7F3"/>
+      </w:pPr>
+      <w:r>
+        <w:rPr>
+          <w:b w:val="0"/>
+        </w:rPr>
         <w:t>WORD POWER  A strong definition helps you decide something in a new case.</w:t>
       </w:r>
     </w:p>
@@ -1432,6 +2420,17 @@
     </w:p>
     <w:p>
       <w:r>
+        <w:t>Follow the worked trace for Debug the Cause, predict a step, then compare with its explanation.</w:t>
+      </w:r>
+    </w:p>
+    <w:p>
+      <w:pPr>
+        <w:spacing w:line="336" w:lineRule="auto" w:after="180"/>
+      </w:pPr>
+      <w:r>
+        <w:rPr>
+          <w:b/>
+        </w:rPr>
         <w:t>WORKED EXAMPLE</w:t>
       </w:r>
     </w:p>
@@ -1444,8 +2443,26 @@
       </w:r>
     </w:p>
     <w:p>
-      <w:r>
-        <w:t>Every step connects a claim to observable evidence.</w:t>
+      <w:pPr>
+        <w:spacing w:line="336" w:lineRule="auto" w:after="180"/>
+      </w:pPr>
+      <w:r>
+        <w:rPr>
+          <w:b w:val="0"/>
+        </w:rPr>
+        <w:t xml:space="preserve">Every step connects a claim to observable </w:t>
+      </w:r>
+      <w:r>
+        <w:rPr>
+          <w:b/>
+        </w:rPr>
+        <w:t>evidence</w:t>
+      </w:r>
+      <w:r>
+        <w:rPr>
+          <w:b w:val="0"/>
+        </w:rPr>
+        <w:t>.</w:t>
       </w:r>
     </w:p>
     <w:p>
@@ -1485,38 +2502,249 @@
       </w:r>
     </w:p>
     <w:p>
-      <w:r>
-        <w:t>CASE  A paper robot hits a wall because one turn instruction assumes it faces north when it actually faces east.</w:t>
-      </w:r>
-    </w:p>
-    <w:p>
-      <w:r>
-        <w:t>STEP 1 — OBSERVE  expected path and actual trace</w:t>
-      </w:r>
-    </w:p>
-    <w:p>
-      <w:r>
-        <w:t>STEP 2 — TRACE  locate the first difference and test one cause</w:t>
-      </w:r>
-    </w:p>
-    <w:p>
-      <w:r>
+      <w:pPr>
+        <w:pStyle w:val="Heading3"/>
+      </w:pPr>
+      <w:r>
+        <w:t>The case to investigate</w:t>
+      </w:r>
+    </w:p>
+    <w:p>
+      <w:pPr>
+        <w:spacing w:line="336" w:lineRule="auto" w:after="180"/>
+        <w:shd w:fill="F1F6FC"/>
+      </w:pPr>
+      <w:r>
+        <w:rPr>
+          <w:b w:val="0"/>
+        </w:rPr>
+        <w:t xml:space="preserve">CASE  A paper robot hits a wall because one turn instruction assumes it faces north when it </w:t>
+      </w:r>
+      <w:r>
+        <w:rPr>
+          <w:b/>
+        </w:rPr>
+        <w:t>actual</w:t>
+      </w:r>
+      <w:r>
+        <w:rPr>
+          <w:b w:val="0"/>
+        </w:rPr>
+        <w:t>ly faces east.</w:t>
+      </w:r>
+    </w:p>
+    <w:p>
+      <w:pPr>
+        <w:pStyle w:val="Heading3"/>
+      </w:pPr>
+      <w:r>
+        <w:t>Step 1</w:t>
+      </w:r>
+    </w:p>
+    <w:p>
+      <w:pPr>
+        <w:spacing w:line="336" w:lineRule="auto" w:after="180"/>
+        <w:shd w:fill="F4F9FC"/>
+      </w:pPr>
+      <w:r>
+        <w:rPr>
+          <w:b w:val="0"/>
+        </w:rPr>
+        <w:t xml:space="preserve">STEP 1 — OBSERVE  </w:t>
+      </w:r>
+      <w:r>
+        <w:rPr>
+          <w:b/>
+        </w:rPr>
+        <w:t>expected</w:t>
+      </w:r>
+      <w:r>
+        <w:rPr>
+          <w:b w:val="0"/>
+        </w:rPr>
+        <w:t xml:space="preserve"> path and </w:t>
+      </w:r>
+      <w:r>
+        <w:rPr>
+          <w:b/>
+        </w:rPr>
+        <w:t>actual</w:t>
+      </w:r>
+      <w:r>
+        <w:rPr>
+          <w:b w:val="0"/>
+        </w:rPr>
+        <w:t xml:space="preserve"> </w:t>
+      </w:r>
+      <w:r>
+        <w:rPr>
+          <w:b/>
+        </w:rPr>
+        <w:t>trace</w:t>
+      </w:r>
+    </w:p>
+    <w:p>
+      <w:pPr>
+        <w:pStyle w:val="Heading3"/>
+      </w:pPr>
+      <w:r>
+        <w:t>Step 2</w:t>
+      </w:r>
+    </w:p>
+    <w:p>
+      <w:pPr>
+        <w:spacing w:line="336" w:lineRule="auto" w:after="180"/>
+        <w:shd w:fill="F4F9FC"/>
+      </w:pPr>
+      <w:r>
+        <w:rPr>
+          <w:b w:val="0"/>
+        </w:rPr>
+        <w:t xml:space="preserve">STEP 2 — </w:t>
+      </w:r>
+      <w:r>
+        <w:rPr>
+          <w:b/>
+        </w:rPr>
+        <w:t>TRACE</w:t>
+      </w:r>
+      <w:r>
+        <w:rPr>
+          <w:b w:val="0"/>
+        </w:rPr>
+        <w:t xml:space="preserve">  locate the first difference and test one cause</w:t>
+      </w:r>
+    </w:p>
+    <w:p>
+      <w:pPr>
+        <w:pStyle w:val="Heading3"/>
+      </w:pPr>
+      <w:r>
+        <w:t>Step 3</w:t>
+      </w:r>
+    </w:p>
+    <w:p>
+      <w:pPr>
+        <w:spacing w:line="336" w:lineRule="auto" w:after="180"/>
+        <w:shd w:fill="F4F9FC"/>
+      </w:pPr>
+      <w:r>
+        <w:rPr>
+          <w:b w:val="0"/>
+        </w:rPr>
         <w:t>STEP 3 — CONCLUDE  targeted correction plus repeated test</w:t>
       </w:r>
     </w:p>
     <w:p>
-      <w:r>
-        <w:t>MODEL REASONING  Trace expected and actual positions step by step. The first mismatch reveals the earliest plausible cause. Change that instruction or assumption only, then rerun the identical maze to show whether the cause was correct.</w:t>
-      </w:r>
-    </w:p>
-    <w:p>
-      <w:r>
+      <w:pPr>
+        <w:pStyle w:val="Heading3"/>
+      </w:pPr>
+      <w:r>
+        <w:t>Model answer</w:t>
+      </w:r>
+    </w:p>
+    <w:p>
+      <w:pPr>
+        <w:spacing w:line="336" w:lineRule="auto" w:after="180"/>
+        <w:shd w:fill="F1F6FC"/>
+      </w:pPr>
+      <w:r>
+        <w:rPr>
+          <w:b w:val="0"/>
+        </w:rPr>
+        <w:t xml:space="preserve">MODEL REASONING  </w:t>
+      </w:r>
+      <w:r>
+        <w:rPr>
+          <w:b/>
+        </w:rPr>
+        <w:t>Trace</w:t>
+      </w:r>
+      <w:r>
+        <w:rPr>
+          <w:b w:val="0"/>
+        </w:rPr>
+        <w:t xml:space="preserve"> </w:t>
+      </w:r>
+      <w:r>
+        <w:rPr>
+          <w:b/>
+        </w:rPr>
+        <w:t>expected</w:t>
+      </w:r>
+      <w:r>
+        <w:rPr>
+          <w:b w:val="0"/>
+        </w:rPr>
+        <w:t xml:space="preserve"> and </w:t>
+      </w:r>
+      <w:r>
+        <w:rPr>
+          <w:b/>
+        </w:rPr>
+        <w:t>actual</w:t>
+      </w:r>
+      <w:r>
+        <w:rPr>
+          <w:b w:val="0"/>
+        </w:rPr>
+        <w:t xml:space="preserve"> positions step by step. The first mismatch reveals the earliest plausible cause.</w:t>
+      </w:r>
+    </w:p>
+    <w:p>
+      <w:pPr>
+        <w:spacing w:line="336" w:lineRule="auto" w:after="180"/>
+        <w:shd w:fill="F1F6FC"/>
+      </w:pPr>
+      <w:r>
+        <w:rPr>
+          <w:b w:val="0"/>
+        </w:rPr>
+        <w:t>Change that instruction or assumption only, then rerun the identical maze to show whether the cause was correct.</w:t>
+      </w:r>
+    </w:p>
+    <w:p>
+      <w:pPr>
+        <w:pStyle w:val="Heading3"/>
+      </w:pPr>
+      <w:r>
+        <w:t>A claim to avoid</w:t>
+      </w:r>
+    </w:p>
+    <w:p>
+      <w:pPr>
+        <w:spacing w:line="336" w:lineRule="auto" w:after="180"/>
+        <w:shd w:fill="FFF5E6"/>
+      </w:pPr>
+      <w:r>
+        <w:rPr>
+          <w:b w:val="0"/>
+        </w:rPr>
         <w:t>DO NOT OVERCLAIM  A successful new run does not prove the diagnosis if several things changed together.</w:t>
       </w:r>
     </w:p>
     <w:p>
-      <w:r>
-        <w:t>What new evidence could change this answer?</w:t>
+      <w:pPr>
+        <w:spacing w:line="336" w:lineRule="auto" w:after="180"/>
+        <w:shd w:fill="F5F1FB"/>
+      </w:pPr>
+      <w:r>
+        <w:rPr>
+          <w:b w:val="0"/>
+        </w:rPr>
+        <w:t xml:space="preserve">What new </w:t>
+      </w:r>
+      <w:r>
+        <w:rPr>
+          <w:b/>
+        </w:rPr>
+        <w:t>evidence</w:t>
+      </w:r>
+      <w:r>
+        <w:rPr>
+          <w:b w:val="0"/>
+        </w:rPr>
+        <w:t xml:space="preserve"> could change this answer?</w:t>
       </w:r>
     </w:p>
     <w:p>
@@ -1528,8 +2756,37 @@
       </w:r>
     </w:p>
     <w:p>
-      <w:r>
-        <w:t>For the faulty doubling step, two explanations fit the observed change from 7 to 11. Perhaps the step adds 4. Perhaps it adds the original starting score, which was 4. Repeating the same start 4 cannot separate those explanations because they make the same prediction.</w:t>
+      <w:pPr>
+        <w:spacing w:line="336" w:lineRule="auto" w:after="180"/>
+      </w:pPr>
+      <w:r>
+        <w:rPr>
+          <w:b w:val="0"/>
+        </w:rPr>
+        <w:t>For the faulty doubling step, two explanations fit the observed change from 7 to 11. Perhaps the step adds 4. Perhaps it adds the original starting score, which was 4.</w:t>
+      </w:r>
+    </w:p>
+    <w:p>
+      <w:pPr>
+        <w:spacing w:line="336" w:lineRule="auto" w:after="180"/>
+      </w:pPr>
+      <w:r>
+        <w:rPr>
+          <w:b w:val="0"/>
+        </w:rPr>
+        <w:t xml:space="preserve">Repeating the same start 4 cannot separate those explanations because they make the same </w:t>
+      </w:r>
+      <w:r>
+        <w:rPr>
+          <w:b/>
+        </w:rPr>
+        <w:t>prediction</w:t>
+      </w:r>
+      <w:r>
+        <w:rPr>
+          <w:b w:val="0"/>
+        </w:rPr>
+        <w:t>.</w:t>
       </w:r>
     </w:p>
     <w:tbl>
@@ -1676,13 +2933,60 @@
       </w:tr>
     </w:tbl>
     <w:p>
-      <w:r>
-        <w:t>Starting at 2 produces 5 after the first addition. The intended double gives 10 and then reports 8. Adding 4 would give 9 and report 7. Adding the original 2 would give 7 and report 5. The different predictions make this a revealing test.</w:t>
-      </w:r>
-    </w:p>
-    <w:p>
-      <w:r>
-        <w:t>If the observed final result is 7, it supports add 4 over add original among these two explanations. Other faults could still give 7, so inspect the actual instruction or more checkpoints before claiming a unique cause.</w:t>
+      <w:pPr>
+        <w:spacing w:line="336" w:lineRule="auto" w:after="180"/>
+      </w:pPr>
+      <w:r>
+        <w:rPr>
+          <w:b w:val="0"/>
+        </w:rPr>
+        <w:t>Starting at 2 produces 5 after the first addition. The intended double gives 10 and then reports 8. Adding 4 would give 9 and report 7. Adding the original 2 would give 7 and report 5.</w:t>
+      </w:r>
+    </w:p>
+    <w:p>
+      <w:pPr>
+        <w:spacing w:line="336" w:lineRule="auto" w:after="180"/>
+      </w:pPr>
+      <w:r>
+        <w:rPr>
+          <w:b w:val="0"/>
+        </w:rPr>
+        <w:t xml:space="preserve">The different </w:t>
+      </w:r>
+      <w:r>
+        <w:rPr>
+          <w:b/>
+        </w:rPr>
+        <w:t>prediction</w:t>
+      </w:r>
+      <w:r>
+        <w:rPr>
+          <w:b w:val="0"/>
+        </w:rPr>
+        <w:t>s make this a revealing test.</w:t>
+      </w:r>
+    </w:p>
+    <w:p>
+      <w:pPr>
+        <w:spacing w:line="336" w:lineRule="auto" w:after="180"/>
+      </w:pPr>
+      <w:r>
+        <w:rPr>
+          <w:b w:val="0"/>
+        </w:rPr>
+        <w:t xml:space="preserve">If the observed final result is 7, it supports add 4 over add original among these two explanations. Other faults could still give 7, so inspect the </w:t>
+      </w:r>
+      <w:r>
+        <w:rPr>
+          <w:b/>
+        </w:rPr>
+        <w:t>actual</w:t>
+      </w:r>
+      <w:r>
+        <w:rPr>
+          <w:b w:val="0"/>
+        </w:rPr>
+        <w:t xml:space="preserve"> instruction or more checkpoints before claiming a unique cause.</w:t>
       </w:r>
     </w:p>
     <w:p>
@@ -1694,7 +2998,13 @@
       </w:r>
     </w:p>
     <w:p>
-      <w:r>
+      <w:pPr>
+        <w:spacing w:line="336" w:lineRule="auto" w:after="180"/>
+      </w:pPr>
+      <w:r>
+        <w:rPr>
+          <w:b w:val="0"/>
+        </w:rPr>
         <w:t>Cover the result before checking it. Say what is given, choose the procedure, and follow one step at a time. Then uncover the result and explain your first mismatch. Ask why a step is allowed, not only what number it produces.</w:t>
       </w:r>
     </w:p>
@@ -1707,7 +3017,13 @@
       </w:r>
     </w:p>
     <w:p>
-      <w:r>
+      <w:pPr>
+        <w:spacing w:line="336" w:lineRule="auto" w:after="180"/>
+      </w:pPr>
+      <w:r>
+        <w:rPr>
+          <w:b w:val="0"/>
+        </w:rPr>
         <w:t>A fictional paper calculator should double the current value, but a copied instruction behaves strangely.</w:t>
       </w:r>
     </w:p>
@@ -1720,13 +3036,79 @@
       </w:r>
     </w:p>
     <w:p>
-      <w:r>
-        <w:t>After input 6, the faulty step reports 12. Hypothesis A: add 6. Hypothesis B: double.</w:t>
-      </w:r>
-    </w:p>
-    <w:p>
-      <w:r>
-        <w:t>Both hypotheses fit this first observation. A new input may be chosen.</w:t>
+      <w:pPr>
+        <w:pStyle w:val="Heading3"/>
+      </w:pPr>
+      <w:r>
+        <w:t>Supplied facts</w:t>
+      </w:r>
+    </w:p>
+    <w:p>
+      <w:pPr>
+        <w:spacing w:line="336" w:lineRule="auto" w:after="180"/>
+        <w:shd w:fill="F1F6FC"/>
+      </w:pPr>
+      <w:r>
+        <w:rPr>
+          <w:b w:val="0"/>
+        </w:rPr>
+        <w:t xml:space="preserve">After </w:t>
+      </w:r>
+      <w:r>
+        <w:rPr>
+          <w:b/>
+        </w:rPr>
+        <w:t>input</w:t>
+      </w:r>
+      <w:r>
+        <w:rPr>
+          <w:b w:val="0"/>
+        </w:rPr>
+        <w:t xml:space="preserve"> 6, the faulty step reports 12. Hypothesis A: add 6. Hypothesis B: double.</w:t>
+      </w:r>
+    </w:p>
+    <w:p>
+      <w:pPr>
+        <w:pStyle w:val="Heading3"/>
+      </w:pPr>
+      <w:r>
+        <w:t>Supplied facts</w:t>
+      </w:r>
+    </w:p>
+    <w:p>
+      <w:pPr>
+        <w:spacing w:line="336" w:lineRule="auto" w:after="180"/>
+        <w:shd w:fill="F1F6FC"/>
+      </w:pPr>
+      <w:r>
+        <w:rPr>
+          <w:b w:val="0"/>
+        </w:rPr>
+        <w:t xml:space="preserve">Both hypotheses fit this first </w:t>
+      </w:r>
+      <w:r>
+        <w:rPr>
+          <w:b/>
+        </w:rPr>
+        <w:t>observation</w:t>
+      </w:r>
+      <w:r>
+        <w:rPr>
+          <w:b w:val="0"/>
+        </w:rPr>
+        <w:t xml:space="preserve">. A new </w:t>
+      </w:r>
+      <w:r>
+        <w:rPr>
+          <w:b/>
+        </w:rPr>
+        <w:t>input</w:t>
+      </w:r>
+      <w:r>
+        <w:rPr>
+          <w:b w:val="0"/>
+        </w:rPr>
+        <w:t xml:space="preserve"> may be chosen.</w:t>
       </w:r>
     </w:p>
     <w:p>
@@ -1947,31 +3329,199 @@
       </w:r>
     </w:p>
     <w:p>
-      <w:r>
-        <w:t>Repeating input 6 would not separate the two hypotheses because both again predict 12. Input 2 makes their predictions different before the test is run. The second record supports investigating an added constant, but inspecting the instruction is still needed to confirm the implementation.</w:t>
-      </w:r>
-    </w:p>
-    <w:p>
       <w:pPr>
         <w:pStyle w:val="Heading3"/>
       </w:pPr>
       <w:r>
+        <w:t>Why the result follows</w:t>
+      </w:r>
+    </w:p>
+    <w:p>
+      <w:pPr>
+        <w:spacing w:line="336" w:lineRule="auto" w:after="180"/>
+        <w:shd w:fill="F1F6FC"/>
+      </w:pPr>
+      <w:r>
+        <w:rPr>
+          <w:b w:val="0"/>
+        </w:rPr>
+        <w:t xml:space="preserve">Repeating </w:t>
+      </w:r>
+      <w:r>
+        <w:rPr>
+          <w:b/>
+        </w:rPr>
+        <w:t>input</w:t>
+      </w:r>
+      <w:r>
+        <w:rPr>
+          <w:b w:val="0"/>
+        </w:rPr>
+        <w:t xml:space="preserve"> 6 would not separate the two hypotheses because both again predict 12. </w:t>
+      </w:r>
+      <w:r>
+        <w:rPr>
+          <w:b/>
+        </w:rPr>
+        <w:t>Input</w:t>
+      </w:r>
+      <w:r>
+        <w:rPr>
+          <w:b w:val="0"/>
+        </w:rPr>
+        <w:t xml:space="preserve"> 2 makes their </w:t>
+      </w:r>
+      <w:r>
+        <w:rPr>
+          <w:b/>
+        </w:rPr>
+        <w:t>prediction</w:t>
+      </w:r>
+      <w:r>
+        <w:rPr>
+          <w:b w:val="0"/>
+        </w:rPr>
+        <w:t>s different before the test is run.</w:t>
+      </w:r>
+    </w:p>
+    <w:p>
+      <w:pPr>
+        <w:spacing w:line="336" w:lineRule="auto" w:after="180"/>
+        <w:shd w:fill="F1F6FC"/>
+      </w:pPr>
+      <w:r>
+        <w:rPr>
+          <w:b w:val="0"/>
+        </w:rPr>
+        <w:t>The second record supports investigating an added constant, but inspecting the instruction is still needed to confirm the implementation.</w:t>
+      </w:r>
+    </w:p>
+    <w:p>
+      <w:pPr>
+        <w:pStyle w:val="Heading3"/>
+      </w:pPr>
+      <w:r>
         <w:t>What this example does not establish</w:t>
       </w:r>
     </w:p>
     <w:p>
-      <w:r>
-        <w:t>Two toy hypotheses do not exhaust every possible bug; a matching output alone cannot identify arbitrary hidden code.</w:t>
-      </w:r>
-    </w:p>
-    <w:p>
-      <w:r>
-        <w:t>Read the labelled picture: Propose input 0 and give both predicted outputs without inventing an observed result.</w:t>
-      </w:r>
-    </w:p>
-    <w:p>
-      <w:r>
-        <w:t>Change one thing: Use input 6 again instead of 2. Predict the result before checking the explanation. What remains the same?</w:t>
+      <w:pPr>
+        <w:pStyle w:val="Heading3"/>
+      </w:pPr>
+      <w:r>
+        <w:t>Keep the stated limit</w:t>
+      </w:r>
+    </w:p>
+    <w:p>
+      <w:pPr>
+        <w:spacing w:line="336" w:lineRule="auto" w:after="180"/>
+        <w:shd w:fill="FFF5E6"/>
+      </w:pPr>
+      <w:r>
+        <w:rPr>
+          <w:b w:val="0"/>
+        </w:rPr>
+        <w:t xml:space="preserve">Two toy hypotheses do not exhaust every possible bug; a matching </w:t>
+      </w:r>
+      <w:r>
+        <w:rPr>
+          <w:b/>
+        </w:rPr>
+        <w:t>output</w:t>
+      </w:r>
+      <w:r>
+        <w:rPr>
+          <w:b w:val="0"/>
+        </w:rPr>
+        <w:t xml:space="preserve"> alone cannot identify arbitrary hidden code.</w:t>
+      </w:r>
+    </w:p>
+    <w:p>
+      <w:pPr>
+        <w:pStyle w:val="Heading3"/>
+      </w:pPr>
+      <w:r>
+        <w:t>Keep the stated limit</w:t>
+      </w:r>
+    </w:p>
+    <w:p>
+      <w:pPr>
+        <w:spacing w:line="336" w:lineRule="auto" w:after="180"/>
+        <w:shd w:fill="FFF5E6"/>
+      </w:pPr>
+      <w:r>
+        <w:rPr>
+          <w:b w:val="0"/>
+        </w:rPr>
+        <w:t xml:space="preserve">Read the labelled picture: Propose </w:t>
+      </w:r>
+      <w:r>
+        <w:rPr>
+          <w:b/>
+        </w:rPr>
+        <w:t>input</w:t>
+      </w:r>
+      <w:r>
+        <w:rPr>
+          <w:b w:val="0"/>
+        </w:rPr>
+        <w:t xml:space="preserve"> 0 and give both predicted </w:t>
+      </w:r>
+      <w:r>
+        <w:rPr>
+          <w:b/>
+        </w:rPr>
+        <w:t>output</w:t>
+      </w:r>
+      <w:r>
+        <w:rPr>
+          <w:b w:val="0"/>
+        </w:rPr>
+        <w:t xml:space="preserve">s without inventing an </w:t>
+      </w:r>
+      <w:r>
+        <w:rPr>
+          <w:b/>
+        </w:rPr>
+        <w:t>observed result</w:t>
+      </w:r>
+      <w:r>
+        <w:rPr>
+          <w:b w:val="0"/>
+        </w:rPr>
+        <w:t>.</w:t>
+      </w:r>
+    </w:p>
+    <w:p>
+      <w:pPr>
+        <w:pStyle w:val="Heading3"/>
+      </w:pPr>
+      <w:r>
+        <w:t>Keep the stated limit</w:t>
+      </w:r>
+    </w:p>
+    <w:p>
+      <w:pPr>
+        <w:spacing w:line="336" w:lineRule="auto" w:after="180"/>
+        <w:shd w:fill="FFF5E6"/>
+      </w:pPr>
+      <w:r>
+        <w:rPr>
+          <w:b w:val="0"/>
+        </w:rPr>
+        <w:t xml:space="preserve">Change one thing: Use </w:t>
+      </w:r>
+      <w:r>
+        <w:rPr>
+          <w:b/>
+        </w:rPr>
+        <w:t>input</w:t>
+      </w:r>
+      <w:r>
+        <w:rPr>
+          <w:b w:val="0"/>
+        </w:rPr>
+        <w:t xml:space="preserve"> 6 again instead of 2. Predict the result before checking the explanation. What remains the same?</w:t>
       </w:r>
     </w:p>
     <w:p>
@@ -1984,6 +3534,17 @@
     </w:p>
     <w:p>
       <w:r>
+        <w:t>Find the unsupported step in the Debug the Cause claim and explain a repair using the supplied evidence.</w:t>
+      </w:r>
+    </w:p>
+    <w:p>
+      <w:pPr>
+        <w:spacing w:line="336" w:lineRule="auto" w:after="180"/>
+      </w:pPr>
+      <w:r>
+        <w:rPr>
+          <w:b/>
+        </w:rPr>
         <w:t>COMPARE</w:t>
       </w:r>
     </w:p>
@@ -1996,7 +3557,13 @@
       </w:r>
     </w:p>
     <w:p>
-      <w:r>
+      <w:pPr>
+        <w:spacing w:line="336" w:lineRule="auto" w:after="180"/>
+      </w:pPr>
+      <w:r>
+        <w:rPr>
+          <w:b w:val="0"/>
+        </w:rPr>
         <w:t>A comparison helps reveal the true concept boundary.</w:t>
       </w:r>
     </w:p>
@@ -2184,53 +3751,248 @@
       </w:r>
     </w:p>
     <w:p>
-      <w:r>
+      <w:pPr>
+        <w:pStyle w:val="Heading3"/>
+      </w:pPr>
+      <w:r>
+        <w:t>Challenge claim A</w:t>
+      </w:r>
+    </w:p>
+    <w:p>
+      <w:pPr>
+        <w:spacing w:line="336" w:lineRule="auto" w:after="180"/>
+        <w:shd w:fill="F5F1FB"/>
+      </w:pPr>
+      <w:r>
+        <w:rPr>
+          <w:b w:val="0"/>
+        </w:rPr>
         <w:t>CLAIM A  Debugging means rewriting everything that looks suspicious.</w:t>
       </w:r>
     </w:p>
     <w:p>
-      <w:r>
+      <w:pPr>
+        <w:spacing w:line="336" w:lineRule="auto" w:after="180"/>
+      </w:pPr>
+      <w:r>
+        <w:rPr>
+          <w:b w:val="0"/>
+        </w:rPr>
         <w:t>Repair:</w:t>
       </w:r>
     </w:p>
     <w:p>
-      <w:r>
+      <w:pPr>
+        <w:pStyle w:val="Heading3"/>
+      </w:pPr>
+      <w:r>
+        <w:t>Challenge claim B</w:t>
+      </w:r>
+    </w:p>
+    <w:p>
+      <w:pPr>
+        <w:spacing w:line="336" w:lineRule="auto" w:after="180"/>
+        <w:shd w:fill="F5F1FB"/>
+      </w:pPr>
+      <w:r>
+        <w:rPr>
+          <w:b w:val="0"/>
+        </w:rPr>
         <w:t>CLAIM B  The last visible error must be the original cause.</w:t>
       </w:r>
     </w:p>
     <w:p>
-      <w:r>
+      <w:pPr>
+        <w:spacing w:line="336" w:lineRule="auto" w:after="180"/>
+      </w:pPr>
+      <w:r>
+        <w:rPr>
+          <w:b w:val="0"/>
+        </w:rPr>
         <w:t>Repair:</w:t>
       </w:r>
     </w:p>
     <w:p>
-      <w:r>
-        <w:t>STRONG ANSWER FRAME  I claim ______ because the evidence shows ______. The process is ______. One limit is ______.</w:t>
-      </w:r>
-    </w:p>
-    <w:p>
       <w:pPr>
         <w:pStyle w:val="Heading3"/>
       </w:pPr>
       <w:r>
+        <w:t>A frame for explaining</w:t>
+      </w:r>
+    </w:p>
+    <w:p>
+      <w:pPr>
+        <w:spacing w:line="336" w:lineRule="auto" w:after="180"/>
+        <w:shd w:fill="F1F6FC"/>
+      </w:pPr>
+      <w:r>
+        <w:rPr>
+          <w:b w:val="0"/>
+        </w:rPr>
+        <w:t xml:space="preserve">STRONG ANSWER FRAME  I claim ______ because the </w:t>
+      </w:r>
+      <w:r>
+        <w:rPr>
+          <w:b/>
+        </w:rPr>
+        <w:t>evidence</w:t>
+      </w:r>
+      <w:r>
+        <w:rPr>
+          <w:b w:val="0"/>
+        </w:rPr>
+        <w:t xml:space="preserve"> shows ______. The </w:t>
+      </w:r>
+      <w:r>
+        <w:rPr>
+          <w:b/>
+        </w:rPr>
+        <w:t>process</w:t>
+      </w:r>
+      <w:r>
+        <w:rPr>
+          <w:b w:val="0"/>
+        </w:rPr>
+        <w:t xml:space="preserve"> is ______. One limit is ______.</w:t>
+      </w:r>
+    </w:p>
+    <w:p>
+      <w:pPr>
+        <w:pStyle w:val="Heading3"/>
+      </w:pPr>
+      <w:r>
         <w:t>A closer explanation</w:t>
       </w:r>
     </w:p>
     <w:p>
-      <w:r>
-        <w:t>For an arithmetic step, choose inputs that produce different predictions under plausible faults. For a condition, test its equality case as well as values on each side. For a loop, include a false first test and a run that crosses its stopping boundary. A test list is stronger when you can explain what each case checks.</w:t>
-      </w:r>
-    </w:p>
-    <w:p>
-      <w:r>
-        <w:t>A useful bug report names the version and input, says what should happen, records what did happen, and identifies the first known difference. Include the repair and retest evidence once available. Passing a finite collection of tests increases confidence in those behaviours; it does not prove every possible input correct.</w:t>
-      </w:r>
-    </w:p>
-    <w:p>
       <w:pPr>
         <w:pStyle w:val="Heading3"/>
       </w:pPr>
       <w:r>
+        <w:t>Check the claim against the facts</w:t>
+      </w:r>
+    </w:p>
+    <w:p>
+      <w:pPr>
+        <w:spacing w:line="336" w:lineRule="auto" w:after="180"/>
+        <w:shd w:fill="FFF5E6"/>
+      </w:pPr>
+      <w:r>
+        <w:rPr>
+          <w:b w:val="0"/>
+        </w:rPr>
+        <w:t xml:space="preserve">For an arithmetic step, choose </w:t>
+      </w:r>
+      <w:r>
+        <w:rPr>
+          <w:b/>
+        </w:rPr>
+        <w:t>input</w:t>
+      </w:r>
+      <w:r>
+        <w:rPr>
+          <w:b w:val="0"/>
+        </w:rPr>
+        <w:t xml:space="preserve">s that produce different </w:t>
+      </w:r>
+      <w:r>
+        <w:rPr>
+          <w:b/>
+        </w:rPr>
+        <w:t>prediction</w:t>
+      </w:r>
+      <w:r>
+        <w:rPr>
+          <w:b w:val="0"/>
+        </w:rPr>
+        <w:t>s under plausible faults. For a condition, test its equality case as well as values on each side.</w:t>
+      </w:r>
+    </w:p>
+    <w:p>
+      <w:pPr>
+        <w:spacing w:line="336" w:lineRule="auto" w:after="180"/>
+        <w:shd w:fill="FFF5E6"/>
+      </w:pPr>
+      <w:r>
+        <w:rPr>
+          <w:b w:val="0"/>
+        </w:rPr>
+        <w:t>For a loop, include a false first test and a run that crosses its stopping boundary. A test list is stronger when you can explain what each case checks.</w:t>
+      </w:r>
+    </w:p>
+    <w:p>
+      <w:pPr>
+        <w:pStyle w:val="Heading3"/>
+      </w:pPr>
+      <w:r>
+        <w:t>Check the claim against the facts</w:t>
+      </w:r>
+    </w:p>
+    <w:p>
+      <w:pPr>
+        <w:spacing w:line="336" w:lineRule="auto" w:after="180"/>
+        <w:shd w:fill="FFF5E6"/>
+      </w:pPr>
+      <w:r>
+        <w:rPr>
+          <w:b w:val="0"/>
+        </w:rPr>
+        <w:t xml:space="preserve">A useful bug report names the version and </w:t>
+      </w:r>
+      <w:r>
+        <w:rPr>
+          <w:b/>
+        </w:rPr>
+        <w:t>input</w:t>
+      </w:r>
+      <w:r>
+        <w:rPr>
+          <w:b w:val="0"/>
+        </w:rPr>
+        <w:t xml:space="preserve">, says what should happen, records what did happen, and identifies the first known difference. Include the repair and retest </w:t>
+      </w:r>
+      <w:r>
+        <w:rPr>
+          <w:b/>
+        </w:rPr>
+        <w:t>evidence</w:t>
+      </w:r>
+      <w:r>
+        <w:rPr>
+          <w:b w:val="0"/>
+        </w:rPr>
+        <w:t xml:space="preserve"> once available.</w:t>
+      </w:r>
+    </w:p>
+    <w:p>
+      <w:pPr>
+        <w:spacing w:line="336" w:lineRule="auto" w:after="180"/>
+        <w:shd w:fill="FFF5E6"/>
+      </w:pPr>
+      <w:r>
+        <w:rPr>
+          <w:b w:val="0"/>
+        </w:rPr>
+        <w:t xml:space="preserve">Passing a finite collection of tests increases confidence in those behaviours; it does not prove every possible </w:t>
+      </w:r>
+      <w:r>
+        <w:rPr>
+          <w:b/>
+        </w:rPr>
+        <w:t>input</w:t>
+      </w:r>
+      <w:r>
+        <w:rPr>
+          <w:b w:val="0"/>
+        </w:rPr>
+        <w:t xml:space="preserve"> correct.</w:t>
+      </w:r>
+    </w:p>
+    <w:p>
+      <w:pPr>
+        <w:pStyle w:val="Heading3"/>
+      </w:pPr>
+      <w:r>
         <w:t>A repaired below 7 loop is checked only from start 1. Name a regression test that would reveal an accidental change from below 7 to at most 7, give both expected outcomes with add 2, and explain why the test is revealing</w:t>
       </w:r>
     </w:p>
@@ -2264,6 +4026,17 @@
     </w:p>
     <w:p>
       <w:r>
+        <w:t>Practise Debug the Cause with support, then explain the deciding step in your own words.</w:t>
+      </w:r>
+    </w:p>
+    <w:p>
+      <w:pPr>
+        <w:spacing w:line="336" w:lineRule="auto" w:after="180"/>
+      </w:pPr>
+      <w:r>
+        <w:rPr>
+          <w:b/>
+        </w:rPr>
         <w:t>GUIDED PRACTICE</w:t>
       </w:r>
     </w:p>
@@ -2276,7 +4049,13 @@
       </w:r>
     </w:p>
     <w:p>
-      <w:r>
+      <w:pPr>
+        <w:spacing w:line="336" w:lineRule="auto" w:after="180"/>
+      </w:pPr>
+      <w:r>
+        <w:rPr>
+          <w:b w:val="0"/>
+        </w:rPr>
         <w:t>Use support now so you can succeed independently later.</w:t>
       </w:r>
     </w:p>
@@ -2317,46 +4096,174 @@
       </w:r>
     </w:p>
     <w:p>
-      <w:r>
+      <w:pPr>
+        <w:spacing w:line="336" w:lineRule="auto" w:after="180"/>
+      </w:pPr>
+      <w:r>
+        <w:rPr>
+          <w:b w:val="0"/>
+        </w:rPr>
         <w:t>Explain how the picture story demonstrates this idea: Debugging finds the broken assumption or step before changing the solution.</w:t>
       </w:r>
     </w:p>
     <w:p>
-      <w:r>
+      <w:pPr>
+        <w:spacing w:line="336" w:lineRule="auto" w:after="180"/>
+      </w:pPr>
+      <w:r>
+        <w:rPr>
+          <w:b w:val="0"/>
+        </w:rPr>
         <w:t>Use a fresh example to explain bug.</w:t>
       </w:r>
     </w:p>
     <w:p>
-      <w:r>
-        <w:t>Trace a new input → process → output example.</w:t>
-      </w:r>
-    </w:p>
-    <w:p>
-      <w:r>
+      <w:pPr>
+        <w:spacing w:line="336" w:lineRule="auto" w:after="180"/>
+      </w:pPr>
+      <w:r>
+        <w:rPr>
+          <w:b/>
+        </w:rPr>
+        <w:t>Trace</w:t>
+      </w:r>
+      <w:r>
+        <w:rPr>
+          <w:b w:val="0"/>
+        </w:rPr>
+        <w:t xml:space="preserve"> a new </w:t>
+      </w:r>
+      <w:r>
+        <w:rPr>
+          <w:b/>
+        </w:rPr>
+        <w:t>input</w:t>
+      </w:r>
+      <w:r>
+        <w:rPr>
+          <w:b w:val="0"/>
+        </w:rPr>
+        <w:t xml:space="preserve"> → </w:t>
+      </w:r>
+      <w:r>
+        <w:rPr>
+          <w:b/>
+        </w:rPr>
+        <w:t>process</w:t>
+      </w:r>
+      <w:r>
+        <w:rPr>
+          <w:b w:val="0"/>
+        </w:rPr>
+        <w:t xml:space="preserve"> → </w:t>
+      </w:r>
+      <w:r>
+        <w:rPr>
+          <w:b/>
+        </w:rPr>
+        <w:t>output</w:t>
+      </w:r>
+      <w:r>
+        <w:rPr>
+          <w:b w:val="0"/>
+        </w:rPr>
+        <w:t xml:space="preserve"> example.</w:t>
+      </w:r>
+    </w:p>
+    <w:p>
+      <w:pPr>
+        <w:spacing w:line="336" w:lineRule="auto" w:after="180"/>
+      </w:pPr>
+      <w:r>
+        <w:rPr>
+          <w:b w:val="0"/>
+        </w:rPr>
         <w:t>Find and repair the error in: The last visible error must be the original cause.</w:t>
       </w:r>
     </w:p>
     <w:p>
-      <w:r>
+      <w:pPr>
+        <w:spacing w:line="336" w:lineRule="auto" w:after="180"/>
+      </w:pPr>
+      <w:r>
+        <w:rPr>
+          <w:b w:val="0"/>
+        </w:rPr>
         <w:t>Invent one edge case and name the safe response.</w:t>
       </w:r>
     </w:p>
     <w:p>
-      <w:r>
-        <w:t>PARTNER CHECK  Point to the evidence. Do not accept an answer that only repeats the vocabulary word.</w:t>
-      </w:r>
-    </w:p>
-    <w:p>
       <w:pPr>
         <w:pStyle w:val="Heading3"/>
       </w:pPr>
       <w:r>
+        <w:t>Check with a partner</w:t>
+      </w:r>
+    </w:p>
+    <w:p>
+      <w:pPr>
+        <w:spacing w:line="336" w:lineRule="auto" w:after="180"/>
+        <w:shd w:fill="F5F1FB"/>
+      </w:pPr>
+      <w:r>
+        <w:rPr>
+          <w:b w:val="0"/>
+        </w:rPr>
+        <w:t xml:space="preserve">PARTNER CHECK  Point to the </w:t>
+      </w:r>
+      <w:r>
+        <w:rPr>
+          <w:b/>
+        </w:rPr>
+        <w:t>evidence</w:t>
+      </w:r>
+      <w:r>
+        <w:rPr>
+          <w:b w:val="0"/>
+        </w:rPr>
+        <w:t>. Do not accept an answer that only repeats the vocabulary word.</w:t>
+      </w:r>
+    </w:p>
+    <w:p>
+      <w:pPr>
+        <w:pStyle w:val="Heading3"/>
+      </w:pPr>
+      <w:r>
         <w:t>A closer explanation</w:t>
       </w:r>
     </w:p>
     <w:p>
-      <w:r>
-        <w:t>Suppose inspection confirms that the second instruction says add 4. Replace that instruction with double the current score. Keep the original failing test, then rerun other inputs. From starts 4, 2 and 5, the corrected final results should be 12, 8 and 14.</w:t>
+      <w:pPr>
+        <w:spacing w:line="336" w:lineRule="auto" w:after="180"/>
+      </w:pPr>
+      <w:r>
+        <w:rPr>
+          <w:b w:val="0"/>
+        </w:rPr>
+        <w:t xml:space="preserve">Suppose inspection confirms that the second instruction says add 4. Replace that instruction with double the current score. Keep the original failing test, then rerun other </w:t>
+      </w:r>
+      <w:r>
+        <w:rPr>
+          <w:b/>
+        </w:rPr>
+        <w:t>input</w:t>
+      </w:r>
+      <w:r>
+        <w:rPr>
+          <w:b w:val="0"/>
+        </w:rPr>
+        <w:t>s.</w:t>
+      </w:r>
+    </w:p>
+    <w:p>
+      <w:pPr>
+        <w:spacing w:line="336" w:lineRule="auto" w:after="180"/>
+      </w:pPr>
+      <w:r>
+        <w:rPr>
+          <w:b w:val="0"/>
+        </w:rPr>
+        <w:t>From starts 4, 2 and 5, the corrected final results should be 12, 8 and 14.</w:t>
       </w:r>
     </w:p>
     <w:p>
@@ -2398,8 +4305,61 @@
       </w:r>
     </w:p>
     <w:p>
-      <w:r>
-        <w:t>Change the suspected instruction while keeping the test inputs fixed. If you change several instructions and inputs together, it is harder to tell which change mattered. Rerun previously passing cases as regression tests, because a repair can accidentally break other behaviour.</w:t>
+      <w:pPr>
+        <w:spacing w:line="336" w:lineRule="auto" w:after="180"/>
+      </w:pPr>
+      <w:r>
+        <w:rPr>
+          <w:b w:val="0"/>
+        </w:rPr>
+        <w:t xml:space="preserve">Change the suspected instruction while keeping the test </w:t>
+      </w:r>
+      <w:r>
+        <w:rPr>
+          <w:b/>
+        </w:rPr>
+        <w:t>input</w:t>
+      </w:r>
+      <w:r>
+        <w:rPr>
+          <w:b w:val="0"/>
+        </w:rPr>
+        <w:t xml:space="preserve">s fixed. If you change several instructions and </w:t>
+      </w:r>
+      <w:r>
+        <w:rPr>
+          <w:b/>
+        </w:rPr>
+        <w:t>input</w:t>
+      </w:r>
+      <w:r>
+        <w:rPr>
+          <w:b w:val="0"/>
+        </w:rPr>
+        <w:t>s together, it is harder to tell which change mattered.</w:t>
+      </w:r>
+    </w:p>
+    <w:p>
+      <w:pPr>
+        <w:spacing w:line="336" w:lineRule="auto" w:after="180"/>
+      </w:pPr>
+      <w:r>
+        <w:rPr>
+          <w:b w:val="0"/>
+        </w:rPr>
+        <w:t xml:space="preserve">Rerun previously passing cases as </w:t>
+      </w:r>
+      <w:r>
+        <w:rPr>
+          <w:b/>
+        </w:rPr>
+        <w:t>regression test</w:t>
+      </w:r>
+      <w:r>
+        <w:rPr>
+          <w:b w:val="0"/>
+        </w:rPr>
+        <w:t>s, because a repair can accidentally break other behaviour.</w:t>
       </w:r>
     </w:p>
     <w:p>
@@ -2411,8 +4371,26 @@
       </w:r>
     </w:p>
     <w:p>
-      <w:r>
-        <w:t>Use workbook W2 for the connected example “Debugging with revealing tests”. First fill the input and rule boxes. Try the middle steps before asking for a hint. After a hint, try the next step yourself.</w:t>
+      <w:pPr>
+        <w:spacing w:line="336" w:lineRule="auto" w:after="180"/>
+      </w:pPr>
+      <w:r>
+        <w:rPr>
+          <w:b w:val="0"/>
+        </w:rPr>
+        <w:t xml:space="preserve">Use workbook W2 for the connected example “Debugging with revealing tests”. First fill the </w:t>
+      </w:r>
+      <w:r>
+        <w:rPr>
+          <w:b/>
+        </w:rPr>
+        <w:t>input</w:t>
+      </w:r>
+      <w:r>
+        <w:rPr>
+          <w:b w:val="0"/>
+        </w:rPr>
+        <w:t xml:space="preserve"> and rule boxes. Try the middle steps before asking for a hint. After a hint, try the next step yourself.</w:t>
       </w:r>
     </w:p>
     <w:tbl>
@@ -2495,8 +4473,26 @@
       </w:tr>
     </w:tbl>
     <w:p>
-      <w:r>
-        <w:t>Explain your trace to a partner. Your partner points to one step to check. Swap roles on the next case. Each person writes their own explanation.</w:t>
+      <w:pPr>
+        <w:spacing w:line="336" w:lineRule="auto" w:after="180"/>
+      </w:pPr>
+      <w:r>
+        <w:rPr>
+          <w:b w:val="0"/>
+        </w:rPr>
+        <w:t xml:space="preserve">Explain your </w:t>
+      </w:r>
+      <w:r>
+        <w:rPr>
+          <w:b/>
+        </w:rPr>
+        <w:t>trace</w:t>
+      </w:r>
+      <w:r>
+        <w:rPr>
+          <w:b w:val="0"/>
+        </w:rPr>
+        <w:t xml:space="preserve"> to a partner. Your partner points to one step to check. Swap roles on the next case. Each person writes their own explanation.</w:t>
       </w:r>
     </w:p>
     <w:p>
@@ -2508,12 +4504,35 @@
       </w:r>
     </w:p>
     <w:p>
-      <w:r>
-        <w:t>Use the worked case for Debugging with revealing tests. Proposed explanation: “The last wrong number locates the fault”. Decide whether this explanation is supported. Point to the step or supplied fact that decides; explain your repair if needed.</w:t>
-      </w:r>
-    </w:p>
-    <w:p>
-      <w:r>
+      <w:pPr>
+        <w:spacing w:line="336" w:lineRule="auto" w:after="180"/>
+      </w:pPr>
+      <w:r>
+        <w:rPr>
+          <w:b w:val="0"/>
+        </w:rPr>
+        <w:t>Use the worked case for Debugging with revealing tests. Proposed explanation: “The last wrong number locates the fault”. Decide whether this explanation is supported.</w:t>
+      </w:r>
+    </w:p>
+    <w:p>
+      <w:pPr>
+        <w:spacing w:line="336" w:lineRule="auto" w:after="180"/>
+      </w:pPr>
+      <w:r>
+        <w:rPr>
+          <w:b w:val="0"/>
+        </w:rPr>
+        <w:t>Point to the step or supplied fact that decides; explain your repair if needed.</w:t>
+      </w:r>
+    </w:p>
+    <w:p>
+      <w:pPr>
+        <w:spacing w:line="336" w:lineRule="auto" w:after="180"/>
+      </w:pPr>
+      <w:r>
+        <w:rPr>
+          <w:b w:val="0"/>
+        </w:rPr>
         <w:t>Answer on your own before discussion. If you are unsure, say which step you need help with.</w:t>
       </w:r>
     </w:p>
@@ -2526,8 +4545,50 @@
       </w:r>
     </w:p>
     <w:p>
-      <w:r>
-        <w:t>Propose input 0 and give both predicted outputs without inventing an observed result.</w:t>
+      <w:pPr>
+        <w:spacing w:line="336" w:lineRule="auto" w:after="180"/>
+      </w:pPr>
+      <w:r>
+        <w:rPr>
+          <w:b w:val="0"/>
+        </w:rPr>
+        <w:t xml:space="preserve">Propose </w:t>
+      </w:r>
+      <w:r>
+        <w:rPr>
+          <w:b/>
+        </w:rPr>
+        <w:t>input</w:t>
+      </w:r>
+      <w:r>
+        <w:rPr>
+          <w:b w:val="0"/>
+        </w:rPr>
+        <w:t xml:space="preserve"> 0 and give both predicted </w:t>
+      </w:r>
+      <w:r>
+        <w:rPr>
+          <w:b/>
+        </w:rPr>
+        <w:t>output</w:t>
+      </w:r>
+      <w:r>
+        <w:rPr>
+          <w:b w:val="0"/>
+        </w:rPr>
+        <w:t xml:space="preserve">s without inventing an </w:t>
+      </w:r>
+      <w:r>
+        <w:rPr>
+          <w:b/>
+        </w:rPr>
+        <w:t>observed result</w:t>
+      </w:r>
+      <w:r>
+        <w:rPr>
+          <w:b w:val="0"/>
+        </w:rPr>
+        <w:t>.</w:t>
       </w:r>
     </w:p>
     <w:p>
@@ -2559,7 +4620,13 @@
       </w:r>
     </w:p>
     <w:p>
-      <w:r>
+      <w:pPr>
+        <w:spacing w:line="336" w:lineRule="auto" w:after="180"/>
+      </w:pPr>
+      <w:r>
+        <w:rPr>
+          <w:b w:val="0"/>
+        </w:rPr>
         <w:t>This is supported practice. Keep the separately named independent case for an attempt before feedback.</w:t>
       </w:r>
     </w:p>
@@ -2573,6 +4640,17 @@
     </w:p>
     <w:p>
       <w:r>
+        <w:t>Investigate Debug the Cause. Record the prediction, actual observation or labelled paper trace, explanation and next test separately.</w:t>
+      </w:r>
+    </w:p>
+    <w:p>
+      <w:pPr>
+        <w:spacing w:line="336" w:lineRule="auto" w:after="180"/>
+      </w:pPr>
+      <w:r>
+        <w:rPr>
+          <w:b/>
+        </w:rPr>
         <w:t>EXPLORER LAB</w:t>
       </w:r>
     </w:p>
@@ -2585,8 +4663,26 @@
       </w:r>
     </w:p>
     <w:p>
-      <w:r>
-        <w:t>Predict first, test honestly, and explain what the evidence means.</w:t>
+      <w:pPr>
+        <w:spacing w:line="336" w:lineRule="auto" w:after="180"/>
+      </w:pPr>
+      <w:r>
+        <w:rPr>
+          <w:b w:val="0"/>
+        </w:rPr>
+        <w:t xml:space="preserve">Predict first, test honestly, and explain what the </w:t>
+      </w:r>
+      <w:r>
+        <w:rPr>
+          <w:b/>
+        </w:rPr>
+        <w:t>evidence</w:t>
+      </w:r>
+      <w:r>
+        <w:rPr>
+          <w:b w:val="0"/>
+        </w:rPr>
+        <w:t xml:space="preserve"> means.</w:t>
       </w:r>
     </w:p>
     <w:p>
@@ -2626,27 +4722,126 @@
       </w:r>
     </w:p>
     <w:p>
-      <w:r>
-        <w:t>State your prediction before the result is known.</w:t>
-      </w:r>
-    </w:p>
-    <w:p>
-      <w:r>
+      <w:pPr>
+        <w:pStyle w:val="Heading3"/>
+      </w:pPr>
+      <w:r>
+        <w:t>1. Predict</w:t>
+      </w:r>
+    </w:p>
+    <w:p>
+      <w:pPr>
+        <w:spacing w:line="336" w:lineRule="auto" w:after="180"/>
+        <w:shd w:fill="F4F9FC"/>
+      </w:pPr>
+      <w:r>
+        <w:rPr>
+          <w:b w:val="0"/>
+        </w:rPr>
+        <w:t xml:space="preserve">State your </w:t>
+      </w:r>
+      <w:r>
+        <w:rPr>
+          <w:b/>
+        </w:rPr>
+        <w:t>prediction</w:t>
+      </w:r>
+      <w:r>
+        <w:rPr>
+          <w:b w:val="0"/>
+        </w:rPr>
+        <w:t xml:space="preserve"> before the result is known.</w:t>
+      </w:r>
+    </w:p>
+    <w:p>
+      <w:pPr>
+        <w:pStyle w:val="Heading3"/>
+      </w:pPr>
+      <w:r>
+        <w:t>2. Investigate</w:t>
+      </w:r>
+    </w:p>
+    <w:p>
+      <w:pPr>
+        <w:spacing w:line="336" w:lineRule="auto" w:after="180"/>
+        <w:shd w:fill="F4F9FC"/>
+      </w:pPr>
+      <w:r>
+        <w:rPr>
+          <w:b w:val="0"/>
+        </w:rPr>
         <w:t>Complete the task: Repair a maze algorithm and explain the exact failure.</w:t>
       </w:r>
     </w:p>
     <w:p>
-      <w:r>
+      <w:pPr>
+        <w:pStyle w:val="Heading3"/>
+      </w:pPr>
+      <w:r>
+        <w:t>3. Compare cases</w:t>
+      </w:r>
+    </w:p>
+    <w:p>
+      <w:pPr>
+        <w:spacing w:line="336" w:lineRule="auto" w:after="180"/>
+        <w:shd w:fill="F4F9FC"/>
+      </w:pPr>
+      <w:r>
+        <w:rPr>
+          <w:b w:val="0"/>
+        </w:rPr>
         <w:t>Keep a normal case and an edge case clearly separated.</w:t>
       </w:r>
     </w:p>
     <w:p>
-      <w:r>
-        <w:t>Record what happened—even when it does not match your prediction.</w:t>
-      </w:r>
-    </w:p>
-    <w:p>
-      <w:r>
+      <w:pPr>
+        <w:pStyle w:val="Heading3"/>
+      </w:pPr>
+      <w:r>
+        <w:t>4. Record honestly</w:t>
+      </w:r>
+    </w:p>
+    <w:p>
+      <w:pPr>
+        <w:spacing w:line="336" w:lineRule="auto" w:after="180"/>
+        <w:shd w:fill="F4F9FC"/>
+      </w:pPr>
+      <w:r>
+        <w:rPr>
+          <w:b w:val="0"/>
+        </w:rPr>
+        <w:t xml:space="preserve">Record what happened—even when it does not match your </w:t>
+      </w:r>
+      <w:r>
+        <w:rPr>
+          <w:b/>
+        </w:rPr>
+        <w:t>prediction</w:t>
+      </w:r>
+      <w:r>
+        <w:rPr>
+          <w:b w:val="0"/>
+        </w:rPr>
+        <w:t>.</w:t>
+      </w:r>
+    </w:p>
+    <w:p>
+      <w:pPr>
+        <w:pStyle w:val="Heading3"/>
+      </w:pPr>
+      <w:r>
+        <w:t>5. Explain and plan the next test</w:t>
+      </w:r>
+    </w:p>
+    <w:p>
+      <w:pPr>
+        <w:spacing w:line="336" w:lineRule="auto" w:after="180"/>
+        <w:shd w:fill="F4F9FC"/>
+      </w:pPr>
+      <w:r>
+        <w:rPr>
+          <w:b w:val="0"/>
+        </w:rPr>
         <w:t>Explain the result, one limitation, and the next useful test.</w:t>
       </w:r>
     </w:p>
@@ -2781,7 +4976,22 @@
       </w:tr>
     </w:tbl>
     <w:p>
-      <w:r>
+      <w:pPr>
+        <w:pStyle w:val="Heading3"/>
+      </w:pPr>
+      <w:r>
+        <w:t>Use a fresh case after support</w:t>
+      </w:r>
+    </w:p>
+    <w:p>
+      <w:pPr>
+        <w:spacing w:line="336" w:lineRule="auto" w:after="180"/>
+        <w:shd w:fill="FFF5E6"/>
+      </w:pPr>
+      <w:r>
+        <w:rPr>
+          <w:b w:val="0"/>
+        </w:rPr>
         <w:t>INDEPENDENCE  After support is removed, repeat the proof with a fresh case.</w:t>
       </w:r>
     </w:p>
@@ -2794,8 +5004,38 @@
       </w:r>
     </w:p>
     <w:p>
-      <w:r>
-        <w:t>Before trying: what do I expect, and why? While trying: which step could first go wrong? Afterwards: what did I actually observe, and what should change? Keep “not run” if you only traced the procedure.</w:t>
+      <w:pPr>
+        <w:spacing w:line="336" w:lineRule="auto" w:after="180"/>
+      </w:pPr>
+      <w:r>
+        <w:rPr>
+          <w:b w:val="0"/>
+        </w:rPr>
+        <w:t xml:space="preserve">Before trying: what do I expect, and why? While trying: which step could first go wrong? Afterwards: what did I </w:t>
+      </w:r>
+      <w:r>
+        <w:rPr>
+          <w:b/>
+        </w:rPr>
+        <w:t>actual</w:t>
+      </w:r>
+      <w:r>
+        <w:rPr>
+          <w:b w:val="0"/>
+        </w:rPr>
+        <w:t xml:space="preserve">ly observe, and what should change? Keep “not run” if you only </w:t>
+      </w:r>
+      <w:r>
+        <w:rPr>
+          <w:b/>
+        </w:rPr>
+        <w:t>trace</w:t>
+      </w:r>
+      <w:r>
+        <w:rPr>
+          <w:b w:val="0"/>
+        </w:rPr>
+        <w:t>d the procedure.</w:t>
       </w:r>
     </w:p>
     <w:p>
@@ -2808,6 +5048,17 @@
     </w:p>
     <w:p>
       <w:r>
+        <w:t>Move from recall to tracing, diagnosis and transfer in Debug the Cause. Explain why each step is justified.</w:t>
+      </w:r>
+    </w:p>
+    <w:p>
+      <w:pPr>
+        <w:spacing w:line="336" w:lineRule="auto" w:after="180"/>
+      </w:pPr>
+      <w:r>
+        <w:rPr>
+          <w:b/>
+        </w:rPr>
         <w:t>PRACTICE LADDER</w:t>
       </w:r>
     </w:p>
@@ -2820,7 +5071,13 @@
       </w:r>
     </w:p>
     <w:p>
-      <w:r>
+      <w:pPr>
+        <w:spacing w:line="336" w:lineRule="auto" w:after="180"/>
+      </w:pPr>
+      <w:r>
+        <w:rPr>
+          <w:b w:val="0"/>
+        </w:rPr>
         <w:t>Each step asks for a stronger kind of understanding.</w:t>
       </w:r>
     </w:p>
@@ -2861,42 +5118,172 @@
       </w:r>
     </w:p>
     <w:p>
-      <w:r>
+      <w:pPr>
+        <w:spacing w:line="336" w:lineRule="auto" w:after="180"/>
+        <w:shd w:fill="F4F9FC"/>
+      </w:pPr>
+      <w:r>
+        <w:rPr>
+          <w:b w:val="0"/>
+        </w:rPr>
         <w:t>RECALL  Define bug.</w:t>
       </w:r>
     </w:p>
     <w:p>
-      <w:r>
+      <w:pPr>
+        <w:spacing w:line="336" w:lineRule="auto" w:after="180"/>
+        <w:shd w:fill="F4F9FC"/>
+      </w:pPr>
+      <w:r>
+        <w:rPr>
+          <w:b w:val="0"/>
+        </w:rPr>
         <w:t>EXPLAIN  Debugging finds the broken assumption or step before changing the solution.</w:t>
       </w:r>
     </w:p>
     <w:p>
-      <w:r>
-        <w:t>TRACE  Show the input, process, and output.</w:t>
-      </w:r>
-    </w:p>
-    <w:p>
-      <w:r>
+      <w:pPr>
+        <w:spacing w:line="336" w:lineRule="auto" w:after="180"/>
+        <w:shd w:fill="F4F9FC"/>
+      </w:pPr>
+      <w:r>
+        <w:rPr>
+          <w:b/>
+        </w:rPr>
+        <w:t>TRACE</w:t>
+      </w:r>
+      <w:r>
+        <w:rPr>
+          <w:b w:val="0"/>
+        </w:rPr>
+        <w:t xml:space="preserve">  Show the </w:t>
+      </w:r>
+      <w:r>
+        <w:rPr>
+          <w:b/>
+        </w:rPr>
+        <w:t>input</w:t>
+      </w:r>
+      <w:r>
+        <w:rPr>
+          <w:b w:val="0"/>
+        </w:rPr>
+        <w:t xml:space="preserve">, </w:t>
+      </w:r>
+      <w:r>
+        <w:rPr>
+          <w:b/>
+        </w:rPr>
+        <w:t>process</w:t>
+      </w:r>
+      <w:r>
+        <w:rPr>
+          <w:b w:val="0"/>
+        </w:rPr>
+        <w:t xml:space="preserve">, and </w:t>
+      </w:r>
+      <w:r>
+        <w:rPr>
+          <w:b/>
+        </w:rPr>
+        <w:t>output</w:t>
+      </w:r>
+      <w:r>
+        <w:rPr>
+          <w:b w:val="0"/>
+        </w:rPr>
+        <w:t>.</w:t>
+      </w:r>
+    </w:p>
+    <w:p>
+      <w:pPr>
+        <w:spacing w:line="336" w:lineRule="auto" w:after="180"/>
+        <w:shd w:fill="F4F9FC"/>
+      </w:pPr>
+      <w:r>
+        <w:rPr>
+          <w:b w:val="0"/>
+        </w:rPr>
         <w:t>DIAGNOSE  Repair: Debugging means rewriting everything that looks suspicious.</w:t>
       </w:r>
     </w:p>
     <w:p>
-      <w:r>
+      <w:pPr>
+        <w:spacing w:line="336" w:lineRule="auto" w:after="180"/>
+        <w:shd w:fill="F4F9FC"/>
+      </w:pPr>
+      <w:r>
+        <w:rPr>
+          <w:b w:val="0"/>
+        </w:rPr>
         <w:t>TRANSFER  Apply the idea to a new home or classroom case.</w:t>
       </w:r>
     </w:p>
     <w:p>
-      <w:r>
+      <w:pPr>
+        <w:spacing w:line="336" w:lineRule="auto" w:after="180"/>
+        <w:shd w:fill="F4F9FC"/>
+      </w:pPr>
+      <w:r>
+        <w:rPr>
+          <w:b w:val="0"/>
+        </w:rPr>
         <w:t>CREATE  Design one revealing test.</w:t>
       </w:r>
     </w:p>
     <w:p>
-      <w:r>
-        <w:t>DEFEND  Give a claim, evidence, mechanism, limit, and safe action.</w:t>
-      </w:r>
-    </w:p>
-    <w:p>
-      <w:r>
+      <w:pPr>
+        <w:spacing w:line="336" w:lineRule="auto" w:after="180"/>
+        <w:shd w:fill="F4F9FC"/>
+      </w:pPr>
+      <w:r>
+        <w:rPr>
+          <w:b w:val="0"/>
+        </w:rPr>
+        <w:t xml:space="preserve">DEFEND  Give a claim, </w:t>
+      </w:r>
+      <w:r>
+        <w:rPr>
+          <w:b/>
+        </w:rPr>
+        <w:t>evidence</w:t>
+      </w:r>
+      <w:r>
+        <w:rPr>
+          <w:b w:val="0"/>
+        </w:rPr>
+        <w:t xml:space="preserve">, </w:t>
+      </w:r>
+      <w:r>
+        <w:rPr>
+          <w:b/>
+        </w:rPr>
+        <w:t>mechanism</w:t>
+      </w:r>
+      <w:r>
+        <w:rPr>
+          <w:b w:val="0"/>
+        </w:rPr>
+        <w:t>, limit, and safe action.</w:t>
+      </w:r>
+    </w:p>
+    <w:p>
+      <w:pPr>
+        <w:pStyle w:val="Heading3"/>
+      </w:pPr>
+      <w:r>
+        <w:t>When to retry</w:t>
+      </w:r>
+    </w:p>
+    <w:p>
+      <w:pPr>
+        <w:spacing w:line="336" w:lineRule="auto" w:after="180"/>
+        <w:shd w:fill="F1F6F8"/>
+      </w:pPr>
+      <w:r>
+        <w:rPr>
+          <w:b w:val="0"/>
+        </w:rPr>
         <w:t>RETRY RULE  A coached answer becomes mastery only after you solve a different case independently.</w:t>
       </w:r>
     </w:p>
@@ -2910,6 +5297,17 @@
     </w:p>
     <w:p>
       <w:r>
+        <w:t>Apply this week’s idea to Helpful Classroom Sorter. Keep an annotated decision and the evidence supporting it.</w:t>
+      </w:r>
+    </w:p>
+    <w:p>
+      <w:pPr>
+        <w:spacing w:line="336" w:lineRule="auto" w:after="180"/>
+      </w:pPr>
+      <w:r>
+        <w:rPr>
+          <w:b/>
+        </w:rPr>
         <w:t>PROJECT</w:t>
       </w:r>
     </w:p>
@@ -2922,8 +5320,26 @@
       </w:r>
     </w:p>
     <w:p>
-      <w:r>
-        <w:t>Build one coherent system across the year, one evidence-based decision at a time.</w:t>
+      <w:pPr>
+        <w:spacing w:line="336" w:lineRule="auto" w:after="180"/>
+      </w:pPr>
+      <w:r>
+        <w:rPr>
+          <w:b w:val="0"/>
+        </w:rPr>
+        <w:t xml:space="preserve">Build one coherent system across the year, one </w:t>
+      </w:r>
+      <w:r>
+        <w:rPr>
+          <w:b/>
+        </w:rPr>
+        <w:t>evidence</w:t>
+      </w:r>
+      <w:r>
+        <w:rPr>
+          <w:b w:val="0"/>
+        </w:rPr>
+        <w:t>-based decision at a time.</w:t>
       </w:r>
     </w:p>
     <w:p>
@@ -2963,32 +5379,98 @@
       </w:r>
     </w:p>
     <w:p>
-      <w:r>
-        <w:t>THIS WEEK'S CHECKPOINT  When the sorter fails, log the first wrong stage and change only the responsible rule, input, or label.</w:t>
-      </w:r>
-    </w:p>
-    <w:p>
-      <w:r>
+      <w:pPr>
+        <w:spacing w:line="336" w:lineRule="auto" w:after="180"/>
+        <w:shd w:fill="EDF7F3"/>
+      </w:pPr>
+      <w:r>
+        <w:rPr>
+          <w:b w:val="0"/>
+        </w:rPr>
+        <w:t xml:space="preserve">THIS WEEK'S CHECKPOINT  When the sorter fails, log the first wrong stage and change only the responsible rule, </w:t>
+      </w:r>
+      <w:r>
+        <w:rPr>
+          <w:b/>
+        </w:rPr>
+        <w:t>input</w:t>
+      </w:r>
+      <w:r>
+        <w:rPr>
+          <w:b w:val="0"/>
+        </w:rPr>
+        <w:t>, or label.</w:t>
+      </w:r>
+    </w:p>
+    <w:p>
+      <w:pPr>
+        <w:spacing w:line="336" w:lineRule="auto" w:after="180"/>
+        <w:shd w:fill="F5F1FB"/>
+      </w:pPr>
+      <w:r>
+        <w:rPr>
+          <w:b w:val="0"/>
+        </w:rPr>
         <w:t>What real classroom need does this serve?</w:t>
       </w:r>
     </w:p>
     <w:p>
-      <w:r>
+      <w:pPr>
+        <w:spacing w:line="336" w:lineRule="auto" w:after="180"/>
+        <w:shd w:fill="F5F1FB"/>
+      </w:pPr>
+      <w:r>
+        <w:rPr>
+          <w:b w:val="0"/>
+        </w:rPr>
         <w:t>What information is necessary—and what should stay private?</w:t>
       </w:r>
     </w:p>
     <w:p>
-      <w:r>
-        <w:t>What happens inside the process?</w:t>
-      </w:r>
-    </w:p>
-    <w:p>
-      <w:r>
+      <w:pPr>
+        <w:spacing w:line="336" w:lineRule="auto" w:after="180"/>
+        <w:shd w:fill="F5F1FB"/>
+      </w:pPr>
+      <w:r>
+        <w:rPr>
+          <w:b w:val="0"/>
+        </w:rPr>
+        <w:t xml:space="preserve">What happens inside the </w:t>
+      </w:r>
+      <w:r>
+        <w:rPr>
+          <w:b/>
+        </w:rPr>
+        <w:t>process</w:t>
+      </w:r>
+      <w:r>
+        <w:rPr>
+          <w:b w:val="0"/>
+        </w:rPr>
+        <w:t>?</w:t>
+      </w:r>
+    </w:p>
+    <w:p>
+      <w:pPr>
+        <w:spacing w:line="336" w:lineRule="auto" w:after="180"/>
+        <w:shd w:fill="F5F1FB"/>
+      </w:pPr>
+      <w:r>
+        <w:rPr>
+          <w:b w:val="0"/>
+        </w:rPr>
         <w:t>What normal and edge cases will you test?</w:t>
       </w:r>
     </w:p>
     <w:p>
-      <w:r>
+      <w:pPr>
+        <w:spacing w:line="336" w:lineRule="auto" w:after="180"/>
+        <w:shd w:fill="F5F1FB"/>
+      </w:pPr>
+      <w:r>
+        <w:rPr>
+          <w:b w:val="0"/>
+        </w:rPr>
         <w:t>When should it say not sure or ask a person?</w:t>
       </w:r>
     </w:p>
@@ -3029,12 +5511,33 @@
       </w:r>
     </w:p>
     <w:p>
-      <w:r>
+      <w:pPr>
+        <w:pStyle w:val="Heading3"/>
+      </w:pPr>
+      <w:r>
+        <w:t>Responsible design</w:t>
+      </w:r>
+    </w:p>
+    <w:p>
+      <w:pPr>
+        <w:spacing w:line="336" w:lineRule="auto" w:after="180"/>
+        <w:shd w:fill="FFF5E6"/>
+      </w:pPr>
+      <w:r>
+        <w:rPr>
+          <w:b w:val="0"/>
+        </w:rPr>
         <w:t>RESPONSIBLE DESIGN  A successful new run does not prove the diagnosis if several things changed together.</w:t>
       </w:r>
     </w:p>
     <w:p>
-      <w:r>
+      <w:pPr>
+        <w:spacing w:line="336" w:lineRule="auto" w:after="180"/>
+      </w:pPr>
+      <w:r>
+        <w:rPr>
+          <w:b w:val="0"/>
+        </w:rPr>
         <w:t>My project decision:</w:t>
       </w:r>
     </w:p>
@@ -3047,8 +5550,26 @@
       </w:r>
     </w:p>
     <w:p>
-      <w:r>
-        <w:t>When the sorter fails, write competing explanations and predicted traces before changing code or instructions.</w:t>
+      <w:pPr>
+        <w:spacing w:line="336" w:lineRule="auto" w:after="180"/>
+      </w:pPr>
+      <w:r>
+        <w:rPr>
+          <w:b w:val="0"/>
+        </w:rPr>
+        <w:t xml:space="preserve">When the sorter fails, write competing explanations and predicted </w:t>
+      </w:r>
+      <w:r>
+        <w:rPr>
+          <w:b/>
+        </w:rPr>
+        <w:t>trace</w:t>
+      </w:r>
+      <w:r>
+        <w:rPr>
+          <w:b w:val="0"/>
+        </w:rPr>
+        <w:t>s before changing code or instructions.</w:t>
       </w:r>
     </w:p>
     <w:p>
@@ -3061,6 +5582,17 @@
     </w:p>
     <w:p>
       <w:r>
+        <w:t>Use a genuinely new case for independent evidence. Previously discussed examples remain practice; use the separately named independent case before feedback.</w:t>
+      </w:r>
+    </w:p>
+    <w:p>
+      <w:pPr>
+        <w:spacing w:line="336" w:lineRule="auto" w:after="180"/>
+      </w:pPr>
+      <w:r>
+        <w:rPr>
+          <w:b/>
+        </w:rPr>
         <w:t>MASTERY</w:t>
       </w:r>
     </w:p>
@@ -3073,7 +5605,13 @@
       </w:r>
     </w:p>
     <w:p>
-      <w:r>
+      <w:pPr>
+        <w:spacing w:line="336" w:lineRule="auto" w:after="180"/>
+      </w:pPr>
+      <w:r>
+        <w:rPr>
+          <w:b w:val="0"/>
+        </w:rPr>
         <w:t>Complete this after teaching and guided practice have ended.</w:t>
       </w:r>
     </w:p>
@@ -3114,53 +5652,284 @@
       </w:r>
     </w:p>
     <w:p>
-      <w:r>
-        <w:t>REQUIRED PROOF  Repair a maze algorithm and name the first divergence, the tested cause, the one change, and the retest result.</w:t>
-      </w:r>
-    </w:p>
-    <w:p>
-      <w:r>
+      <w:pPr>
+        <w:pStyle w:val="Heading3"/>
+      </w:pPr>
+      <w:r>
+        <w:t>What success looks like</w:t>
+      </w:r>
+    </w:p>
+    <w:p>
+      <w:pPr>
+        <w:spacing w:line="336" w:lineRule="auto" w:after="180"/>
+        <w:shd w:fill="EDF7F3"/>
+      </w:pPr>
+      <w:r>
+        <w:rPr>
+          <w:b w:val="0"/>
+        </w:rPr>
+        <w:t xml:space="preserve">REQUIRED PROOF  Repair a maze algorithm and name the </w:t>
+      </w:r>
+      <w:r>
+        <w:rPr>
+          <w:b/>
+        </w:rPr>
+        <w:t>first divergence</w:t>
+      </w:r>
+      <w:r>
+        <w:rPr>
+          <w:b w:val="0"/>
+        </w:rPr>
+        <w:t>, the tested cause, the one change, and the retest result.</w:t>
+      </w:r>
+    </w:p>
+    <w:p>
+      <w:pPr>
+        <w:spacing w:line="336" w:lineRule="auto" w:after="180"/>
+      </w:pPr>
+      <w:r>
+        <w:rPr>
+          <w:b w:val="0"/>
+        </w:rPr>
         <w:t>□ Name or draw the fresh case.</w:t>
       </w:r>
     </w:p>
     <w:p>
-      <w:r>
-        <w:t>□ Trace input, process, and output.</w:t>
-      </w:r>
-    </w:p>
-    <w:p>
-      <w:r>
-        <w:t>□ State the conclusion and strongest evidence.</w:t>
-      </w:r>
-    </w:p>
-    <w:p>
-      <w:r>
+      <w:pPr>
+        <w:spacing w:line="336" w:lineRule="auto" w:after="180"/>
+      </w:pPr>
+      <w:r>
+        <w:rPr>
+          <w:b w:val="0"/>
+        </w:rPr>
+        <w:t xml:space="preserve">□ </w:t>
+      </w:r>
+      <w:r>
+        <w:rPr>
+          <w:b/>
+        </w:rPr>
+        <w:t>Trace</w:t>
+      </w:r>
+      <w:r>
+        <w:rPr>
+          <w:b w:val="0"/>
+        </w:rPr>
+        <w:t xml:space="preserve"> </w:t>
+      </w:r>
+      <w:r>
+        <w:rPr>
+          <w:b/>
+        </w:rPr>
+        <w:t>input</w:t>
+      </w:r>
+      <w:r>
+        <w:rPr>
+          <w:b w:val="0"/>
+        </w:rPr>
+        <w:t xml:space="preserve">, </w:t>
+      </w:r>
+      <w:r>
+        <w:rPr>
+          <w:b/>
+        </w:rPr>
+        <w:t>process</w:t>
+      </w:r>
+      <w:r>
+        <w:rPr>
+          <w:b w:val="0"/>
+        </w:rPr>
+        <w:t xml:space="preserve">, and </w:t>
+      </w:r>
+      <w:r>
+        <w:rPr>
+          <w:b/>
+        </w:rPr>
+        <w:t>output</w:t>
+      </w:r>
+      <w:r>
+        <w:rPr>
+          <w:b w:val="0"/>
+        </w:rPr>
+        <w:t>.</w:t>
+      </w:r>
+    </w:p>
+    <w:p>
+      <w:pPr>
+        <w:spacing w:line="336" w:lineRule="auto" w:after="180"/>
+      </w:pPr>
+      <w:r>
+        <w:rPr>
+          <w:b w:val="0"/>
+        </w:rPr>
+        <w:t xml:space="preserve">□ State the conclusion and strongest </w:t>
+      </w:r>
+      <w:r>
+        <w:rPr>
+          <w:b/>
+        </w:rPr>
+        <w:t>evidence</w:t>
+      </w:r>
+      <w:r>
+        <w:rPr>
+          <w:b w:val="0"/>
+        </w:rPr>
+        <w:t>.</w:t>
+      </w:r>
+    </w:p>
+    <w:p>
+      <w:pPr>
+        <w:spacing w:line="336" w:lineRule="auto" w:after="180"/>
+      </w:pPr>
+      <w:r>
+        <w:rPr>
+          <w:b w:val="0"/>
+        </w:rPr>
         <w:t>□ Name one limit, failure, missing clue, or fairness/privacy concern.</w:t>
       </w:r>
     </w:p>
     <w:p>
-      <w:r>
+      <w:pPr>
+        <w:spacing w:line="336" w:lineRule="auto" w:after="180"/>
+      </w:pPr>
+      <w:r>
+        <w:rPr>
+          <w:b w:val="0"/>
+        </w:rPr>
         <w:t>□ Explain one safe next action or improvement.</w:t>
       </w:r>
     </w:p>
     <w:p>
-      <w:r>
-        <w:t>Independent evidence:</w:t>
-      </w:r>
-    </w:p>
-    <w:p>
-      <w:r>
-        <w:t>SELF-CHECK  Trace expected and actual positions step by step. The first mismatch reveals the earliest plausible cause. Change that instruction or assumption only, then rerun the identical maze to show whether the cause was correct.</w:t>
-      </w:r>
-    </w:p>
-    <w:p>
-      <w:r>
+      <w:pPr>
+        <w:spacing w:line="336" w:lineRule="auto" w:after="180"/>
+      </w:pPr>
+      <w:r>
+        <w:rPr>
+          <w:b w:val="0"/>
+        </w:rPr>
+        <w:t xml:space="preserve">Independent </w:t>
+      </w:r>
+      <w:r>
+        <w:rPr>
+          <w:b/>
+        </w:rPr>
+        <w:t>evidence</w:t>
+      </w:r>
+      <w:r>
+        <w:rPr>
+          <w:b w:val="0"/>
+        </w:rPr>
+        <w:t>:</w:t>
+      </w:r>
+    </w:p>
+    <w:p>
+      <w:pPr>
+        <w:pStyle w:val="Heading3"/>
+      </w:pPr>
+      <w:r>
+        <w:t>Check your explanation</w:t>
+      </w:r>
+    </w:p>
+    <w:p>
+      <w:pPr>
+        <w:spacing w:line="336" w:lineRule="auto" w:after="180"/>
+        <w:shd w:fill="F5F1FB"/>
+      </w:pPr>
+      <w:r>
+        <w:rPr>
+          <w:b w:val="0"/>
+        </w:rPr>
+        <w:t xml:space="preserve">SELF-CHECK  </w:t>
+      </w:r>
+      <w:r>
+        <w:rPr>
+          <w:b/>
+        </w:rPr>
+        <w:t>Trace</w:t>
+      </w:r>
+      <w:r>
+        <w:rPr>
+          <w:b w:val="0"/>
+        </w:rPr>
+        <w:t xml:space="preserve"> </w:t>
+      </w:r>
+      <w:r>
+        <w:rPr>
+          <w:b/>
+        </w:rPr>
+        <w:t>expected</w:t>
+      </w:r>
+      <w:r>
+        <w:rPr>
+          <w:b w:val="0"/>
+        </w:rPr>
+        <w:t xml:space="preserve"> and </w:t>
+      </w:r>
+      <w:r>
+        <w:rPr>
+          <w:b/>
+        </w:rPr>
+        <w:t>actual</w:t>
+      </w:r>
+      <w:r>
+        <w:rPr>
+          <w:b w:val="0"/>
+        </w:rPr>
+        <w:t xml:space="preserve"> positions step by step. The first mismatch reveals the earliest plausible cause.</w:t>
+      </w:r>
+    </w:p>
+    <w:p>
+      <w:pPr>
+        <w:spacing w:line="336" w:lineRule="auto" w:after="180"/>
+        <w:shd w:fill="F5F1FB"/>
+      </w:pPr>
+      <w:r>
+        <w:rPr>
+          <w:b w:val="0"/>
+        </w:rPr>
+        <w:t>Change that instruction or assumption only, then rerun the identical maze to show whether the cause was correct.</w:t>
+      </w:r>
+    </w:p>
+    <w:p>
+      <w:pPr>
+        <w:spacing w:line="336" w:lineRule="auto" w:after="180"/>
+      </w:pPr>
+      <w:r>
+        <w:rPr>
+          <w:b w:val="0"/>
+        </w:rPr>
         <w:t>My level:  □ Not yet  □ With one hint  □ Independently  □ I can teach it</w:t>
       </w:r>
     </w:p>
     <w:p>
-      <w:r>
-        <w:t>NEXT BRIDGE  Carry today's evidence habit into: Learning from Examples.</w:t>
+      <w:pPr>
+        <w:pStyle w:val="Heading3"/>
+      </w:pPr>
+      <w:r>
+        <w:t>Connect to the next lesson</w:t>
+      </w:r>
+    </w:p>
+    <w:p>
+      <w:pPr>
+        <w:spacing w:line="336" w:lineRule="auto" w:after="180"/>
+        <w:shd w:fill="F1F6F8"/>
+      </w:pPr>
+      <w:r>
+        <w:rPr>
+          <w:b w:val="0"/>
+        </w:rPr>
+        <w:t xml:space="preserve">NEXT BRIDGE  Carry today's </w:t>
+      </w:r>
+      <w:r>
+        <w:rPr>
+          <w:b/>
+        </w:rPr>
+        <w:t>evidence</w:t>
+      </w:r>
+      <w:r>
+        <w:rPr>
+          <w:b w:val="0"/>
+        </w:rPr>
+        <w:t xml:space="preserve"> habit into: Learning from Examples.</w:t>
       </w:r>
     </w:p>
     <w:p>
@@ -3172,6 +5941,11 @@
       </w:r>
     </w:p>
     <w:p>
+      <w:r>
+        <w:t>Revisit the complete Debug the Cause case for supported practice. Repeated examples do not become fresh assessments.</w:t>
+      </w:r>
+    </w:p>
+    <w:p>
       <w:pPr>
         <w:pStyle w:val="Heading3"/>
       </w:pPr>
@@ -3180,7 +5954,13 @@
       </w:r>
     </w:p>
     <w:p>
-      <w:r>
+      <w:pPr>
+        <w:spacing w:line="336" w:lineRule="auto" w:after="180"/>
+      </w:pPr>
+      <w:r>
+        <w:rPr>
+          <w:b w:val="0"/>
+        </w:rPr>
         <w:t>Use the supplied details to practise the weekly concept before attempting the independent question. This case extends the illustrated lesson.</w:t>
       </w:r>
     </w:p>
@@ -3193,7 +5973,13 @@
       </w:r>
     </w:p>
     <w:p>
-      <w:r>
+      <w:pPr>
+        <w:spacing w:line="336" w:lineRule="auto" w:after="180"/>
+      </w:pPr>
+      <w:r>
+        <w:rPr>
+          <w:b w:val="0"/>
+        </w:rPr>
         <w:t>A robot should go from square one to square three. Its program is MOVE ONE, STOP.</w:t>
       </w:r>
     </w:p>
@@ -3206,7 +5992,13 @@
       </w:r>
     </w:p>
     <w:p>
-      <w:r>
+      <w:pPr>
+        <w:spacing w:line="336" w:lineRule="auto" w:after="180"/>
+      </w:pPr>
+      <w:r>
+        <w:rPr>
+          <w:b w:val="0"/>
+        </w:rPr>
         <w:t>Find the cause and repair one thing.</w:t>
       </w:r>
     </w:p>
@@ -3219,7 +6011,13 @@
       </w:r>
     </w:p>
     <w:p>
-      <w:r>
+      <w:pPr>
+        <w:spacing w:line="336" w:lineRule="auto" w:after="180"/>
+      </w:pPr>
+      <w:r>
+        <w:rPr>
+          <w:b w:val="0"/>
+        </w:rPr>
         <w:t>It stops at square two because one move is missing. Add MOVE ONE before STOP and retest from the same start.</w:t>
       </w:r>
     </w:p>
@@ -3232,7 +6030,14 @@
       </w:r>
     </w:p>
     <w:p>
-      <w:r>
+      <w:pPr>
+        <w:spacing w:line="336" w:lineRule="auto" w:after="180"/>
+        <w:shd w:fill="F5F1FB"/>
+      </w:pPr>
+      <w:r>
+        <w:rPr>
+          <w:b w:val="0"/>
+        </w:rPr>
         <w:t>Which detail supports the answer, and why does it matter?</w:t>
       </w:r>
     </w:p>
@@ -3388,17 +6193,35 @@
       </w:tr>
     </w:tbl>
     <w:p>
-      <w:r>
+      <w:pPr>
+        <w:spacing w:line="336" w:lineRule="auto" w:after="180"/>
+      </w:pPr>
+      <w:r>
+        <w:rPr>
+          <w:b w:val="0"/>
+        </w:rPr>
         <w:t>A robot should go from square one to square three. Its program is MOVE ONE, STOP.</w:t>
       </w:r>
     </w:p>
     <w:p>
-      <w:r>
+      <w:pPr>
+        <w:spacing w:line="336" w:lineRule="auto" w:after="180"/>
+      </w:pPr>
+      <w:r>
+        <w:rPr>
+          <w:b w:val="0"/>
+        </w:rPr>
         <w:t>Find the cause and repair one thing.</w:t>
       </w:r>
     </w:p>
     <w:p>
-      <w:r>
+      <w:pPr>
+        <w:spacing w:line="336" w:lineRule="auto" w:after="180"/>
+      </w:pPr>
+      <w:r>
+        <w:rPr>
+          <w:b w:val="0"/>
+        </w:rPr>
         <w:t>It stops at square two because one move is missing. Add MOVE ONE before STOP and retest from the same start.</w:t>
       </w:r>
     </w:p>
@@ -3411,6 +6234,11 @@
       </w:r>
     </w:p>
     <w:p>
+      <w:r>
+        <w:t>Attempt the reserved new case before feedback. Record support; the earlier examples below remain additional practice.</w:t>
+      </w:r>
+    </w:p>
+    <w:p>
       <w:pPr>
         <w:pStyle w:val="Heading3"/>
       </w:pPr>
@@ -3419,8 +6247,37 @@
       </w:r>
     </w:p>
     <w:p>
-      <w:r>
-        <w:t>A paper ticket rule must add 1 to the input count. If the updated count is at least 5, report Group; otherwise report Single. A copied version says above 5. Choose the smallest three consecutive nonnegative starting counts that test just below, exactly at and just above the comparison boundary. Predict both versions, identify the revealing start and state the repair and retests.</w:t>
+      <w:pPr>
+        <w:spacing w:line="336" w:lineRule="auto" w:after="180"/>
+      </w:pPr>
+      <w:r>
+        <w:rPr>
+          <w:b w:val="0"/>
+        </w:rPr>
+        <w:t xml:space="preserve">A paper ticket rule must add 1 to the </w:t>
+      </w:r>
+      <w:r>
+        <w:rPr>
+          <w:b/>
+        </w:rPr>
+        <w:t>input</w:t>
+      </w:r>
+      <w:r>
+        <w:rPr>
+          <w:b w:val="0"/>
+        </w:rPr>
+        <w:t xml:space="preserve"> count. If the updated count is at least 5, report Group; otherwise report Single. A copied version says above 5.</w:t>
+      </w:r>
+    </w:p>
+    <w:p>
+      <w:pPr>
+        <w:spacing w:line="336" w:lineRule="auto" w:after="180"/>
+      </w:pPr>
+      <w:r>
+        <w:rPr>
+          <w:b w:val="0"/>
+        </w:rPr>
+        <w:t>Choose the smallest three consecutive nonnegative starting counts that test just below, exactly at and just above the comparison boundary. Predict both versions, identify the revealing start and state the repair and retests.</w:t>
       </w:r>
     </w:p>
     <w:p>
@@ -3467,7 +6324,13 @@
       </w:r>
     </w:p>
     <w:p>
-      <w:r>
+      <w:pPr>
+        <w:spacing w:line="336" w:lineRule="auto" w:after="180"/>
+      </w:pPr>
+      <w:r>
+        <w:rPr>
+          <w:b w:val="0"/>
+        </w:rPr>
         <w:t>Attempt this case before feedback. Record any help. Earlier examples below are further practice; a case already practised with feedback cannot establish fresh transfer.</w:t>
       </w:r>
     </w:p>
@@ -3480,18 +6343,55 @@
       </w:r>
     </w:p>
     <w:p>
-      <w:r>
+      <w:pPr>
+        <w:spacing w:line="336" w:lineRule="auto" w:after="180"/>
+      </w:pPr>
+      <w:r>
+        <w:rPr>
+          <w:b w:val="0"/>
+        </w:rPr>
         <w:t>Close the worked explanation. Apply the idea to this different question without copying.</w:t>
       </w:r>
     </w:p>
     <w:p>
-      <w:r>
+      <w:pPr>
+        <w:spacing w:line="336" w:lineRule="auto" w:after="180"/>
+        <w:shd w:fill="F5F1FB"/>
+      </w:pPr>
+      <w:r>
+        <w:rPr>
+          <w:b w:val="0"/>
+        </w:rPr>
         <w:t>A sorting rule says blue goes left. A blue card goes right. The reader correctly reports blue, but the direction rule says blue goes right. Which part should you fix first?</w:t>
       </w:r>
     </w:p>
     <w:p>
-      <w:r>
-        <w:t>My answer, with a trace, calculation or supporting evidence</w:t>
+      <w:pPr>
+        <w:spacing w:line="336" w:lineRule="auto" w:after="180"/>
+      </w:pPr>
+      <w:r>
+        <w:rPr>
+          <w:b w:val="0"/>
+        </w:rPr>
+        <w:t xml:space="preserve">My answer, with a </w:t>
+      </w:r>
+      <w:r>
+        <w:rPr>
+          <w:b/>
+        </w:rPr>
+        <w:t>trace</w:t>
+      </w:r>
+      <w:r>
+        <w:rPr>
+          <w:b w:val="0"/>
+        </w:rPr>
+        <w:t xml:space="preserve">, calculation or supporting </w:t>
+      </w:r>
+      <w:r>
+        <w:rPr>
+          <w:b/>
+        </w:rPr>
+        <w:t>evidence</w:t>
       </w:r>
     </w:p>
     <w:p>
@@ -3536,13 +6436,43 @@
       </w:r>
     </w:p>
     <w:p>
-      <w:r>
+      <w:pPr>
+        <w:spacing w:line="336" w:lineRule="auto" w:after="180"/>
+      </w:pPr>
+      <w:r>
+        <w:rPr>
+          <w:b w:val="0"/>
+        </w:rPr>
         <w:t>Change one relevant detail. Predict the result before testing. Include a boundary or missing-information case when it helps reveal a limit.</w:t>
       </w:r>
     </w:p>
     <w:p>
-      <w:r>
-        <w:t>My changed input and expected result</w:t>
+      <w:pPr>
+        <w:spacing w:line="336" w:lineRule="auto" w:after="180"/>
+      </w:pPr>
+      <w:r>
+        <w:rPr>
+          <w:b w:val="0"/>
+        </w:rPr>
+        <w:t xml:space="preserve">My changed </w:t>
+      </w:r>
+      <w:r>
+        <w:rPr>
+          <w:b/>
+        </w:rPr>
+        <w:t>input</w:t>
+      </w:r>
+      <w:r>
+        <w:rPr>
+          <w:b w:val="0"/>
+        </w:rPr>
+        <w:t xml:space="preserve"> and </w:t>
+      </w:r>
+      <w:r>
+        <w:rPr>
+          <w:b/>
+        </w:rPr>
+        <w:t>expected result</w:t>
       </w:r>
     </w:p>
     <w:p>
@@ -3587,13 +6517,49 @@
       </w:r>
     </w:p>
     <w:p>
-      <w:r>
-        <w:t>When the sorter fails, log the first wrong stage and change only the responsible rule, input, or label.</w:t>
-      </w:r>
-    </w:p>
-    <w:p>
-      <w:r>
-        <w:t>The evidence I will keep</w:t>
+      <w:pPr>
+        <w:spacing w:line="336" w:lineRule="auto" w:after="180"/>
+      </w:pPr>
+      <w:r>
+        <w:rPr>
+          <w:b w:val="0"/>
+        </w:rPr>
+        <w:t xml:space="preserve">When the sorter fails, log the first wrong stage and change only the responsible rule, </w:t>
+      </w:r>
+      <w:r>
+        <w:rPr>
+          <w:b/>
+        </w:rPr>
+        <w:t>input</w:t>
+      </w:r>
+      <w:r>
+        <w:rPr>
+          <w:b w:val="0"/>
+        </w:rPr>
+        <w:t>, or label.</w:t>
+      </w:r>
+    </w:p>
+    <w:p>
+      <w:pPr>
+        <w:spacing w:line="336" w:lineRule="auto" w:after="180"/>
+      </w:pPr>
+      <w:r>
+        <w:rPr>
+          <w:b w:val="0"/>
+        </w:rPr>
+        <w:t xml:space="preserve">The </w:t>
+      </w:r>
+      <w:r>
+        <w:rPr>
+          <w:b/>
+        </w:rPr>
+        <w:t>evidence</w:t>
+      </w:r>
+      <w:r>
+        <w:rPr>
+          <w:b w:val="0"/>
+        </w:rPr>
+        <w:t xml:space="preserve"> I will keep</w:t>
       </w:r>
     </w:p>
     <w:p>
@@ -3630,8 +6596,26 @@
       </w:r>
     </w:p>
     <w:p>
-      <w:r>
-        <w:t>Your teacher has the independent answer and scoring criteria. Complete the matching workbook week to keep your practice evidence together.</w:t>
+      <w:pPr>
+        <w:spacing w:line="336" w:lineRule="auto" w:after="180"/>
+      </w:pPr>
+      <w:r>
+        <w:rPr>
+          <w:b w:val="0"/>
+        </w:rPr>
+        <w:t xml:space="preserve">Your teacher has the independent answer and scoring criteria. Complete the matching workbook week to keep your practice </w:t>
+      </w:r>
+      <w:r>
+        <w:rPr>
+          <w:b/>
+        </w:rPr>
+        <w:t>evidence</w:t>
+      </w:r>
+      <w:r>
+        <w:rPr>
+          <w:b w:val="0"/>
+        </w:rPr>
+        <w:t xml:space="preserve"> together.</w:t>
       </w:r>
     </w:p>
     <w:p>
@@ -3643,8 +6627,25 @@
       </w:r>
     </w:p>
     <w:p>
-      <w:r>
-        <w:t>The requirement is to move exactly three squares forward from any valid starting square, then stop. Starting at square 0, repeat twice {MOVE 1}; STOP ends at 2. A teammate reduces the required distance to two squares. Repair the program without changing the requirement; test starts 0 and 2.</w:t>
+      <w:pPr>
+        <w:spacing w:line="336" w:lineRule="auto" w:after="180"/>
+      </w:pPr>
+      <w:r>
+        <w:rPr>
+          <w:b w:val="0"/>
+        </w:rPr>
+        <w:t>The requirement is to move exactly three squares forward from any valid starting square, then stop. Starting at square 0, repeat twice {MOVE 1}; STOP ends at 2. A teammate reduces the required distance to two squares.</w:t>
+      </w:r>
+    </w:p>
+    <w:p>
+      <w:pPr>
+        <w:spacing w:line="336" w:lineRule="auto" w:after="180"/>
+      </w:pPr>
+      <w:r>
+        <w:rPr>
+          <w:b w:val="0"/>
+        </w:rPr>
+        <w:t>Repair the program without changing the requirement; test starts 0 and 2.</w:t>
       </w:r>
     </w:p>
     <w:p>
@@ -3699,8 +6700,25 @@
       </w:r>
     </w:p>
     <w:p>
-      <w:r>
-        <w:t>Attempt the independent case before hints. Record whether you worked alone, used a hint or followed a model. After feedback, fix the first unsupported step and explain why it changed. A later check uses a changed case, not a copied answer.</w:t>
+      <w:pPr>
+        <w:spacing w:line="336" w:lineRule="auto" w:after="180"/>
+      </w:pPr>
+      <w:r>
+        <w:rPr>
+          <w:b w:val="0"/>
+        </w:rPr>
+        <w:t>Attempt the independent case before hints. Record whether you worked alone, used a hint or followed a model. After feedback, fix the first unsupported step and explain why it changed.</w:t>
+      </w:r>
+    </w:p>
+    <w:p>
+      <w:pPr>
+        <w:spacing w:line="336" w:lineRule="auto" w:after="180"/>
+      </w:pPr>
+      <w:r>
+        <w:rPr>
+          <w:b w:val="0"/>
+        </w:rPr>
+        <w:t>A later check uses a changed case, not a copied answer.</w:t>
       </w:r>
     </w:p>
     <w:p>
@@ -3713,6 +6731,17 @@
     </w:p>
     <w:p>
       <w:r>
+        <w:t>Use this map to navigate Debug the Cause, connect the goals to tasks and keep one evidence record for each attempt.</w:t>
+      </w:r>
+    </w:p>
+    <w:p>
+      <w:pPr>
+        <w:spacing w:line="336" w:lineRule="auto" w:after="180"/>
+      </w:pPr>
+      <w:r>
+        <w:rPr>
+          <w:b w:val="0"/>
+        </w:rPr>
         <w:t>Start with this question: A fictional paper calculator should double the current value, but a copied instruction behaves strangely.</w:t>
       </w:r>
     </w:p>
@@ -3819,13 +6848,61 @@
       </w:tr>
     </w:tbl>
     <w:p>
-      <w:r>
-        <w:t>Remember → watch and explain → try with help → investigate → try independently → keep project evidence. Your teacher may spread this lesson across several classes.</w:t>
-      </w:r>
-    </w:p>
-    <w:p>
-      <w:r>
-        <w:t>Keep your first prediction. Compare it with what the evidence shows and explain any change.</w:t>
+      <w:pPr>
+        <w:spacing w:line="336" w:lineRule="auto" w:after="180"/>
+      </w:pPr>
+      <w:r>
+        <w:rPr>
+          <w:b w:val="0"/>
+        </w:rPr>
+        <w:t xml:space="preserve">Remember → watch and explain → try with help → investigate → try independently → keep project </w:t>
+      </w:r>
+      <w:r>
+        <w:rPr>
+          <w:b/>
+        </w:rPr>
+        <w:t>evidence</w:t>
+      </w:r>
+      <w:r>
+        <w:rPr>
+          <w:b w:val="0"/>
+        </w:rPr>
+        <w:t>. Your teacher may spread this lesson across several classes.</w:t>
+      </w:r>
+    </w:p>
+    <w:p>
+      <w:pPr>
+        <w:spacing w:line="336" w:lineRule="auto" w:after="180"/>
+      </w:pPr>
+      <w:r>
+        <w:rPr>
+          <w:b w:val="0"/>
+        </w:rPr>
+        <w:t xml:space="preserve">Keep your first </w:t>
+      </w:r>
+      <w:r>
+        <w:rPr>
+          <w:b/>
+        </w:rPr>
+        <w:t>prediction</w:t>
+      </w:r>
+      <w:r>
+        <w:rPr>
+          <w:b w:val="0"/>
+        </w:rPr>
+        <w:t xml:space="preserve">. Compare it with what the </w:t>
+      </w:r>
+      <w:r>
+        <w:rPr>
+          <w:b/>
+        </w:rPr>
+        <w:t>evidence</w:t>
+      </w:r>
+      <w:r>
+        <w:rPr>
+          <w:b w:val="0"/>
+        </w:rPr>
+        <w:t xml:space="preserve"> shows and explain any change.</w:t>
       </w:r>
     </w:p>
     <w:p>
@@ -3838,7 +6915,42 @@
     </w:p>
     <w:p>
       <w:r>
-        <w:t>Close your notes. Explain this goal in your own words: Compare expected and observed traces to locate the first difference</w:t>
+        <w:t>Explain Debug the Cause without notes, identify a remaining question and plan a later check with a changed case.</w:t>
+      </w:r>
+    </w:p>
+    <w:p>
+      <w:pPr>
+        <w:spacing w:line="336" w:lineRule="auto" w:after="180"/>
+      </w:pPr>
+      <w:r>
+        <w:rPr>
+          <w:b w:val="0"/>
+        </w:rPr>
+        <w:t xml:space="preserve">Close your notes. Explain this goal in your own words: Compare </w:t>
+      </w:r>
+      <w:r>
+        <w:rPr>
+          <w:b/>
+        </w:rPr>
+        <w:t>expected</w:t>
+      </w:r>
+      <w:r>
+        <w:rPr>
+          <w:b w:val="0"/>
+        </w:rPr>
+        <w:t xml:space="preserve"> and observed </w:t>
+      </w:r>
+      <w:r>
+        <w:rPr>
+          <w:b/>
+        </w:rPr>
+        <w:t>trace</w:t>
+      </w:r>
+      <w:r>
+        <w:rPr>
+          <w:b w:val="0"/>
+        </w:rPr>
+        <w:t>s to locate the first difference</w:t>
       </w:r>
     </w:p>
     <w:p>
@@ -3875,13 +6987,61 @@
       </w:r>
     </w:p>
     <w:p>
-      <w:r>
-        <w:t>If you are unsure, return to the worked picture and explain one arrow. If you are ready, change an input or assumption and justify your prediction.</w:t>
-      </w:r>
-    </w:p>
-    <w:p>
-      <w:r>
-        <w:t>Save your workbook evidence. At the next review, try a different case before opening your old answer.</w:t>
+      <w:pPr>
+        <w:spacing w:line="336" w:lineRule="auto" w:after="180"/>
+      </w:pPr>
+      <w:r>
+        <w:rPr>
+          <w:b w:val="0"/>
+        </w:rPr>
+        <w:t xml:space="preserve">If you are unsure, return to the worked picture and explain one arrow. If you are ready, change an </w:t>
+      </w:r>
+      <w:r>
+        <w:rPr>
+          <w:b/>
+        </w:rPr>
+        <w:t>input</w:t>
+      </w:r>
+      <w:r>
+        <w:rPr>
+          <w:b w:val="0"/>
+        </w:rPr>
+        <w:t xml:space="preserve"> or assumption and justify your </w:t>
+      </w:r>
+      <w:r>
+        <w:rPr>
+          <w:b/>
+        </w:rPr>
+        <w:t>prediction</w:t>
+      </w:r>
+      <w:r>
+        <w:rPr>
+          <w:b w:val="0"/>
+        </w:rPr>
+        <w:t>.</w:t>
+      </w:r>
+    </w:p>
+    <w:p>
+      <w:pPr>
+        <w:spacing w:line="336" w:lineRule="auto" w:after="180"/>
+      </w:pPr>
+      <w:r>
+        <w:rPr>
+          <w:b w:val="0"/>
+        </w:rPr>
+        <w:t xml:space="preserve">Save your workbook </w:t>
+      </w:r>
+      <w:r>
+        <w:rPr>
+          <w:b/>
+        </w:rPr>
+        <w:t>evidence</w:t>
+      </w:r>
+      <w:r>
+        <w:rPr>
+          <w:b w:val="0"/>
+        </w:rPr>
+        <w:t>. At the next review, try a different case before opening your old answer.</w:t>
       </w:r>
     </w:p>
     <w:p>
@@ -3894,11 +7054,28 @@
     </w:p>
     <w:p>
       <w:r>
+        <w:t>Attempt supported questions before using hints or feedback. Review a missing building block, then keep the completed work.</w:t>
+      </w:r>
+    </w:p>
+    <w:p>
+      <w:pPr>
+        <w:spacing w:line="336" w:lineRule="auto" w:after="180"/>
+      </w:pPr>
+      <w:r>
+        <w:rPr>
+          <w:b w:val="0"/>
+        </w:rPr>
         <w:t>Use this supported practice once, in the browser or on paper. Keep the reserved independent assessment for a separate first attempt before teacher feedback.</w:t>
       </w:r>
     </w:p>
     <w:p>
-      <w:r>
+      <w:pPr>
+        <w:spacing w:line="336" w:lineRule="auto" w:after="180"/>
+      </w:pPr>
+      <w:r>
+        <w:rPr>
+          <w:b w:val="0"/>
+        </w:rPr>
         <w:t>A fictional paper calculator should double the current value, but a copied instruction behaves strangely.</w:t>
       </w:r>
     </w:p>
@@ -3911,27 +7088,61 @@
       </w:r>
     </w:p>
     <w:p>
-      <w:r>
+      <w:pPr>
+        <w:spacing w:line="336" w:lineRule="auto" w:after="180"/>
+      </w:pPr>
+      <w:r>
+        <w:rPr>
+          <w:b w:val="0"/>
+        </w:rPr>
         <w:t>Which labelled step matches this detail? This record supports add-6 over doubling for this comparison.</w:t>
       </w:r>
     </w:p>
     <w:p>
-      <w:r>
+      <w:pPr>
+        <w:spacing w:line="336" w:lineRule="auto" w:after="180"/>
+        <w:shd w:fill="F4F9FC"/>
+      </w:pPr>
+      <w:r>
+        <w:rPr>
+          <w:b w:val="0"/>
+        </w:rPr>
         <w:t>1. Observe</w:t>
       </w:r>
     </w:p>
     <w:p>
-      <w:r>
+      <w:pPr>
+        <w:spacing w:line="336" w:lineRule="auto" w:after="180"/>
+        <w:shd w:fill="F4F9FC"/>
+      </w:pPr>
+      <w:r>
+        <w:rPr>
+          <w:b w:val="0"/>
+        </w:rPr>
         <w:t>2. Run revealing test</w:t>
       </w:r>
     </w:p>
     <w:p>
-      <w:r>
+      <w:pPr>
+        <w:spacing w:line="336" w:lineRule="auto" w:after="180"/>
+        <w:shd w:fill="F4F9FC"/>
+      </w:pPr>
+      <w:r>
+        <w:rPr>
+          <w:b w:val="0"/>
+        </w:rPr>
         <w:t>3. Predict alternatives</w:t>
       </w:r>
     </w:p>
     <w:p>
-      <w:r>
+      <w:pPr>
+        <w:spacing w:line="336" w:lineRule="auto" w:after="180"/>
+        <w:shd w:fill="F4F9FC"/>
+      </w:pPr>
+      <w:r>
+        <w:rPr>
+          <w:b w:val="0"/>
+        </w:rPr>
         <w:t>4. Locate cause</w:t>
       </w:r>
     </w:p>
@@ -3969,41 +7180,185 @@
       </w:r>
     </w:p>
     <w:p>
-      <w:r>
+      <w:pPr>
+        <w:pStyle w:val="Heading3"/>
+      </w:pPr>
+      <w:r>
+        <w:t>Hint · try first</w:t>
+      </w:r>
+    </w:p>
+    <w:p>
+      <w:pPr>
+        <w:spacing w:line="336" w:lineRule="auto" w:after="180"/>
+        <w:shd w:fill="F1F6F8"/>
+      </w:pPr>
+      <w:r>
+        <w:rPr>
+          <w:b w:val="0"/>
+        </w:rPr>
         <w:t>Hint if needed: Read the steps in the pictorial case. Match the supplied detail to the stage that performs or records it.</w:t>
       </w:r>
     </w:p>
     <w:p>
-      <w:r>
-        <w:t>After your attempt, compare with the supported explanation: Locate cause This record supports add-6 over doubling for this comparison. Repeating input 6 would not separate the two hypotheses because both again predict 12. Input 2 makes their predictions different before the test is run. The second record supports investigating an added constant, but inspecting the instruction is still needed to confirm the implementation.</w:t>
-      </w:r>
-    </w:p>
-    <w:p>
       <w:pPr>
         <w:pStyle w:val="Heading3"/>
       </w:pPr>
       <w:r>
+        <w:t>Feedback · compare after trying</w:t>
+      </w:r>
+    </w:p>
+    <w:p>
+      <w:pPr>
+        <w:spacing w:line="336" w:lineRule="auto" w:after="180"/>
+        <w:shd w:fill="F1F6FC"/>
+      </w:pPr>
+      <w:r>
+        <w:rPr>
+          <w:b w:val="0"/>
+        </w:rPr>
+        <w:t xml:space="preserve">After your attempt, compare with the supported explanation: Locate cause This record supports add-6 over doubling for this comparison. Repeating </w:t>
+      </w:r>
+      <w:r>
+        <w:rPr>
+          <w:b/>
+        </w:rPr>
+        <w:t>input</w:t>
+      </w:r>
+      <w:r>
+        <w:rPr>
+          <w:b w:val="0"/>
+        </w:rPr>
+        <w:t xml:space="preserve"> 6 would not separate the two hypotheses because both again predict 12.</w:t>
+      </w:r>
+    </w:p>
+    <w:p>
+      <w:pPr>
+        <w:spacing w:line="336" w:lineRule="auto" w:after="180"/>
+        <w:shd w:fill="F1F6FC"/>
+      </w:pPr>
+      <w:r>
+        <w:rPr>
+          <w:b/>
+        </w:rPr>
+        <w:t>Input</w:t>
+      </w:r>
+      <w:r>
+        <w:rPr>
+          <w:b w:val="0"/>
+        </w:rPr>
+        <w:t xml:space="preserve"> 2 makes their </w:t>
+      </w:r>
+      <w:r>
+        <w:rPr>
+          <w:b/>
+        </w:rPr>
+        <w:t>prediction</w:t>
+      </w:r>
+      <w:r>
+        <w:rPr>
+          <w:b w:val="0"/>
+        </w:rPr>
+        <w:t>s different before the test is run. The second record supports investigating an added constant, but inspecting the instruction is still needed to confirm the implementation.</w:t>
+      </w:r>
+    </w:p>
+    <w:p>
+      <w:pPr>
+        <w:pStyle w:val="Heading3"/>
+      </w:pPr>
+      <w:r>
         <w:t>Practice 2: explain the deciding evidence</w:t>
       </w:r>
     </w:p>
     <w:p>
-      <w:r>
-        <w:t>Changed-case practice: Use input 6 again instead of 2. Which conclusion is supported by the supplied facts?</w:t>
-      </w:r>
-    </w:p>
-    <w:p>
-      <w:r>
-        <w:t>1. We can decide the result without examining the changed input or the procedure.</w:t>
-      </w:r>
-    </w:p>
-    <w:p>
-      <w:r>
+      <w:pPr>
+        <w:pStyle w:val="Heading3"/>
+      </w:pPr>
+      <w:r>
+        <w:t>Changed case · predict first</w:t>
+      </w:r>
+    </w:p>
+    <w:p>
+      <w:pPr>
+        <w:spacing w:line="336" w:lineRule="auto" w:after="180"/>
+        <w:shd w:fill="F5F1FB"/>
+      </w:pPr>
+      <w:r>
+        <w:rPr>
+          <w:b w:val="0"/>
+        </w:rPr>
+        <w:t xml:space="preserve">Changed-case practice: Use </w:t>
+      </w:r>
+      <w:r>
+        <w:rPr>
+          <w:b/>
+        </w:rPr>
+        <w:t>input</w:t>
+      </w:r>
+      <w:r>
+        <w:rPr>
+          <w:b w:val="0"/>
+        </w:rPr>
+        <w:t xml:space="preserve"> 6 again instead of 2. Which conclusion is supported by the supplied facts?</w:t>
+      </w:r>
+    </w:p>
+    <w:p>
+      <w:pPr>
+        <w:spacing w:line="336" w:lineRule="auto" w:after="180"/>
+        <w:shd w:fill="F4F9FC"/>
+      </w:pPr>
+      <w:r>
+        <w:rPr>
+          <w:b w:val="0"/>
+        </w:rPr>
+        <w:t xml:space="preserve">1. We can decide the result without examining the changed </w:t>
+      </w:r>
+      <w:r>
+        <w:rPr>
+          <w:b/>
+        </w:rPr>
+        <w:t>input</w:t>
+      </w:r>
+      <w:r>
+        <w:rPr>
+          <w:b w:val="0"/>
+        </w:rPr>
+        <w:t xml:space="preserve"> or the procedure.</w:t>
+      </w:r>
+    </w:p>
+    <w:p>
+      <w:pPr>
+        <w:spacing w:line="336" w:lineRule="auto" w:after="180"/>
+        <w:shd w:fill="F4F9FC"/>
+      </w:pPr>
+      <w:r>
+        <w:rPr>
+          <w:b w:val="0"/>
+        </w:rPr>
         <w:t>2. Both hypotheses predict 12; the test remains inconclusive.</w:t>
       </w:r>
     </w:p>
     <w:p>
-      <w:r>
-        <w:t>3. This one example guarantees correct results for every future input.</w:t>
+      <w:pPr>
+        <w:spacing w:line="336" w:lineRule="auto" w:after="180"/>
+        <w:shd w:fill="F4F9FC"/>
+      </w:pPr>
+      <w:r>
+        <w:rPr>
+          <w:b w:val="0"/>
+        </w:rPr>
+        <w:t xml:space="preserve">3. This one example guarantees correct results for every future </w:t>
+      </w:r>
+      <w:r>
+        <w:rPr>
+          <w:b/>
+        </w:rPr>
+        <w:t>input</w:t>
+      </w:r>
+      <w:r>
+        <w:rPr>
+          <w:b w:val="0"/>
+        </w:rPr>
+        <w:t>.</w:t>
       </w:r>
     </w:p>
     <w:p>
@@ -4040,36 +7395,177 @@
       </w:r>
     </w:p>
     <w:p>
-      <w:r>
-        <w:t>Hint if needed: Use the changed condition and the deciding step in the pictorial trace. The answer must say what follows from those facts.</w:t>
-      </w:r>
-    </w:p>
-    <w:p>
-      <w:r>
-        <w:t>After your attempt, compare with the supported explanation: Both hypotheses predict 12; the test remains inconclusive. A revealing test requires different predicted outputs, not merely another recorded run.</w:t>
-      </w:r>
-    </w:p>
-    <w:p>
       <w:pPr>
         <w:pStyle w:val="Heading3"/>
       </w:pPr>
       <w:r>
+        <w:t>Hint · try first</w:t>
+      </w:r>
+    </w:p>
+    <w:p>
+      <w:pPr>
+        <w:spacing w:line="336" w:lineRule="auto" w:after="180"/>
+        <w:shd w:fill="F1F6F8"/>
+      </w:pPr>
+      <w:r>
+        <w:rPr>
+          <w:b w:val="0"/>
+        </w:rPr>
+        <w:t xml:space="preserve">Hint if needed: Use the changed condition and the deciding step in the pictorial </w:t>
+      </w:r>
+      <w:r>
+        <w:rPr>
+          <w:b/>
+        </w:rPr>
+        <w:t>trace</w:t>
+      </w:r>
+      <w:r>
+        <w:rPr>
+          <w:b w:val="0"/>
+        </w:rPr>
+        <w:t>. The answer must say what follows from those facts.</w:t>
+      </w:r>
+    </w:p>
+    <w:p>
+      <w:pPr>
+        <w:pStyle w:val="Heading3"/>
+      </w:pPr>
+      <w:r>
+        <w:t>Feedback · compare after trying</w:t>
+      </w:r>
+    </w:p>
+    <w:p>
+      <w:pPr>
+        <w:spacing w:line="336" w:lineRule="auto" w:after="180"/>
+        <w:shd w:fill="F1F6FC"/>
+      </w:pPr>
+      <w:r>
+        <w:rPr>
+          <w:b w:val="0"/>
+        </w:rPr>
+        <w:t xml:space="preserve">After your attempt, compare with the supported explanation: Both hypotheses predict 12; the test remains inconclusive. A revealing test requires different predicted </w:t>
+      </w:r>
+      <w:r>
+        <w:rPr>
+          <w:b/>
+        </w:rPr>
+        <w:t>output</w:t>
+      </w:r>
+      <w:r>
+        <w:rPr>
+          <w:b w:val="0"/>
+        </w:rPr>
+        <w:t>s, not merely another recorded run.</w:t>
+      </w:r>
+    </w:p>
+    <w:p>
+      <w:pPr>
+        <w:pStyle w:val="Heading3"/>
+      </w:pPr>
+      <w:r>
         <w:t>Repair a missing building block</w:t>
       </w:r>
     </w:p>
     <w:p>
-      <w:r>
-        <w:t>Review Repeating Efficiently (ai-1/11). Goal: Trace a loop by testing its condition before every repetition. Short practice: Trace a fresh start of 9. How many additions occur, and must the report equal 10?. Return to this week and explain what you changed.</w:t>
-      </w:r>
-    </w:p>
-    <w:p>
-      <w:r>
-        <w:t>Review Algorithms as Recipes (ai-1/9). Goal: Trace an ordered algorithm using the current value after every instruction. Short practice: Use the arrows to explain where the two zero-start runs first differ.. Return to this week and explain what you changed.</w:t>
-      </w:r>
-    </w:p>
-    <w:p>
-      <w:r>
-        <w:t>Review Sound Becomes a Signal (ai-1/6). Goal: Interpret an ordered sequence of sound-signal samples with a stated time interval. Short practice: Does the all-zero retained record prove the full signal was silent? Use the picture.. Return to this week and explain what you changed.</w:t>
+      <w:pPr>
+        <w:spacing w:line="336" w:lineRule="auto" w:after="180"/>
+      </w:pPr>
+      <w:r>
+        <w:rPr>
+          <w:b w:val="0"/>
+        </w:rPr>
+        <w:t xml:space="preserve">Review Repeating Efficiently (ai-1/11). Goal: </w:t>
+      </w:r>
+      <w:r>
+        <w:rPr>
+          <w:b/>
+        </w:rPr>
+        <w:t>Trace</w:t>
+      </w:r>
+      <w:r>
+        <w:rPr>
+          <w:b w:val="0"/>
+        </w:rPr>
+        <w:t xml:space="preserve"> a loop by testing its condition before every repetition. Short practice: </w:t>
+      </w:r>
+      <w:r>
+        <w:rPr>
+          <w:b/>
+        </w:rPr>
+        <w:t>Trace</w:t>
+      </w:r>
+      <w:r>
+        <w:rPr>
+          <w:b w:val="0"/>
+        </w:rPr>
+        <w:t xml:space="preserve"> a fresh start of 9. How many additions occur, and must the report equal 10?.</w:t>
+      </w:r>
+    </w:p>
+    <w:p>
+      <w:pPr>
+        <w:spacing w:line="336" w:lineRule="auto" w:after="180"/>
+      </w:pPr>
+      <w:r>
+        <w:rPr>
+          <w:b w:val="0"/>
+        </w:rPr>
+        <w:t>Return to this week and explain what you changed.</w:t>
+      </w:r>
+    </w:p>
+    <w:p>
+      <w:pPr>
+        <w:spacing w:line="336" w:lineRule="auto" w:after="180"/>
+      </w:pPr>
+      <w:r>
+        <w:rPr>
+          <w:b w:val="0"/>
+        </w:rPr>
+        <w:t xml:space="preserve">Review Algorithms as Recipes (ai-1/9). Goal: </w:t>
+      </w:r>
+      <w:r>
+        <w:rPr>
+          <w:b/>
+        </w:rPr>
+        <w:t>Trace</w:t>
+      </w:r>
+      <w:r>
+        <w:rPr>
+          <w:b w:val="0"/>
+        </w:rPr>
+        <w:t xml:space="preserve"> an ordered algorithm using the current value after every instruction. Short practice: Use the arrows to explain where the two zero-start runs first differ..</w:t>
+      </w:r>
+    </w:p>
+    <w:p>
+      <w:pPr>
+        <w:spacing w:line="336" w:lineRule="auto" w:after="180"/>
+      </w:pPr>
+      <w:r>
+        <w:rPr>
+          <w:b w:val="0"/>
+        </w:rPr>
+        <w:t>Return to this week and explain what you changed.</w:t>
+      </w:r>
+    </w:p>
+    <w:p>
+      <w:pPr>
+        <w:spacing w:line="336" w:lineRule="auto" w:after="180"/>
+      </w:pPr>
+      <w:r>
+        <w:rPr>
+          <w:b w:val="0"/>
+        </w:rPr>
+        <w:t>Review Sound Becomes a Signal (ai-1/6). Goal: Interpret an ordered sequence of sound-signal samples with a stated time interval. Short practice: Does the all-zero retained record prove the full signal was silent?</w:t>
+      </w:r>
+    </w:p>
+    <w:p>
+      <w:pPr>
+        <w:spacing w:line="336" w:lineRule="auto" w:after="180"/>
+      </w:pPr>
+      <w:r>
+        <w:rPr>
+          <w:b w:val="0"/>
+        </w:rPr>
+        <w:t>Use the picture.. Return to this week and explain what you changed.</w:t>
       </w:r>
     </w:p>
     <w:p>
@@ -4081,8 +7577,854 @@
       </w:r>
     </w:p>
     <w:p>
-      <w:r>
-        <w:t>Use Download completed work in the hosted lesson to export your answers, reflections, practice feedback and code-run evidence. Open the HTML copy to read or print it. Drafts stay in this browser when storage is available; clear drafts on a shared device.</w:t>
+      <w:pPr>
+        <w:spacing w:line="336" w:lineRule="auto" w:after="180"/>
+      </w:pPr>
+      <w:r>
+        <w:rPr>
+          <w:b w:val="0"/>
+        </w:rPr>
+        <w:t xml:space="preserve">Use Download completed work in the hosted lesson to export your answers, reflections, practice feedback and code-run </w:t>
+      </w:r>
+      <w:r>
+        <w:rPr>
+          <w:b/>
+        </w:rPr>
+        <w:t>evidence</w:t>
+      </w:r>
+      <w:r>
+        <w:rPr>
+          <w:b w:val="0"/>
+        </w:rPr>
+        <w:t>. Open the HTML copy to read or print it.</w:t>
+      </w:r>
+    </w:p>
+    <w:p>
+      <w:pPr>
+        <w:spacing w:line="336" w:lineRule="auto" w:after="180"/>
+      </w:pPr>
+      <w:r>
+        <w:rPr>
+          <w:b w:val="0"/>
+        </w:rPr>
+        <w:t>Drafts stay in this browser when storage is available; clear drafts on a shared device.</w:t>
+      </w:r>
+    </w:p>
+    <w:p>
+      <w:pPr>
+        <w:pStyle w:val="Heading1"/>
+      </w:pPr>
+      <w:r>
+        <w:t>18. Visual concept journey</w:t>
+      </w:r>
+    </w:p>
+    <w:p>
+      <w:r>
+        <w:t>Explain each Debug the Cause graphic using its labels, deciding evidence and relevant limitation.</w:t>
+      </w:r>
+    </w:p>
+    <w:p>
+      <w:pPr>
+        <w:pStyle w:val="Heading3"/>
+      </w:pPr>
+      <w:r>
+        <w:t>01. Debug the Cause: the case</w:t>
+      </w:r>
+    </w:p>
+    <w:p>
+      <w:r>
+        <w:drawing>
+          <wp:inline xmlns:a="http://schemas.openxmlformats.org/drawingml/2006/main" xmlns:pic="http://schemas.openxmlformats.org/drawingml/2006/picture">
+            <wp:extent cx="5486400" cy="2834640"/>
+            <wp:docPr id="23" name="Picture 23" descr="A fictional paper calculator should double the current value, but a copied instruction behaves strangely. Supplied facts: After input 6, the faulty step reports 12. Hypothesis A: add 6. Hypothesis B: double. Both hypotheses fit this first observation. A new input may be chosen."/>
+            <wp:cNvGraphicFramePr>
+              <a:graphicFrameLocks noChangeAspect="1"/>
+            </wp:cNvGraphicFramePr>
+            <a:graphic>
+              <a:graphicData uri="http://schemas.openxmlformats.org/drawingml/2006/picture">
+                <pic:pic>
+                  <pic:nvPicPr>
+                    <pic:cNvPr id="0" name="academy-story-ai-1-12-01.png"/>
+                    <pic:cNvPicPr/>
+                  </pic:nvPicPr>
+                  <pic:blipFill>
+                    <a:blip r:embed="rId31"/>
+                    <a:stretch>
+                      <a:fillRect/>
+                    </a:stretch>
+                  </pic:blipFill>
+                  <pic:spPr>
+                    <a:xfrm>
+                      <a:off x="0" y="0"/>
+                      <a:ext cx="5486400" cy="2834640"/>
+                    </a:xfrm>
+                    <a:prstGeom prst="rect"/>
+                  </pic:spPr>
+                </pic:pic>
+              </a:graphicData>
+            </a:graphic>
+          </wp:inline>
+        </w:drawing>
+      </w:r>
+    </w:p>
+    <w:p>
+      <w:pPr>
+        <w:spacing w:line="336" w:lineRule="auto" w:after="180"/>
+      </w:pPr>
+      <w:r>
+        <w:rPr>
+          <w:b w:val="0"/>
+        </w:rPr>
+        <w:t xml:space="preserve">A fictional paper calculator should double the current value, but a copied instruction behaves strangely. Supplied facts: After </w:t>
+      </w:r>
+      <w:r>
+        <w:rPr>
+          <w:b/>
+        </w:rPr>
+        <w:t>input</w:t>
+      </w:r>
+      <w:r>
+        <w:rPr>
+          <w:b w:val="0"/>
+        </w:rPr>
+        <w:t xml:space="preserve"> 6, the faulty step reports 12. Hypothesis A: add 6. Hypothesis B: double.</w:t>
+      </w:r>
+    </w:p>
+    <w:p>
+      <w:pPr>
+        <w:spacing w:line="336" w:lineRule="auto" w:after="180"/>
+      </w:pPr>
+      <w:r>
+        <w:rPr>
+          <w:b w:val="0"/>
+        </w:rPr>
+        <w:t xml:space="preserve">Both hypotheses fit this first </w:t>
+      </w:r>
+      <w:r>
+        <w:rPr>
+          <w:b/>
+        </w:rPr>
+        <w:t>observation</w:t>
+      </w:r>
+      <w:r>
+        <w:rPr>
+          <w:b w:val="0"/>
+        </w:rPr>
+        <w:t xml:space="preserve">. A new </w:t>
+      </w:r>
+      <w:r>
+        <w:rPr>
+          <w:b/>
+        </w:rPr>
+        <w:t>input</w:t>
+      </w:r>
+      <w:r>
+        <w:rPr>
+          <w:b w:val="0"/>
+        </w:rPr>
+        <w:t xml:space="preserve"> may be chosen.</w:t>
+      </w:r>
+    </w:p>
+    <w:p>
+      <w:pPr>
+        <w:spacing w:line="336" w:lineRule="auto" w:after="180"/>
+        <w:shd w:fill="F5F1FB"/>
+      </w:pPr>
+      <w:r>
+        <w:rPr>
+          <w:b w:val="0"/>
+        </w:rPr>
+        <w:t>Point to the given fact that matters most. Explain why it matters.</w:t>
+      </w:r>
+    </w:p>
+    <w:p>
+      <w:pPr>
+        <w:pStyle w:val="Heading3"/>
+      </w:pPr>
+      <w:r>
+        <w:t>02. Follow the deciding steps</w:t>
+      </w:r>
+    </w:p>
+    <w:p>
+      <w:r>
+        <w:drawing>
+          <wp:inline xmlns:a="http://schemas.openxmlformats.org/drawingml/2006/main" xmlns:pic="http://schemas.openxmlformats.org/drawingml/2006/picture">
+            <wp:extent cx="5486400" cy="4005072"/>
+            <wp:docPr id="24" name="Picture 24" descr="Observe: Input 6 produced 12; that fact fits two explanations. → Predict alternatives: For input 2, adding 6 predicts 8; doubling predicts 4. → Run revealing test: The fictional new record is input 2 → output 8. → Locate cause: This record supports add-6 over doubling for this comparison."/>
+            <wp:cNvGraphicFramePr>
+              <a:graphicFrameLocks noChangeAspect="1"/>
+            </wp:cNvGraphicFramePr>
+            <a:graphic>
+              <a:graphicData uri="http://schemas.openxmlformats.org/drawingml/2006/picture">
+                <pic:pic>
+                  <pic:nvPicPr>
+                    <pic:cNvPr id="0" name="academy-story-ai-1-12-02.png"/>
+                    <pic:cNvPicPr/>
+                  </pic:nvPicPr>
+                  <pic:blipFill>
+                    <a:blip r:embed="rId32"/>
+                    <a:stretch>
+                      <a:fillRect/>
+                    </a:stretch>
+                  </pic:blipFill>
+                  <pic:spPr>
+                    <a:xfrm>
+                      <a:off x="0" y="0"/>
+                      <a:ext cx="5486400" cy="4005072"/>
+                    </a:xfrm>
+                    <a:prstGeom prst="rect"/>
+                  </pic:spPr>
+                </pic:pic>
+              </a:graphicData>
+            </a:graphic>
+          </wp:inline>
+        </w:drawing>
+      </w:r>
+    </w:p>
+    <w:p>
+      <w:pPr>
+        <w:spacing w:line="336" w:lineRule="auto" w:after="180"/>
+      </w:pPr>
+      <w:r>
+        <w:rPr>
+          <w:b w:val="0"/>
+        </w:rPr>
+        <w:t xml:space="preserve">Observe: </w:t>
+      </w:r>
+      <w:r>
+        <w:rPr>
+          <w:b/>
+        </w:rPr>
+        <w:t>Input</w:t>
+      </w:r>
+      <w:r>
+        <w:rPr>
+          <w:b w:val="0"/>
+        </w:rPr>
+        <w:t xml:space="preserve"> 6 produced 12; that fact fits two explanations. → Predict alternatives: For </w:t>
+      </w:r>
+      <w:r>
+        <w:rPr>
+          <w:b/>
+        </w:rPr>
+        <w:t>input</w:t>
+      </w:r>
+      <w:r>
+        <w:rPr>
+          <w:b w:val="0"/>
+        </w:rPr>
+        <w:t xml:space="preserve"> 2, adding 6 predicts 8; doubling predicts 4. → Run revealing test: The fictional new record is </w:t>
+      </w:r>
+      <w:r>
+        <w:rPr>
+          <w:b/>
+        </w:rPr>
+        <w:t>input</w:t>
+      </w:r>
+      <w:r>
+        <w:rPr>
+          <w:b w:val="0"/>
+        </w:rPr>
+        <w:t xml:space="preserve"> 2 → </w:t>
+      </w:r>
+      <w:r>
+        <w:rPr>
+          <w:b/>
+        </w:rPr>
+        <w:t>output</w:t>
+      </w:r>
+      <w:r>
+        <w:rPr>
+          <w:b w:val="0"/>
+        </w:rPr>
+        <w:t xml:space="preserve"> 8. → Locate cause: This record supports add-6 over doubling for this comparison.</w:t>
+      </w:r>
+    </w:p>
+    <w:p>
+      <w:pPr>
+        <w:spacing w:line="336" w:lineRule="auto" w:after="180"/>
+        <w:shd w:fill="F5F1FB"/>
+      </w:pPr>
+      <w:r>
+        <w:rPr>
+          <w:b w:val="0"/>
+        </w:rPr>
+        <w:t xml:space="preserve">Point to each numbered stage and explain which recorded </w:t>
+      </w:r>
+      <w:r>
+        <w:rPr>
+          <w:b/>
+        </w:rPr>
+        <w:t>input</w:t>
+      </w:r>
+      <w:r>
+        <w:rPr>
+          <w:b w:val="0"/>
+        </w:rPr>
+        <w:t xml:space="preserve"> it uses.</w:t>
+      </w:r>
+    </w:p>
+    <w:p>
+      <w:pPr>
+        <w:pStyle w:val="Heading3"/>
+      </w:pPr>
+      <w:r>
+        <w:t>03. A revealing test separates explanations</w:t>
+      </w:r>
+    </w:p>
+    <w:p>
+      <w:r>
+        <w:drawing>
+          <wp:inline xmlns:a="http://schemas.openxmlformats.org/drawingml/2006/main" xmlns:pic="http://schemas.openxmlformats.org/drawingml/2006/picture">
+            <wp:extent cx="5486400" cy="3617976"/>
+            <wp:docPr id="25" name="Picture 25" descr="A revealing test separates explanations. Original input: Input = 6, Add 6 predicts = 12, Double predicts = 12. Recorded new input: Input = 2, Add 6 predicts = 8, Double predicts = 4. Proposed input: Input = 0, Add 6 predicts = 6, Double predicts = 0."/>
+            <wp:cNvGraphicFramePr>
+              <a:graphicFrameLocks noChangeAspect="1"/>
+            </wp:cNvGraphicFramePr>
+            <a:graphic>
+              <a:graphicData uri="http://schemas.openxmlformats.org/drawingml/2006/picture">
+                <pic:pic>
+                  <pic:nvPicPr>
+                    <pic:cNvPr id="0" name="academy-story-ai-1-12-03.png"/>
+                    <pic:cNvPicPr/>
+                  </pic:nvPicPr>
+                  <pic:blipFill>
+                    <a:blip r:embed="rId33"/>
+                    <a:stretch>
+                      <a:fillRect/>
+                    </a:stretch>
+                  </pic:blipFill>
+                  <pic:spPr>
+                    <a:xfrm>
+                      <a:off x="0" y="0"/>
+                      <a:ext cx="5486400" cy="3617976"/>
+                    </a:xfrm>
+                    <a:prstGeom prst="rect"/>
+                  </pic:spPr>
+                </pic:pic>
+              </a:graphicData>
+            </a:graphic>
+          </wp:inline>
+        </w:drawing>
+      </w:r>
+    </w:p>
+    <w:p>
+      <w:pPr>
+        <w:spacing w:line="336" w:lineRule="auto" w:after="180"/>
+      </w:pPr>
+      <w:r>
+        <w:rPr>
+          <w:b w:val="0"/>
+        </w:rPr>
+        <w:t xml:space="preserve">A revealing test separates explanations. Original </w:t>
+      </w:r>
+      <w:r>
+        <w:rPr>
+          <w:b/>
+        </w:rPr>
+        <w:t>input</w:t>
+      </w:r>
+      <w:r>
+        <w:rPr>
+          <w:b w:val="0"/>
+        </w:rPr>
+        <w:t xml:space="preserve">: </w:t>
+      </w:r>
+      <w:r>
+        <w:rPr>
+          <w:b/>
+        </w:rPr>
+        <w:t>Input</w:t>
+      </w:r>
+      <w:r>
+        <w:rPr>
+          <w:b w:val="0"/>
+        </w:rPr>
+        <w:t xml:space="preserve"> = 6, Add 6 predicts = 12, Double predicts = 12. Recorded new </w:t>
+      </w:r>
+      <w:r>
+        <w:rPr>
+          <w:b/>
+        </w:rPr>
+        <w:t>input</w:t>
+      </w:r>
+      <w:r>
+        <w:rPr>
+          <w:b w:val="0"/>
+        </w:rPr>
+        <w:t xml:space="preserve">: </w:t>
+      </w:r>
+      <w:r>
+        <w:rPr>
+          <w:b/>
+        </w:rPr>
+        <w:t>Input</w:t>
+      </w:r>
+      <w:r>
+        <w:rPr>
+          <w:b w:val="0"/>
+        </w:rPr>
+        <w:t xml:space="preserve"> = 2, Add 6 predicts = 8, Double predicts = 4.</w:t>
+      </w:r>
+    </w:p>
+    <w:p>
+      <w:pPr>
+        <w:spacing w:line="336" w:lineRule="auto" w:after="180"/>
+      </w:pPr>
+      <w:r>
+        <w:rPr>
+          <w:b w:val="0"/>
+        </w:rPr>
+        <w:t xml:space="preserve">Proposed </w:t>
+      </w:r>
+      <w:r>
+        <w:rPr>
+          <w:b/>
+        </w:rPr>
+        <w:t>input</w:t>
+      </w:r>
+      <w:r>
+        <w:rPr>
+          <w:b w:val="0"/>
+        </w:rPr>
+        <w:t xml:space="preserve">: </w:t>
+      </w:r>
+      <w:r>
+        <w:rPr>
+          <w:b/>
+        </w:rPr>
+        <w:t>Input</w:t>
+      </w:r>
+      <w:r>
+        <w:rPr>
+          <w:b w:val="0"/>
+        </w:rPr>
+        <w:t xml:space="preserve"> = 0, Add 6 predicts = 6, Double predicts = 0.</w:t>
+      </w:r>
+    </w:p>
+    <w:p>
+      <w:pPr>
+        <w:spacing w:line="336" w:lineRule="auto" w:after="180"/>
+        <w:shd w:fill="F5F1FB"/>
+      </w:pPr>
+      <w:r>
+        <w:rPr>
+          <w:b w:val="0"/>
+        </w:rPr>
+        <w:t>Read the labels and values. Explain the relationship the model shows.</w:t>
+      </w:r>
+    </w:p>
+    <w:p>
+      <w:pPr>
+        <w:pStyle w:val="Heading3"/>
+      </w:pPr>
+      <w:r>
+        <w:t>04. Change one thing. Trace what follows.</w:t>
+      </w:r>
+    </w:p>
+    <w:p>
+      <w:r>
+        <w:drawing>
+          <wp:inline xmlns:a="http://schemas.openxmlformats.org/drawingml/2006/main" xmlns:pic="http://schemas.openxmlformats.org/drawingml/2006/picture">
+            <wp:extent cx="5486400" cy="3026664"/>
+            <wp:docPr id="26" name="Picture 26" descr="Original case: This record supports add-6 over doubling for this comparison. Changed condition: Use input 6 again instead of 2. Expected result: Both hypotheses predict 12; the test remains inconclusive. Reason: A revealing test requires different predicted outputs, not merely another recorded run."/>
+            <wp:cNvGraphicFramePr>
+              <a:graphicFrameLocks noChangeAspect="1"/>
+            </wp:cNvGraphicFramePr>
+            <a:graphic>
+              <a:graphicData uri="http://schemas.openxmlformats.org/drawingml/2006/picture">
+                <pic:pic>
+                  <pic:nvPicPr>
+                    <pic:cNvPr id="0" name="academy-story-ai-1-12-04.png"/>
+                    <pic:cNvPicPr/>
+                  </pic:nvPicPr>
+                  <pic:blipFill>
+                    <a:blip r:embed="rId34"/>
+                    <a:stretch>
+                      <a:fillRect/>
+                    </a:stretch>
+                  </pic:blipFill>
+                  <pic:spPr>
+                    <a:xfrm>
+                      <a:off x="0" y="0"/>
+                      <a:ext cx="5486400" cy="3026664"/>
+                    </a:xfrm>
+                    <a:prstGeom prst="rect"/>
+                  </pic:spPr>
+                </pic:pic>
+              </a:graphicData>
+            </a:graphic>
+          </wp:inline>
+        </w:drawing>
+      </w:r>
+    </w:p>
+    <w:p>
+      <w:pPr>
+        <w:spacing w:line="336" w:lineRule="auto" w:after="180"/>
+      </w:pPr>
+      <w:r>
+        <w:rPr>
+          <w:b w:val="0"/>
+        </w:rPr>
+        <w:t xml:space="preserve">Original case: This record supports add-6 over doubling for this comparison. Changed condition: Use </w:t>
+      </w:r>
+      <w:r>
+        <w:rPr>
+          <w:b/>
+        </w:rPr>
+        <w:t>input</w:t>
+      </w:r>
+      <w:r>
+        <w:rPr>
+          <w:b w:val="0"/>
+        </w:rPr>
+        <w:t xml:space="preserve"> 6 again instead of 2. </w:t>
+      </w:r>
+      <w:r>
+        <w:rPr>
+          <w:b/>
+        </w:rPr>
+        <w:t>Expected result</w:t>
+      </w:r>
+      <w:r>
+        <w:rPr>
+          <w:b w:val="0"/>
+        </w:rPr>
+        <w:t>: Both hypotheses predict 12; the test remains inconclusive.</w:t>
+      </w:r>
+    </w:p>
+    <w:p>
+      <w:pPr>
+        <w:spacing w:line="336" w:lineRule="auto" w:after="180"/>
+      </w:pPr>
+      <w:r>
+        <w:rPr>
+          <w:b w:val="0"/>
+        </w:rPr>
+        <w:t xml:space="preserve">Reason: A revealing test requires different predicted </w:t>
+      </w:r>
+      <w:r>
+        <w:rPr>
+          <w:b/>
+        </w:rPr>
+        <w:t>output</w:t>
+      </w:r>
+      <w:r>
+        <w:rPr>
+          <w:b w:val="0"/>
+        </w:rPr>
+        <w:t>s, not merely another recorded run.</w:t>
+      </w:r>
+    </w:p>
+    <w:p>
+      <w:pPr>
+        <w:spacing w:line="336" w:lineRule="auto" w:after="180"/>
+        <w:shd w:fill="F5F1FB"/>
+      </w:pPr>
+      <w:r>
+        <w:rPr>
+          <w:b w:val="0"/>
+        </w:rPr>
+        <w:t>Predict before checking the worked changed-case result. Name what changed and what the supplied facts allow you to conclude.</w:t>
+      </w:r>
+    </w:p>
+    <w:p>
+      <w:pPr>
+        <w:pStyle w:val="Heading3"/>
+      </w:pPr>
+      <w:r>
+        <w:t>05. Connect the explanation to its limit</w:t>
+      </w:r>
+    </w:p>
+    <w:p>
+      <w:r>
+        <w:drawing>
+          <wp:inline xmlns:a="http://schemas.openxmlformats.org/drawingml/2006/main" xmlns:pic="http://schemas.openxmlformats.org/drawingml/2006/picture">
+            <wp:extent cx="5486400" cy="2834640"/>
+            <wp:docPr id="27" name="Picture 27" descr="Repeating input 6 would not separate the two hypotheses because both again predict 12. Input 2 makes their predictions different before the test is run. The second record supports investigating an added constant, but inspecting the instruction is still needed to confirm the implementation. Limit: Two toy hypotheses do not exhaust every possible bug; a matching output alone cannot identify arbitrary hidden code."/>
+            <wp:cNvGraphicFramePr>
+              <a:graphicFrameLocks noChangeAspect="1"/>
+            </wp:cNvGraphicFramePr>
+            <a:graphic>
+              <a:graphicData uri="http://schemas.openxmlformats.org/drawingml/2006/picture">
+                <pic:pic>
+                  <pic:nvPicPr>
+                    <pic:cNvPr id="0" name="academy-story-ai-1-12-05.png"/>
+                    <pic:cNvPicPr/>
+                  </pic:nvPicPr>
+                  <pic:blipFill>
+                    <a:blip r:embed="rId35"/>
+                    <a:stretch>
+                      <a:fillRect/>
+                    </a:stretch>
+                  </pic:blipFill>
+                  <pic:spPr>
+                    <a:xfrm>
+                      <a:off x="0" y="0"/>
+                      <a:ext cx="5486400" cy="2834640"/>
+                    </a:xfrm>
+                    <a:prstGeom prst="rect"/>
+                  </pic:spPr>
+                </pic:pic>
+              </a:graphicData>
+            </a:graphic>
+          </wp:inline>
+        </w:drawing>
+      </w:r>
+    </w:p>
+    <w:p>
+      <w:pPr>
+        <w:spacing w:line="336" w:lineRule="auto" w:after="180"/>
+      </w:pPr>
+      <w:r>
+        <w:rPr>
+          <w:b w:val="0"/>
+        </w:rPr>
+        <w:t xml:space="preserve">Repeating </w:t>
+      </w:r>
+      <w:r>
+        <w:rPr>
+          <w:b/>
+        </w:rPr>
+        <w:t>input</w:t>
+      </w:r>
+      <w:r>
+        <w:rPr>
+          <w:b w:val="0"/>
+        </w:rPr>
+        <w:t xml:space="preserve"> 6 would not separate the two hypotheses because both again predict 12. </w:t>
+      </w:r>
+      <w:r>
+        <w:rPr>
+          <w:b/>
+        </w:rPr>
+        <w:t>Input</w:t>
+      </w:r>
+      <w:r>
+        <w:rPr>
+          <w:b w:val="0"/>
+        </w:rPr>
+        <w:t xml:space="preserve"> 2 makes their </w:t>
+      </w:r>
+      <w:r>
+        <w:rPr>
+          <w:b/>
+        </w:rPr>
+        <w:t>prediction</w:t>
+      </w:r>
+      <w:r>
+        <w:rPr>
+          <w:b w:val="0"/>
+        </w:rPr>
+        <w:t>s different before the test is run.</w:t>
+      </w:r>
+    </w:p>
+    <w:p>
+      <w:pPr>
+        <w:spacing w:line="336" w:lineRule="auto" w:after="180"/>
+      </w:pPr>
+      <w:r>
+        <w:rPr>
+          <w:b w:val="0"/>
+        </w:rPr>
+        <w:t>The second record supports investigating an added constant, but inspecting the instruction is still needed to confirm the implementation.</w:t>
+      </w:r>
+    </w:p>
+    <w:p>
+      <w:pPr>
+        <w:spacing w:line="336" w:lineRule="auto" w:after="180"/>
+      </w:pPr>
+      <w:r>
+        <w:rPr>
+          <w:b w:val="0"/>
+        </w:rPr>
+        <w:t xml:space="preserve">Limit: Two toy hypotheses do not exhaust every possible bug; a matching </w:t>
+      </w:r>
+      <w:r>
+        <w:rPr>
+          <w:b/>
+        </w:rPr>
+        <w:t>output</w:t>
+      </w:r>
+      <w:r>
+        <w:rPr>
+          <w:b w:val="0"/>
+        </w:rPr>
+        <w:t xml:space="preserve"> alone cannot identify arbitrary hidden code.</w:t>
+      </w:r>
+    </w:p>
+    <w:p>
+      <w:pPr>
+        <w:spacing w:line="336" w:lineRule="auto" w:after="180"/>
+        <w:shd w:fill="F5F1FB"/>
+      </w:pPr>
+      <w:r>
+        <w:rPr>
+          <w:b w:val="0"/>
+        </w:rPr>
+        <w:t>Explain the case, then point to a limit on the claim.</w:t>
+      </w:r>
+    </w:p>
+    <w:p>
+      <w:pPr>
+        <w:pStyle w:val="Heading3"/>
+      </w:pPr>
+      <w:r>
+        <w:t>06. Make the idea visible in your project</w:t>
+      </w:r>
+    </w:p>
+    <w:p>
+      <w:r>
+        <w:drawing>
+          <wp:inline xmlns:a="http://schemas.openxmlformats.org/drawingml/2006/main" xmlns:pic="http://schemas.openxmlformats.org/drawingml/2006/picture">
+            <wp:extent cx="5486400" cy="3380232"/>
+            <wp:docPr id="28" name="Picture 28" descr="When the sorter fails, write competing explanations and predicted traces before changing code or instructions. Draw your input, deciding step, result and limit. Supported question: Propose input 0 and give both predicted outputs without inventing an observed result."/>
+            <wp:cNvGraphicFramePr>
+              <a:graphicFrameLocks noChangeAspect="1"/>
+            </wp:cNvGraphicFramePr>
+            <a:graphic>
+              <a:graphicData uri="http://schemas.openxmlformats.org/drawingml/2006/picture">
+                <pic:pic>
+                  <pic:nvPicPr>
+                    <pic:cNvPr id="0" name="academy-story-ai-1-12-06.png"/>
+                    <pic:cNvPicPr/>
+                  </pic:nvPicPr>
+                  <pic:blipFill>
+                    <a:blip r:embed="rId36"/>
+                    <a:stretch>
+                      <a:fillRect/>
+                    </a:stretch>
+                  </pic:blipFill>
+                  <pic:spPr>
+                    <a:xfrm>
+                      <a:off x="0" y="0"/>
+                      <a:ext cx="5486400" cy="3380232"/>
+                    </a:xfrm>
+                    <a:prstGeom prst="rect"/>
+                  </pic:spPr>
+                </pic:pic>
+              </a:graphicData>
+            </a:graphic>
+          </wp:inline>
+        </w:drawing>
+      </w:r>
+    </w:p>
+    <w:p>
+      <w:pPr>
+        <w:spacing w:line="336" w:lineRule="auto" w:after="180"/>
+      </w:pPr>
+      <w:r>
+        <w:rPr>
+          <w:b w:val="0"/>
+        </w:rPr>
+        <w:t xml:space="preserve">When the sorter fails, write competing explanations and predicted </w:t>
+      </w:r>
+      <w:r>
+        <w:rPr>
+          <w:b/>
+        </w:rPr>
+        <w:t>trace</w:t>
+      </w:r>
+      <w:r>
+        <w:rPr>
+          <w:b w:val="0"/>
+        </w:rPr>
+        <w:t xml:space="preserve">s before changing code or instructions. Draw your </w:t>
+      </w:r>
+      <w:r>
+        <w:rPr>
+          <w:b/>
+        </w:rPr>
+        <w:t>input</w:t>
+      </w:r>
+      <w:r>
+        <w:rPr>
+          <w:b w:val="0"/>
+        </w:rPr>
+        <w:t>, deciding step, result and limit.</w:t>
+      </w:r>
+    </w:p>
+    <w:p>
+      <w:pPr>
+        <w:spacing w:line="336" w:lineRule="auto" w:after="180"/>
+      </w:pPr>
+      <w:r>
+        <w:rPr>
+          <w:b w:val="0"/>
+        </w:rPr>
+        <w:t xml:space="preserve">Supported question: Propose </w:t>
+      </w:r>
+      <w:r>
+        <w:rPr>
+          <w:b/>
+        </w:rPr>
+        <w:t>input</w:t>
+      </w:r>
+      <w:r>
+        <w:rPr>
+          <w:b w:val="0"/>
+        </w:rPr>
+        <w:t xml:space="preserve"> 0 and give both predicted </w:t>
+      </w:r>
+      <w:r>
+        <w:rPr>
+          <w:b/>
+        </w:rPr>
+        <w:t>output</w:t>
+      </w:r>
+      <w:r>
+        <w:rPr>
+          <w:b w:val="0"/>
+        </w:rPr>
+        <w:t xml:space="preserve">s without inventing an </w:t>
+      </w:r>
+      <w:r>
+        <w:rPr>
+          <w:b/>
+        </w:rPr>
+        <w:t>observed result</w:t>
+      </w:r>
+      <w:r>
+        <w:rPr>
+          <w:b w:val="0"/>
+        </w:rPr>
+        <w:t>.</w:t>
+      </w:r>
+    </w:p>
+    <w:p>
+      <w:pPr>
+        <w:spacing w:line="336" w:lineRule="auto" w:after="180"/>
+        <w:shd w:fill="F5F1FB"/>
+      </w:pPr>
+      <w:r>
+        <w:rPr>
+          <w:b w:val="0"/>
+        </w:rPr>
+        <w:t xml:space="preserve">Draw your project </w:t>
+      </w:r>
+      <w:r>
+        <w:rPr>
+          <w:b/>
+        </w:rPr>
+        <w:t>trace</w:t>
+      </w:r>
+      <w:r>
+        <w:rPr>
+          <w:b w:val="0"/>
+        </w:rPr>
+        <w:t xml:space="preserve"> and justify the deciding step using </w:t>
+      </w:r>
+      <w:r>
+        <w:rPr>
+          <w:b/>
+        </w:rPr>
+        <w:t>evidence</w:t>
+      </w:r>
+      <w:r>
+        <w:rPr>
+          <w:b w:val="0"/>
+        </w:rPr>
+        <w:t>.</w:t>
       </w:r>
     </w:p>
     <w:sectPr>
